--- a/SDLC_Group1.docx
+++ b/SDLC_Group1.docx
@@ -10385,7 +10385,7 @@
           <w:numId w:val="10"/>
         </w:numPr>
         <w:spacing w:line="360" w:lineRule="auto"/>
-        <w:ind w:left="-142" w:firstLine="425"/>
+        <w:ind w:left="567" w:hanging="141"/>
         <w:jc w:val="both"/>
         <w:rPr>
           <w:rFonts w:ascii="Times New Roman" w:hAnsi="Times New Roman" w:cs="Times New Roman"/>
@@ -12109,18 +12109,8 @@
           <w:sz w:val="24"/>
           <w:szCs w:val="24"/>
         </w:rPr>
-        <w:t xml:space="preserve">: Customer, Admin, dan Payment </w:t>
-      </w:r>
-      <w:proofErr w:type="gramStart"/>
-      <w:r>
-        <w:rPr>
-          <w:rFonts w:ascii="Times New Roman" w:eastAsia="Times New Roman" w:hAnsi="Times New Roman" w:cs="Times New Roman"/>
-          <w:sz w:val="24"/>
-          <w:szCs w:val="24"/>
-        </w:rPr>
-        <w:t>Gateway .</w:t>
-      </w:r>
-      <w:proofErr w:type="gramEnd"/>
+        <w:t>: Customer, Admin, dan Payment Gateway .</w:t>
+      </w:r>
     </w:p>
     <w:p>
       <w:pPr>

--- a/SDLC_Group1.docx
+++ b/SDLC_Group1.docx
@@ -15248,25 +15248,7 @@
           <w:sz w:val="24"/>
           <w:szCs w:val="24"/>
         </w:rPr>
-        <w:t xml:space="preserve"> (</w:t>
-      </w:r>
-      <w:proofErr w:type="spellStart"/>
-      <w:r>
-        <w:rPr>
-          <w:rFonts w:ascii="Times New Roman" w:eastAsia="Times New Roman" w:hAnsi="Times New Roman" w:cs="Times New Roman"/>
-          <w:sz w:val="24"/>
-          <w:szCs w:val="24"/>
-        </w:rPr>
-        <w:t>berbasis</w:t>
-      </w:r>
-      <w:proofErr w:type="spellEnd"/>
-      <w:r>
-        <w:rPr>
-          <w:rFonts w:ascii="Times New Roman" w:eastAsia="Times New Roman" w:hAnsi="Times New Roman" w:cs="Times New Roman"/>
-          <w:sz w:val="24"/>
-          <w:szCs w:val="24"/>
-        </w:rPr>
-        <w:t xml:space="preserve"> Linux + Bun/Docker).</w:t>
+        <w:t xml:space="preserve"> (Linux + Bun/Docker).</w:t>
       </w:r>
     </w:p>
     <w:p>
@@ -18916,24 +18898,6 @@
         </w:rPr>
         <w:t xml:space="preserve"> </w:t>
       </w:r>
-      <w:r>
-        <w:rPr>
-          <w:rFonts w:ascii="Times New Roman" w:hAnsi="Times New Roman" w:cs="Times New Roman"/>
-          <w:b/>
-          <w:bCs/>
-          <w:sz w:val="24"/>
-          <w:szCs w:val="24"/>
-        </w:rPr>
-        <w:t>Gambar 2</w:t>
-      </w:r>
-      <w:r>
-        <w:rPr>
-          <w:rFonts w:ascii="Times New Roman" w:hAnsi="Times New Roman" w:cs="Times New Roman"/>
-          <w:sz w:val="24"/>
-          <w:szCs w:val="24"/>
-        </w:rPr>
-        <w:t xml:space="preserve"> </w:t>
-      </w:r>
       <w:proofErr w:type="spellStart"/>
       <w:r>
         <w:rPr>
@@ -19411,7 +19375,7 @@
     <w:p>
       <w:pPr>
         <w:spacing w:line="360" w:lineRule="auto"/>
-        <w:ind w:left="851"/>
+        <w:ind w:left="851" w:firstLine="589"/>
         <w:jc w:val="both"/>
         <w:rPr>
           <w:rFonts w:ascii="Times New Roman" w:hAnsi="Times New Roman" w:cs="Times New Roman"/>
@@ -20029,7 +19993,7 @@
           <w:sz w:val="24"/>
           <w:szCs w:val="24"/>
         </w:rPr>
-        <w:t>—</w:t>
+        <w:t xml:space="preserve">, </w:t>
       </w:r>
       <w:proofErr w:type="spellStart"/>
       <w:r>
@@ -20586,25 +20550,7 @@
           <w:sz w:val="24"/>
           <w:szCs w:val="24"/>
         </w:rPr>
-        <w:t xml:space="preserve"> (</w:t>
-      </w:r>
-      <w:proofErr w:type="spellStart"/>
-      <w:r>
-        <w:rPr>
-          <w:rFonts w:ascii="Times New Roman" w:hAnsi="Times New Roman" w:cs="Times New Roman"/>
-          <w:sz w:val="24"/>
-          <w:szCs w:val="24"/>
-        </w:rPr>
-        <w:t>berbasis</w:t>
-      </w:r>
-      <w:proofErr w:type="spellEnd"/>
-      <w:r>
-        <w:rPr>
-          <w:rFonts w:ascii="Times New Roman" w:hAnsi="Times New Roman" w:cs="Times New Roman"/>
-          <w:sz w:val="24"/>
-          <w:szCs w:val="24"/>
-        </w:rPr>
-        <w:t xml:space="preserve"> Linux + Bun) </w:t>
+        <w:t xml:space="preserve"> (Linux + Bun) </w:t>
       </w:r>
       <w:proofErr w:type="spellStart"/>
       <w:r>

--- a/SDLC_Group1.docx
+++ b/SDLC_Group1.docx
@@ -12109,8 +12109,18 @@
           <w:sz w:val="24"/>
           <w:szCs w:val="24"/>
         </w:rPr>
-        <w:t>: Customer, Admin, dan Payment Gateway .</w:t>
-      </w:r>
+        <w:t xml:space="preserve">: Customer, Admin, dan Payment </w:t>
+      </w:r>
+      <w:proofErr w:type="gramStart"/>
+      <w:r>
+        <w:rPr>
+          <w:rFonts w:ascii="Times New Roman" w:eastAsia="Times New Roman" w:hAnsi="Times New Roman" w:cs="Times New Roman"/>
+          <w:sz w:val="24"/>
+          <w:szCs w:val="24"/>
+        </w:rPr>
+        <w:t>Gateway .</w:t>
+      </w:r>
+      <w:proofErr w:type="gramEnd"/>
     </w:p>
     <w:p>
       <w:pPr>
@@ -15978,6 +15988,7 @@
           <w:szCs w:val="28"/>
         </w:rPr>
       </w:pPr>
+      <w:proofErr w:type="spellStart"/>
       <w:r>
         <w:rPr>
           <w:rFonts w:ascii="Times New Roman" w:eastAsia="Arial" w:hAnsi="Times New Roman" w:cs="Times New Roman"/>
@@ -15987,9 +15998,9 @@
           <w:sz w:val="28"/>
           <w:szCs w:val="28"/>
         </w:rPr>
-        <w:t xml:space="preserve">Alasan </w:t>
-      </w:r>
-      <w:proofErr w:type="spellStart"/>
+        <w:t>Kelebihan</w:t>
+      </w:r>
+      <w:proofErr w:type="spellEnd"/>
       <w:r>
         <w:rPr>
           <w:rFonts w:ascii="Times New Roman" w:eastAsia="Arial" w:hAnsi="Times New Roman" w:cs="Times New Roman"/>
@@ -15999,9 +16010,9 @@
           <w:sz w:val="28"/>
           <w:szCs w:val="28"/>
         </w:rPr>
-        <w:t>Memilih</w:t>
-      </w:r>
-      <w:proofErr w:type="spellEnd"/>
+        <w:t xml:space="preserve"> </w:t>
+      </w:r>
+      <w:proofErr w:type="spellStart"/>
       <w:r>
         <w:rPr>
           <w:rFonts w:ascii="Times New Roman" w:eastAsia="Arial" w:hAnsi="Times New Roman" w:cs="Times New Roman"/>
@@ -16011,7 +16022,30 @@
           <w:sz w:val="28"/>
           <w:szCs w:val="28"/>
         </w:rPr>
-        <w:t xml:space="preserve"> Waterfall Model</w:t>
+        <w:t>Memilih</w:t>
+      </w:r>
+      <w:proofErr w:type="spellEnd"/>
+      <w:r>
+        <w:rPr>
+          <w:rFonts w:ascii="Times New Roman" w:eastAsia="Arial" w:hAnsi="Times New Roman" w:cs="Times New Roman"/>
+          <w:b/>
+          <w:bCs/>
+          <w:color w:val="auto"/>
+          <w:sz w:val="28"/>
+          <w:szCs w:val="28"/>
+        </w:rPr>
+        <w:t xml:space="preserve"> </w:t>
+      </w:r>
+      <w:r>
+        <w:rPr>
+          <w:rFonts w:ascii="Times New Roman" w:eastAsia="Arial" w:hAnsi="Times New Roman" w:cs="Times New Roman"/>
+          <w:b/>
+          <w:bCs/>
+          <w:color w:val="auto"/>
+          <w:sz w:val="28"/>
+          <w:szCs w:val="28"/>
+        </w:rPr>
+        <w:t>Waterfall Model</w:t>
       </w:r>
     </w:p>
     <w:p>
@@ -17197,7 +17231,7 @@
           <w:ilvl w:val="0"/>
           <w:numId w:val="12"/>
         </w:numPr>
-        <w:spacing w:line="360" w:lineRule="auto"/>
+        <w:spacing w:before="0" w:after="0" w:line="360" w:lineRule="auto"/>
         <w:ind w:left="851"/>
         <w:jc w:val="both"/>
         <w:rPr>
@@ -18242,7 +18276,7 @@
           <w:ilvl w:val="0"/>
           <w:numId w:val="12"/>
         </w:numPr>
-        <w:spacing w:line="360" w:lineRule="auto"/>
+        <w:spacing w:before="0" w:after="0" w:line="360" w:lineRule="auto"/>
         <w:ind w:left="851"/>
         <w:jc w:val="both"/>
         <w:rPr>
@@ -19320,7 +19354,7 @@
           <w:ilvl w:val="0"/>
           <w:numId w:val="12"/>
         </w:numPr>
-        <w:spacing w:line="360" w:lineRule="auto"/>
+        <w:spacing w:before="0" w:after="0" w:line="360" w:lineRule="auto"/>
         <w:ind w:left="851"/>
         <w:jc w:val="both"/>
         <w:rPr>
@@ -20301,7 +20335,7 @@
           <w:ilvl w:val="0"/>
           <w:numId w:val="12"/>
         </w:numPr>
-        <w:spacing w:line="360" w:lineRule="auto"/>
+        <w:spacing w:before="0" w:after="0" w:line="360" w:lineRule="auto"/>
         <w:ind w:left="851"/>
         <w:jc w:val="both"/>
         <w:rPr>
@@ -21327,17 +21361,4919 @@
         <w:t>.</w:t>
       </w:r>
     </w:p>
-    <w:p/>
     <w:p>
       <w:pPr>
-        <w:spacing w:after="160" w:line="360" w:lineRule="auto"/>
-        <w:rPr>
-          <w:rFonts w:ascii="Times New Roman" w:hAnsi="Times New Roman" w:cs="Times New Roman"/>
+        <w:pStyle w:val="Heading1"/>
+        <w:numPr>
+          <w:ilvl w:val="0"/>
+          <w:numId w:val="11"/>
+        </w:numPr>
+        <w:spacing w:before="0" w:after="0" w:line="360" w:lineRule="auto"/>
+        <w:ind w:left="426"/>
+        <w:jc w:val="both"/>
+        <w:rPr>
+          <w:rFonts w:ascii="Times New Roman" w:eastAsia="Arial" w:hAnsi="Times New Roman" w:cs="Times New Roman"/>
+          <w:b/>
+          <w:bCs/>
+          <w:color w:val="auto"/>
+          <w:sz w:val="28"/>
+          <w:szCs w:val="28"/>
         </w:rPr>
       </w:pPr>
-      <w:r>
-        <w:rPr>
-          <w:rFonts w:ascii="Times New Roman" w:hAnsi="Times New Roman" w:cs="Times New Roman"/>
+      <w:proofErr w:type="spellStart"/>
+      <w:r>
+        <w:rPr>
+          <w:rFonts w:ascii="Times New Roman" w:eastAsia="Arial" w:hAnsi="Times New Roman" w:cs="Times New Roman"/>
+          <w:b/>
+          <w:bCs/>
+          <w:color w:val="auto"/>
+          <w:sz w:val="28"/>
+          <w:szCs w:val="28"/>
+        </w:rPr>
+        <w:t>Ke</w:t>
+      </w:r>
+      <w:r>
+        <w:rPr>
+          <w:rFonts w:ascii="Times New Roman" w:eastAsia="Arial" w:hAnsi="Times New Roman" w:cs="Times New Roman"/>
+          <w:b/>
+          <w:bCs/>
+          <w:color w:val="auto"/>
+          <w:sz w:val="28"/>
+          <w:szCs w:val="28"/>
+        </w:rPr>
+        <w:t>kurangan</w:t>
+      </w:r>
+      <w:proofErr w:type="spellEnd"/>
+      <w:r>
+        <w:rPr>
+          <w:rFonts w:ascii="Times New Roman" w:eastAsia="Arial" w:hAnsi="Times New Roman" w:cs="Times New Roman"/>
+          <w:b/>
+          <w:bCs/>
+          <w:color w:val="auto"/>
+          <w:sz w:val="28"/>
+          <w:szCs w:val="28"/>
+        </w:rPr>
+        <w:t xml:space="preserve"> </w:t>
+      </w:r>
+      <w:proofErr w:type="spellStart"/>
+      <w:r>
+        <w:rPr>
+          <w:rFonts w:ascii="Times New Roman" w:eastAsia="Arial" w:hAnsi="Times New Roman" w:cs="Times New Roman"/>
+          <w:b/>
+          <w:bCs/>
+          <w:color w:val="auto"/>
+          <w:sz w:val="28"/>
+          <w:szCs w:val="28"/>
+        </w:rPr>
+        <w:t>Memilih</w:t>
+      </w:r>
+      <w:proofErr w:type="spellEnd"/>
+      <w:r>
+        <w:rPr>
+          <w:rFonts w:ascii="Times New Roman" w:eastAsia="Arial" w:hAnsi="Times New Roman" w:cs="Times New Roman"/>
+          <w:b/>
+          <w:bCs/>
+          <w:color w:val="auto"/>
+          <w:sz w:val="28"/>
+          <w:szCs w:val="28"/>
+        </w:rPr>
+        <w:t xml:space="preserve"> Waterfall Model</w:t>
+      </w:r>
+    </w:p>
+    <w:p>
+      <w:pPr>
+        <w:pStyle w:val="Heading2"/>
+        <w:numPr>
+          <w:ilvl w:val="0"/>
+          <w:numId w:val="13"/>
+        </w:numPr>
+        <w:spacing w:before="0" w:after="0" w:line="360" w:lineRule="auto"/>
+        <w:ind w:left="851"/>
+        <w:jc w:val="both"/>
+        <w:rPr>
+          <w:rFonts w:ascii="Times New Roman" w:hAnsi="Times New Roman" w:cs="Times New Roman"/>
+          <w:color w:val="auto"/>
+          <w:sz w:val="24"/>
+          <w:szCs w:val="24"/>
+        </w:rPr>
+      </w:pPr>
+      <w:r>
+        <w:rPr>
+          <w:rFonts w:ascii="Times New Roman" w:hAnsi="Times New Roman" w:cs="Times New Roman"/>
+          <w:color w:val="auto"/>
+          <w:sz w:val="24"/>
+          <w:szCs w:val="24"/>
+        </w:rPr>
+        <w:t xml:space="preserve">Tidak </w:t>
+      </w:r>
+      <w:proofErr w:type="spellStart"/>
+      <w:r>
+        <w:rPr>
+          <w:rFonts w:ascii="Times New Roman" w:hAnsi="Times New Roman" w:cs="Times New Roman"/>
+          <w:color w:val="auto"/>
+          <w:sz w:val="24"/>
+          <w:szCs w:val="24"/>
+        </w:rPr>
+        <w:t>Fleksibel</w:t>
+      </w:r>
+      <w:proofErr w:type="spellEnd"/>
+      <w:r>
+        <w:rPr>
+          <w:rFonts w:ascii="Times New Roman" w:hAnsi="Times New Roman" w:cs="Times New Roman"/>
+          <w:color w:val="auto"/>
+          <w:sz w:val="24"/>
+          <w:szCs w:val="24"/>
+        </w:rPr>
+        <w:t xml:space="preserve"> </w:t>
+      </w:r>
+      <w:proofErr w:type="spellStart"/>
+      <w:r>
+        <w:rPr>
+          <w:rFonts w:ascii="Times New Roman" w:hAnsi="Times New Roman" w:cs="Times New Roman"/>
+          <w:color w:val="auto"/>
+          <w:sz w:val="24"/>
+          <w:szCs w:val="24"/>
+        </w:rPr>
+        <w:t>terhadap</w:t>
+      </w:r>
+      <w:proofErr w:type="spellEnd"/>
+      <w:r>
+        <w:rPr>
+          <w:rFonts w:ascii="Times New Roman" w:hAnsi="Times New Roman" w:cs="Times New Roman"/>
+          <w:color w:val="auto"/>
+          <w:sz w:val="24"/>
+          <w:szCs w:val="24"/>
+        </w:rPr>
+        <w:t xml:space="preserve"> </w:t>
+      </w:r>
+      <w:proofErr w:type="spellStart"/>
+      <w:r>
+        <w:rPr>
+          <w:rFonts w:ascii="Times New Roman" w:hAnsi="Times New Roman" w:cs="Times New Roman"/>
+          <w:color w:val="auto"/>
+          <w:sz w:val="24"/>
+          <w:szCs w:val="24"/>
+        </w:rPr>
+        <w:t>Perubahan</w:t>
+      </w:r>
+      <w:proofErr w:type="spellEnd"/>
+      <w:r>
+        <w:rPr>
+          <w:rFonts w:ascii="Times New Roman" w:hAnsi="Times New Roman" w:cs="Times New Roman"/>
+          <w:color w:val="auto"/>
+          <w:sz w:val="24"/>
+          <w:szCs w:val="24"/>
+        </w:rPr>
+        <w:t xml:space="preserve"> </w:t>
+      </w:r>
+      <w:proofErr w:type="spellStart"/>
+      <w:r>
+        <w:rPr>
+          <w:rFonts w:ascii="Times New Roman" w:hAnsi="Times New Roman" w:cs="Times New Roman"/>
+          <w:color w:val="auto"/>
+          <w:sz w:val="24"/>
+          <w:szCs w:val="24"/>
+        </w:rPr>
+        <w:t>Kebutuhan</w:t>
+      </w:r>
+      <w:proofErr w:type="spellEnd"/>
+      <w:r>
+        <w:rPr>
+          <w:rFonts w:ascii="Times New Roman" w:hAnsi="Times New Roman" w:cs="Times New Roman"/>
+          <w:color w:val="auto"/>
+          <w:sz w:val="24"/>
+          <w:szCs w:val="24"/>
+        </w:rPr>
+        <w:t xml:space="preserve"> </w:t>
+      </w:r>
+    </w:p>
+    <w:p>
+      <w:pPr>
+        <w:spacing w:line="360" w:lineRule="auto"/>
+        <w:ind w:left="851" w:firstLine="589"/>
+        <w:jc w:val="both"/>
+        <w:rPr>
+          <w:rFonts w:ascii="Times New Roman" w:hAnsi="Times New Roman" w:cs="Times New Roman"/>
+          <w:sz w:val="24"/>
+          <w:szCs w:val="24"/>
+        </w:rPr>
+      </w:pPr>
+      <w:r>
+        <w:rPr>
+          <w:rFonts w:ascii="Times New Roman" w:hAnsi="Times New Roman" w:cs="Times New Roman"/>
+          <w:sz w:val="24"/>
+          <w:szCs w:val="24"/>
+        </w:rPr>
+        <w:t xml:space="preserve">Waterfall Model </w:t>
+      </w:r>
+      <w:proofErr w:type="spellStart"/>
+      <w:r>
+        <w:rPr>
+          <w:rFonts w:ascii="Times New Roman" w:hAnsi="Times New Roman" w:cs="Times New Roman"/>
+          <w:sz w:val="24"/>
+          <w:szCs w:val="24"/>
+        </w:rPr>
+        <w:t>tidak</w:t>
+      </w:r>
+      <w:proofErr w:type="spellEnd"/>
+      <w:r>
+        <w:rPr>
+          <w:rFonts w:ascii="Times New Roman" w:hAnsi="Times New Roman" w:cs="Times New Roman"/>
+          <w:sz w:val="24"/>
+          <w:szCs w:val="24"/>
+        </w:rPr>
+        <w:t xml:space="preserve"> </w:t>
+      </w:r>
+      <w:proofErr w:type="spellStart"/>
+      <w:r>
+        <w:rPr>
+          <w:rFonts w:ascii="Times New Roman" w:hAnsi="Times New Roman" w:cs="Times New Roman"/>
+          <w:sz w:val="24"/>
+          <w:szCs w:val="24"/>
+        </w:rPr>
+        <w:t>mengakomodasi</w:t>
+      </w:r>
+      <w:proofErr w:type="spellEnd"/>
+      <w:r>
+        <w:rPr>
+          <w:rFonts w:ascii="Times New Roman" w:hAnsi="Times New Roman" w:cs="Times New Roman"/>
+          <w:sz w:val="24"/>
+          <w:szCs w:val="24"/>
+        </w:rPr>
+        <w:t xml:space="preserve"> </w:t>
+      </w:r>
+      <w:proofErr w:type="spellStart"/>
+      <w:r>
+        <w:rPr>
+          <w:rFonts w:ascii="Times New Roman" w:hAnsi="Times New Roman" w:cs="Times New Roman"/>
+          <w:sz w:val="24"/>
+          <w:szCs w:val="24"/>
+        </w:rPr>
+        <w:t>perubahan</w:t>
+      </w:r>
+      <w:proofErr w:type="spellEnd"/>
+      <w:r>
+        <w:rPr>
+          <w:rFonts w:ascii="Times New Roman" w:hAnsi="Times New Roman" w:cs="Times New Roman"/>
+          <w:sz w:val="24"/>
+          <w:szCs w:val="24"/>
+        </w:rPr>
+        <w:t xml:space="preserve"> </w:t>
+      </w:r>
+      <w:proofErr w:type="spellStart"/>
+      <w:r>
+        <w:rPr>
+          <w:rFonts w:ascii="Times New Roman" w:hAnsi="Times New Roman" w:cs="Times New Roman"/>
+          <w:sz w:val="24"/>
+          <w:szCs w:val="24"/>
+        </w:rPr>
+        <w:t>kebutuhan</w:t>
+      </w:r>
+      <w:proofErr w:type="spellEnd"/>
+      <w:r>
+        <w:rPr>
+          <w:rFonts w:ascii="Times New Roman" w:hAnsi="Times New Roman" w:cs="Times New Roman"/>
+          <w:sz w:val="24"/>
+          <w:szCs w:val="24"/>
+        </w:rPr>
+        <w:t xml:space="preserve"> </w:t>
+      </w:r>
+      <w:proofErr w:type="spellStart"/>
+      <w:r>
+        <w:rPr>
+          <w:rFonts w:ascii="Times New Roman" w:hAnsi="Times New Roman" w:cs="Times New Roman"/>
+          <w:sz w:val="24"/>
+          <w:szCs w:val="24"/>
+        </w:rPr>
+        <w:t>setelah</w:t>
+      </w:r>
+      <w:proofErr w:type="spellEnd"/>
+      <w:r>
+        <w:rPr>
+          <w:rFonts w:ascii="Times New Roman" w:hAnsi="Times New Roman" w:cs="Times New Roman"/>
+          <w:sz w:val="24"/>
+          <w:szCs w:val="24"/>
+        </w:rPr>
+        <w:t xml:space="preserve"> </w:t>
+      </w:r>
+      <w:proofErr w:type="spellStart"/>
+      <w:r>
+        <w:rPr>
+          <w:rFonts w:ascii="Times New Roman" w:hAnsi="Times New Roman" w:cs="Times New Roman"/>
+          <w:sz w:val="24"/>
+          <w:szCs w:val="24"/>
+        </w:rPr>
+        <w:t>fase</w:t>
+      </w:r>
+      <w:proofErr w:type="spellEnd"/>
+      <w:r>
+        <w:rPr>
+          <w:rFonts w:ascii="Times New Roman" w:hAnsi="Times New Roman" w:cs="Times New Roman"/>
+          <w:sz w:val="24"/>
+          <w:szCs w:val="24"/>
+        </w:rPr>
+        <w:t xml:space="preserve"> </w:t>
+      </w:r>
+      <w:r>
+        <w:rPr>
+          <w:rFonts w:ascii="Times New Roman" w:hAnsi="Times New Roman" w:cs="Times New Roman"/>
+          <w:i/>
+          <w:iCs/>
+          <w:sz w:val="24"/>
+          <w:szCs w:val="24"/>
+        </w:rPr>
+        <w:t>Requirements Analysis</w:t>
+      </w:r>
+      <w:r>
+        <w:rPr>
+          <w:rFonts w:ascii="Times New Roman" w:hAnsi="Times New Roman" w:cs="Times New Roman"/>
+          <w:sz w:val="24"/>
+          <w:szCs w:val="24"/>
+        </w:rPr>
+        <w:t xml:space="preserve"> </w:t>
+      </w:r>
+      <w:proofErr w:type="spellStart"/>
+      <w:r>
+        <w:rPr>
+          <w:rFonts w:ascii="Times New Roman" w:hAnsi="Times New Roman" w:cs="Times New Roman"/>
+          <w:sz w:val="24"/>
+          <w:szCs w:val="24"/>
+        </w:rPr>
+        <w:t>selesai</w:t>
+      </w:r>
+      <w:proofErr w:type="spellEnd"/>
+      <w:r>
+        <w:rPr>
+          <w:rFonts w:ascii="Times New Roman" w:hAnsi="Times New Roman" w:cs="Times New Roman"/>
+          <w:sz w:val="24"/>
+          <w:szCs w:val="24"/>
+        </w:rPr>
+        <w:t xml:space="preserve">. </w:t>
+      </w:r>
+      <w:proofErr w:type="spellStart"/>
+      <w:r>
+        <w:rPr>
+          <w:rFonts w:ascii="Times New Roman" w:hAnsi="Times New Roman" w:cs="Times New Roman"/>
+          <w:sz w:val="24"/>
+          <w:szCs w:val="24"/>
+        </w:rPr>
+        <w:t>Apabila</w:t>
+      </w:r>
+      <w:proofErr w:type="spellEnd"/>
+      <w:r>
+        <w:rPr>
+          <w:rFonts w:ascii="Times New Roman" w:hAnsi="Times New Roman" w:cs="Times New Roman"/>
+          <w:sz w:val="24"/>
+          <w:szCs w:val="24"/>
+        </w:rPr>
+        <w:t xml:space="preserve"> di </w:t>
+      </w:r>
+      <w:proofErr w:type="spellStart"/>
+      <w:r>
+        <w:rPr>
+          <w:rFonts w:ascii="Times New Roman" w:hAnsi="Times New Roman" w:cs="Times New Roman"/>
+          <w:sz w:val="24"/>
+          <w:szCs w:val="24"/>
+        </w:rPr>
+        <w:t>tengah</w:t>
+      </w:r>
+      <w:proofErr w:type="spellEnd"/>
+      <w:r>
+        <w:rPr>
+          <w:rFonts w:ascii="Times New Roman" w:hAnsi="Times New Roman" w:cs="Times New Roman"/>
+          <w:sz w:val="24"/>
+          <w:szCs w:val="24"/>
+        </w:rPr>
+        <w:t xml:space="preserve"> proses </w:t>
+      </w:r>
+      <w:proofErr w:type="spellStart"/>
+      <w:r>
+        <w:rPr>
+          <w:rFonts w:ascii="Times New Roman" w:hAnsi="Times New Roman" w:cs="Times New Roman"/>
+          <w:sz w:val="24"/>
+          <w:szCs w:val="24"/>
+        </w:rPr>
+        <w:t>pengembangan</w:t>
+      </w:r>
+      <w:proofErr w:type="spellEnd"/>
+      <w:r>
+        <w:rPr>
+          <w:rFonts w:ascii="Times New Roman" w:hAnsi="Times New Roman" w:cs="Times New Roman"/>
+          <w:sz w:val="24"/>
+          <w:szCs w:val="24"/>
+        </w:rPr>
+        <w:t xml:space="preserve"> </w:t>
+      </w:r>
+      <w:proofErr w:type="spellStart"/>
+      <w:r>
+        <w:rPr>
+          <w:rFonts w:ascii="Times New Roman" w:hAnsi="Times New Roman" w:cs="Times New Roman"/>
+          <w:sz w:val="24"/>
+          <w:szCs w:val="24"/>
+        </w:rPr>
+        <w:t>ditemukan</w:t>
+      </w:r>
+      <w:proofErr w:type="spellEnd"/>
+      <w:r>
+        <w:rPr>
+          <w:rFonts w:ascii="Times New Roman" w:hAnsi="Times New Roman" w:cs="Times New Roman"/>
+          <w:sz w:val="24"/>
+          <w:szCs w:val="24"/>
+        </w:rPr>
+        <w:t xml:space="preserve"> </w:t>
+      </w:r>
+      <w:proofErr w:type="spellStart"/>
+      <w:r>
+        <w:rPr>
+          <w:rFonts w:ascii="Times New Roman" w:hAnsi="Times New Roman" w:cs="Times New Roman"/>
+          <w:sz w:val="24"/>
+          <w:szCs w:val="24"/>
+        </w:rPr>
+        <w:t>kebutuhan</w:t>
+      </w:r>
+      <w:proofErr w:type="spellEnd"/>
+      <w:r>
+        <w:rPr>
+          <w:rFonts w:ascii="Times New Roman" w:hAnsi="Times New Roman" w:cs="Times New Roman"/>
+          <w:sz w:val="24"/>
+          <w:szCs w:val="24"/>
+        </w:rPr>
+        <w:t xml:space="preserve"> </w:t>
+      </w:r>
+      <w:proofErr w:type="spellStart"/>
+      <w:r>
+        <w:rPr>
+          <w:rFonts w:ascii="Times New Roman" w:hAnsi="Times New Roman" w:cs="Times New Roman"/>
+          <w:sz w:val="24"/>
+          <w:szCs w:val="24"/>
+        </w:rPr>
+        <w:t>baru</w:t>
+      </w:r>
+      <w:proofErr w:type="spellEnd"/>
+      <w:r>
+        <w:rPr>
+          <w:rFonts w:ascii="Times New Roman" w:hAnsi="Times New Roman" w:cs="Times New Roman"/>
+          <w:sz w:val="24"/>
+          <w:szCs w:val="24"/>
+        </w:rPr>
+        <w:t xml:space="preserve"> </w:t>
+      </w:r>
+      <w:proofErr w:type="spellStart"/>
+      <w:r>
+        <w:rPr>
+          <w:rFonts w:ascii="Times New Roman" w:hAnsi="Times New Roman" w:cs="Times New Roman"/>
+          <w:sz w:val="24"/>
+          <w:szCs w:val="24"/>
+        </w:rPr>
+        <w:t>atau</w:t>
+      </w:r>
+      <w:proofErr w:type="spellEnd"/>
+      <w:r>
+        <w:rPr>
+          <w:rFonts w:ascii="Times New Roman" w:hAnsi="Times New Roman" w:cs="Times New Roman"/>
+          <w:sz w:val="24"/>
+          <w:szCs w:val="24"/>
+        </w:rPr>
+        <w:t xml:space="preserve"> </w:t>
+      </w:r>
+      <w:proofErr w:type="spellStart"/>
+      <w:r>
+        <w:rPr>
+          <w:rFonts w:ascii="Times New Roman" w:hAnsi="Times New Roman" w:cs="Times New Roman"/>
+          <w:sz w:val="24"/>
+          <w:szCs w:val="24"/>
+        </w:rPr>
+        <w:t>terjadi</w:t>
+      </w:r>
+      <w:proofErr w:type="spellEnd"/>
+      <w:r>
+        <w:rPr>
+          <w:rFonts w:ascii="Times New Roman" w:hAnsi="Times New Roman" w:cs="Times New Roman"/>
+          <w:sz w:val="24"/>
+          <w:szCs w:val="24"/>
+        </w:rPr>
+        <w:t xml:space="preserve"> </w:t>
+      </w:r>
+      <w:proofErr w:type="spellStart"/>
+      <w:r>
+        <w:rPr>
+          <w:rFonts w:ascii="Times New Roman" w:hAnsi="Times New Roman" w:cs="Times New Roman"/>
+          <w:sz w:val="24"/>
+          <w:szCs w:val="24"/>
+        </w:rPr>
+        <w:t>perubahan</w:t>
+      </w:r>
+      <w:proofErr w:type="spellEnd"/>
+      <w:r>
+        <w:rPr>
+          <w:rFonts w:ascii="Times New Roman" w:hAnsi="Times New Roman" w:cs="Times New Roman"/>
+          <w:sz w:val="24"/>
+          <w:szCs w:val="24"/>
+        </w:rPr>
+        <w:t xml:space="preserve"> </w:t>
+      </w:r>
+      <w:proofErr w:type="spellStart"/>
+      <w:r>
+        <w:rPr>
+          <w:rFonts w:ascii="Times New Roman" w:hAnsi="Times New Roman" w:cs="Times New Roman"/>
+          <w:sz w:val="24"/>
+          <w:szCs w:val="24"/>
+        </w:rPr>
+        <w:t>dari</w:t>
+      </w:r>
+      <w:proofErr w:type="spellEnd"/>
+      <w:r>
+        <w:rPr>
+          <w:rFonts w:ascii="Times New Roman" w:hAnsi="Times New Roman" w:cs="Times New Roman"/>
+          <w:sz w:val="24"/>
+          <w:szCs w:val="24"/>
+        </w:rPr>
+        <w:t xml:space="preserve"> </w:t>
+      </w:r>
+      <w:proofErr w:type="spellStart"/>
+      <w:r>
+        <w:rPr>
+          <w:rFonts w:ascii="Times New Roman" w:hAnsi="Times New Roman" w:cs="Times New Roman"/>
+          <w:sz w:val="24"/>
+          <w:szCs w:val="24"/>
+        </w:rPr>
+        <w:t>pihak</w:t>
+      </w:r>
+      <w:proofErr w:type="spellEnd"/>
+      <w:r>
+        <w:rPr>
+          <w:rFonts w:ascii="Times New Roman" w:hAnsi="Times New Roman" w:cs="Times New Roman"/>
+          <w:sz w:val="24"/>
+          <w:szCs w:val="24"/>
+        </w:rPr>
+        <w:t xml:space="preserve"> </w:t>
+      </w:r>
+      <w:r>
+        <w:rPr>
+          <w:rFonts w:ascii="Times New Roman" w:hAnsi="Times New Roman" w:cs="Times New Roman"/>
+          <w:i/>
+          <w:iCs/>
+          <w:sz w:val="24"/>
+          <w:szCs w:val="24"/>
+        </w:rPr>
+        <w:t>owner</w:t>
+      </w:r>
+      <w:r>
+        <w:rPr>
+          <w:rFonts w:ascii="Times New Roman" w:hAnsi="Times New Roman" w:cs="Times New Roman"/>
+          <w:sz w:val="24"/>
+          <w:szCs w:val="24"/>
+        </w:rPr>
+        <w:t xml:space="preserve">, </w:t>
+      </w:r>
+      <w:proofErr w:type="spellStart"/>
+      <w:r>
+        <w:rPr>
+          <w:rFonts w:ascii="Times New Roman" w:hAnsi="Times New Roman" w:cs="Times New Roman"/>
+          <w:sz w:val="24"/>
+          <w:szCs w:val="24"/>
+        </w:rPr>
+        <w:t>seluruh</w:t>
+      </w:r>
+      <w:proofErr w:type="spellEnd"/>
+      <w:r>
+        <w:rPr>
+          <w:rFonts w:ascii="Times New Roman" w:hAnsi="Times New Roman" w:cs="Times New Roman"/>
+          <w:sz w:val="24"/>
+          <w:szCs w:val="24"/>
+        </w:rPr>
+        <w:t xml:space="preserve"> </w:t>
+      </w:r>
+      <w:proofErr w:type="spellStart"/>
+      <w:r>
+        <w:rPr>
+          <w:rFonts w:ascii="Times New Roman" w:hAnsi="Times New Roman" w:cs="Times New Roman"/>
+          <w:sz w:val="24"/>
+          <w:szCs w:val="24"/>
+        </w:rPr>
+        <w:t>fase</w:t>
+      </w:r>
+      <w:proofErr w:type="spellEnd"/>
+      <w:r>
+        <w:rPr>
+          <w:rFonts w:ascii="Times New Roman" w:hAnsi="Times New Roman" w:cs="Times New Roman"/>
+          <w:sz w:val="24"/>
+          <w:szCs w:val="24"/>
+        </w:rPr>
+        <w:t xml:space="preserve"> </w:t>
+      </w:r>
+      <w:proofErr w:type="spellStart"/>
+      <w:r>
+        <w:rPr>
+          <w:rFonts w:ascii="Times New Roman" w:hAnsi="Times New Roman" w:cs="Times New Roman"/>
+          <w:sz w:val="24"/>
+          <w:szCs w:val="24"/>
+        </w:rPr>
+        <w:t>sebelumnya</w:t>
+      </w:r>
+      <w:proofErr w:type="spellEnd"/>
+      <w:r>
+        <w:rPr>
+          <w:rFonts w:ascii="Times New Roman" w:hAnsi="Times New Roman" w:cs="Times New Roman"/>
+          <w:sz w:val="24"/>
+          <w:szCs w:val="24"/>
+        </w:rPr>
+        <w:t xml:space="preserve"> </w:t>
+      </w:r>
+      <w:proofErr w:type="spellStart"/>
+      <w:r>
+        <w:rPr>
+          <w:rFonts w:ascii="Times New Roman" w:hAnsi="Times New Roman" w:cs="Times New Roman"/>
+          <w:sz w:val="24"/>
+          <w:szCs w:val="24"/>
+        </w:rPr>
+        <w:t>harus</w:t>
+      </w:r>
+      <w:proofErr w:type="spellEnd"/>
+      <w:r>
+        <w:rPr>
+          <w:rFonts w:ascii="Times New Roman" w:hAnsi="Times New Roman" w:cs="Times New Roman"/>
+          <w:sz w:val="24"/>
+          <w:szCs w:val="24"/>
+        </w:rPr>
+        <w:t xml:space="preserve"> </w:t>
+      </w:r>
+      <w:proofErr w:type="spellStart"/>
+      <w:r>
+        <w:rPr>
+          <w:rFonts w:ascii="Times New Roman" w:hAnsi="Times New Roman" w:cs="Times New Roman"/>
+          <w:sz w:val="24"/>
+          <w:szCs w:val="24"/>
+        </w:rPr>
+        <w:t>ditinjau</w:t>
+      </w:r>
+      <w:proofErr w:type="spellEnd"/>
+      <w:r>
+        <w:rPr>
+          <w:rFonts w:ascii="Times New Roman" w:hAnsi="Times New Roman" w:cs="Times New Roman"/>
+          <w:sz w:val="24"/>
+          <w:szCs w:val="24"/>
+        </w:rPr>
+        <w:t xml:space="preserve"> </w:t>
+      </w:r>
+      <w:proofErr w:type="spellStart"/>
+      <w:r>
+        <w:rPr>
+          <w:rFonts w:ascii="Times New Roman" w:hAnsi="Times New Roman" w:cs="Times New Roman"/>
+          <w:sz w:val="24"/>
+          <w:szCs w:val="24"/>
+        </w:rPr>
+        <w:t>ulang</w:t>
+      </w:r>
+      <w:proofErr w:type="spellEnd"/>
+      <w:r>
+        <w:rPr>
+          <w:rFonts w:ascii="Times New Roman" w:hAnsi="Times New Roman" w:cs="Times New Roman"/>
+          <w:sz w:val="24"/>
+          <w:szCs w:val="24"/>
+        </w:rPr>
+        <w:t xml:space="preserve">, yang </w:t>
+      </w:r>
+      <w:proofErr w:type="spellStart"/>
+      <w:r>
+        <w:rPr>
+          <w:rFonts w:ascii="Times New Roman" w:hAnsi="Times New Roman" w:cs="Times New Roman"/>
+          <w:sz w:val="24"/>
+          <w:szCs w:val="24"/>
+        </w:rPr>
+        <w:t>berpotensi</w:t>
+      </w:r>
+      <w:proofErr w:type="spellEnd"/>
+      <w:r>
+        <w:rPr>
+          <w:rFonts w:ascii="Times New Roman" w:hAnsi="Times New Roman" w:cs="Times New Roman"/>
+          <w:sz w:val="24"/>
+          <w:szCs w:val="24"/>
+        </w:rPr>
+        <w:t xml:space="preserve"> </w:t>
+      </w:r>
+      <w:proofErr w:type="spellStart"/>
+      <w:r>
+        <w:rPr>
+          <w:rFonts w:ascii="Times New Roman" w:hAnsi="Times New Roman" w:cs="Times New Roman"/>
+          <w:sz w:val="24"/>
+          <w:szCs w:val="24"/>
+        </w:rPr>
+        <w:t>menimbulkan</w:t>
+      </w:r>
+      <w:proofErr w:type="spellEnd"/>
+      <w:r>
+        <w:rPr>
+          <w:rFonts w:ascii="Times New Roman" w:hAnsi="Times New Roman" w:cs="Times New Roman"/>
+          <w:sz w:val="24"/>
+          <w:szCs w:val="24"/>
+        </w:rPr>
+        <w:t xml:space="preserve"> </w:t>
+      </w:r>
+      <w:proofErr w:type="spellStart"/>
+      <w:r>
+        <w:rPr>
+          <w:rFonts w:ascii="Times New Roman" w:hAnsi="Times New Roman" w:cs="Times New Roman"/>
+          <w:sz w:val="24"/>
+          <w:szCs w:val="24"/>
+        </w:rPr>
+        <w:t>pembengkakan</w:t>
+      </w:r>
+      <w:proofErr w:type="spellEnd"/>
+      <w:r>
+        <w:rPr>
+          <w:rFonts w:ascii="Times New Roman" w:hAnsi="Times New Roman" w:cs="Times New Roman"/>
+          <w:sz w:val="24"/>
+          <w:szCs w:val="24"/>
+        </w:rPr>
+        <w:t xml:space="preserve"> </w:t>
+      </w:r>
+      <w:proofErr w:type="spellStart"/>
+      <w:r>
+        <w:rPr>
+          <w:rFonts w:ascii="Times New Roman" w:hAnsi="Times New Roman" w:cs="Times New Roman"/>
+          <w:sz w:val="24"/>
+          <w:szCs w:val="24"/>
+        </w:rPr>
+        <w:t>waktu</w:t>
+      </w:r>
+      <w:proofErr w:type="spellEnd"/>
+      <w:r>
+        <w:rPr>
+          <w:rFonts w:ascii="Times New Roman" w:hAnsi="Times New Roman" w:cs="Times New Roman"/>
+          <w:sz w:val="24"/>
+          <w:szCs w:val="24"/>
+        </w:rPr>
+        <w:t xml:space="preserve"> dan </w:t>
+      </w:r>
+      <w:proofErr w:type="spellStart"/>
+      <w:r>
+        <w:rPr>
+          <w:rFonts w:ascii="Times New Roman" w:hAnsi="Times New Roman" w:cs="Times New Roman"/>
+          <w:sz w:val="24"/>
+          <w:szCs w:val="24"/>
+        </w:rPr>
+        <w:t>biaya</w:t>
+      </w:r>
+      <w:proofErr w:type="spellEnd"/>
+      <w:r>
+        <w:rPr>
+          <w:rFonts w:ascii="Times New Roman" w:hAnsi="Times New Roman" w:cs="Times New Roman"/>
+          <w:sz w:val="24"/>
+          <w:szCs w:val="24"/>
+        </w:rPr>
+        <w:t xml:space="preserve">. </w:t>
+      </w:r>
+      <w:proofErr w:type="spellStart"/>
+      <w:r>
+        <w:rPr>
+          <w:rFonts w:ascii="Times New Roman" w:hAnsi="Times New Roman" w:cs="Times New Roman"/>
+          <w:sz w:val="24"/>
+          <w:szCs w:val="24"/>
+        </w:rPr>
+        <w:t>Dalam</w:t>
+      </w:r>
+      <w:proofErr w:type="spellEnd"/>
+      <w:r>
+        <w:rPr>
+          <w:rFonts w:ascii="Times New Roman" w:hAnsi="Times New Roman" w:cs="Times New Roman"/>
+          <w:sz w:val="24"/>
+          <w:szCs w:val="24"/>
+        </w:rPr>
+        <w:t xml:space="preserve"> </w:t>
+      </w:r>
+      <w:proofErr w:type="spellStart"/>
+      <w:r>
+        <w:rPr>
+          <w:rFonts w:ascii="Times New Roman" w:hAnsi="Times New Roman" w:cs="Times New Roman"/>
+          <w:sz w:val="24"/>
+          <w:szCs w:val="24"/>
+        </w:rPr>
+        <w:t>proyek</w:t>
+      </w:r>
+      <w:proofErr w:type="spellEnd"/>
+      <w:r>
+        <w:rPr>
+          <w:rFonts w:ascii="Times New Roman" w:hAnsi="Times New Roman" w:cs="Times New Roman"/>
+          <w:sz w:val="24"/>
+          <w:szCs w:val="24"/>
+        </w:rPr>
+        <w:t xml:space="preserve"> </w:t>
+      </w:r>
+      <w:proofErr w:type="spellStart"/>
+      <w:r>
+        <w:rPr>
+          <w:rFonts w:ascii="Times New Roman" w:hAnsi="Times New Roman" w:cs="Times New Roman"/>
+          <w:sz w:val="24"/>
+          <w:szCs w:val="24"/>
+        </w:rPr>
+        <w:t>ini</w:t>
+      </w:r>
+      <w:proofErr w:type="spellEnd"/>
+      <w:r>
+        <w:rPr>
+          <w:rFonts w:ascii="Times New Roman" w:hAnsi="Times New Roman" w:cs="Times New Roman"/>
+          <w:sz w:val="24"/>
+          <w:szCs w:val="24"/>
+        </w:rPr>
+        <w:t xml:space="preserve">, </w:t>
+      </w:r>
+      <w:proofErr w:type="spellStart"/>
+      <w:r>
+        <w:rPr>
+          <w:rFonts w:ascii="Times New Roman" w:hAnsi="Times New Roman" w:cs="Times New Roman"/>
+          <w:sz w:val="24"/>
+          <w:szCs w:val="24"/>
+        </w:rPr>
+        <w:t>risiko</w:t>
+      </w:r>
+      <w:proofErr w:type="spellEnd"/>
+      <w:r>
+        <w:rPr>
+          <w:rFonts w:ascii="Times New Roman" w:hAnsi="Times New Roman" w:cs="Times New Roman"/>
+          <w:sz w:val="24"/>
+          <w:szCs w:val="24"/>
+        </w:rPr>
+        <w:t xml:space="preserve"> </w:t>
+      </w:r>
+      <w:proofErr w:type="spellStart"/>
+      <w:r>
+        <w:rPr>
+          <w:rFonts w:ascii="Times New Roman" w:hAnsi="Times New Roman" w:cs="Times New Roman"/>
+          <w:sz w:val="24"/>
+          <w:szCs w:val="24"/>
+        </w:rPr>
+        <w:t>tersebut</w:t>
+      </w:r>
+      <w:proofErr w:type="spellEnd"/>
+      <w:r>
+        <w:rPr>
+          <w:rFonts w:ascii="Times New Roman" w:hAnsi="Times New Roman" w:cs="Times New Roman"/>
+          <w:sz w:val="24"/>
+          <w:szCs w:val="24"/>
+        </w:rPr>
+        <w:t xml:space="preserve"> </w:t>
+      </w:r>
+      <w:proofErr w:type="spellStart"/>
+      <w:r>
+        <w:rPr>
+          <w:rFonts w:ascii="Times New Roman" w:hAnsi="Times New Roman" w:cs="Times New Roman"/>
+          <w:sz w:val="24"/>
+          <w:szCs w:val="24"/>
+        </w:rPr>
+        <w:t>dimitigasi</w:t>
+      </w:r>
+      <w:proofErr w:type="spellEnd"/>
+      <w:r>
+        <w:rPr>
+          <w:rFonts w:ascii="Times New Roman" w:hAnsi="Times New Roman" w:cs="Times New Roman"/>
+          <w:sz w:val="24"/>
+          <w:szCs w:val="24"/>
+        </w:rPr>
+        <w:t xml:space="preserve"> </w:t>
+      </w:r>
+      <w:proofErr w:type="spellStart"/>
+      <w:r>
+        <w:rPr>
+          <w:rFonts w:ascii="Times New Roman" w:hAnsi="Times New Roman" w:cs="Times New Roman"/>
+          <w:sz w:val="24"/>
+          <w:szCs w:val="24"/>
+        </w:rPr>
+        <w:t>dengan</w:t>
+      </w:r>
+      <w:proofErr w:type="spellEnd"/>
+      <w:r>
+        <w:rPr>
+          <w:rFonts w:ascii="Times New Roman" w:hAnsi="Times New Roman" w:cs="Times New Roman"/>
+          <w:sz w:val="24"/>
+          <w:szCs w:val="24"/>
+        </w:rPr>
+        <w:t xml:space="preserve"> </w:t>
+      </w:r>
+      <w:proofErr w:type="spellStart"/>
+      <w:r>
+        <w:rPr>
+          <w:rFonts w:ascii="Times New Roman" w:hAnsi="Times New Roman" w:cs="Times New Roman"/>
+          <w:sz w:val="24"/>
+          <w:szCs w:val="24"/>
+        </w:rPr>
+        <w:t>memastikan</w:t>
+      </w:r>
+      <w:proofErr w:type="spellEnd"/>
+      <w:r>
+        <w:rPr>
+          <w:rFonts w:ascii="Times New Roman" w:hAnsi="Times New Roman" w:cs="Times New Roman"/>
+          <w:sz w:val="24"/>
+          <w:szCs w:val="24"/>
+        </w:rPr>
+        <w:t xml:space="preserve"> </w:t>
+      </w:r>
+      <w:proofErr w:type="spellStart"/>
+      <w:r>
+        <w:rPr>
+          <w:rFonts w:ascii="Times New Roman" w:hAnsi="Times New Roman" w:cs="Times New Roman"/>
+          <w:sz w:val="24"/>
+          <w:szCs w:val="24"/>
+        </w:rPr>
+        <w:t>seluruh</w:t>
+      </w:r>
+      <w:proofErr w:type="spellEnd"/>
+      <w:r>
+        <w:rPr>
+          <w:rFonts w:ascii="Times New Roman" w:hAnsi="Times New Roman" w:cs="Times New Roman"/>
+          <w:sz w:val="24"/>
+          <w:szCs w:val="24"/>
+        </w:rPr>
+        <w:t xml:space="preserve"> </w:t>
+      </w:r>
+      <w:proofErr w:type="spellStart"/>
+      <w:r>
+        <w:rPr>
+          <w:rFonts w:ascii="Times New Roman" w:hAnsi="Times New Roman" w:cs="Times New Roman"/>
+          <w:sz w:val="24"/>
+          <w:szCs w:val="24"/>
+        </w:rPr>
+        <w:t>kebutuhan</w:t>
+      </w:r>
+      <w:proofErr w:type="spellEnd"/>
+      <w:r>
+        <w:rPr>
+          <w:rFonts w:ascii="Times New Roman" w:hAnsi="Times New Roman" w:cs="Times New Roman"/>
+          <w:sz w:val="24"/>
+          <w:szCs w:val="24"/>
+        </w:rPr>
+        <w:t xml:space="preserve"> </w:t>
+      </w:r>
+      <w:proofErr w:type="spellStart"/>
+      <w:r>
+        <w:rPr>
+          <w:rFonts w:ascii="Times New Roman" w:hAnsi="Times New Roman" w:cs="Times New Roman"/>
+          <w:sz w:val="24"/>
+          <w:szCs w:val="24"/>
+        </w:rPr>
+        <w:t>terdokumentasi</w:t>
+      </w:r>
+      <w:proofErr w:type="spellEnd"/>
+      <w:r>
+        <w:rPr>
+          <w:rFonts w:ascii="Times New Roman" w:hAnsi="Times New Roman" w:cs="Times New Roman"/>
+          <w:sz w:val="24"/>
+          <w:szCs w:val="24"/>
+        </w:rPr>
+        <w:t xml:space="preserve"> </w:t>
+      </w:r>
+      <w:proofErr w:type="spellStart"/>
+      <w:r>
+        <w:rPr>
+          <w:rFonts w:ascii="Times New Roman" w:hAnsi="Times New Roman" w:cs="Times New Roman"/>
+          <w:sz w:val="24"/>
+          <w:szCs w:val="24"/>
+        </w:rPr>
+        <w:t>secara</w:t>
+      </w:r>
+      <w:proofErr w:type="spellEnd"/>
+      <w:r>
+        <w:rPr>
+          <w:rFonts w:ascii="Times New Roman" w:hAnsi="Times New Roman" w:cs="Times New Roman"/>
+          <w:sz w:val="24"/>
+          <w:szCs w:val="24"/>
+        </w:rPr>
+        <w:t xml:space="preserve"> </w:t>
+      </w:r>
+      <w:proofErr w:type="spellStart"/>
+      <w:r>
+        <w:rPr>
+          <w:rFonts w:ascii="Times New Roman" w:hAnsi="Times New Roman" w:cs="Times New Roman"/>
+          <w:sz w:val="24"/>
+          <w:szCs w:val="24"/>
+        </w:rPr>
+        <w:t>lengkap</w:t>
+      </w:r>
+      <w:proofErr w:type="spellEnd"/>
+      <w:r>
+        <w:rPr>
+          <w:rFonts w:ascii="Times New Roman" w:hAnsi="Times New Roman" w:cs="Times New Roman"/>
+          <w:sz w:val="24"/>
+          <w:szCs w:val="24"/>
+        </w:rPr>
+        <w:t xml:space="preserve"> </w:t>
+      </w:r>
+      <w:proofErr w:type="spellStart"/>
+      <w:r>
+        <w:rPr>
+          <w:rFonts w:ascii="Times New Roman" w:hAnsi="Times New Roman" w:cs="Times New Roman"/>
+          <w:sz w:val="24"/>
+          <w:szCs w:val="24"/>
+        </w:rPr>
+        <w:t>dalam</w:t>
+      </w:r>
+      <w:proofErr w:type="spellEnd"/>
+      <w:r>
+        <w:rPr>
+          <w:rFonts w:ascii="Times New Roman" w:hAnsi="Times New Roman" w:cs="Times New Roman"/>
+          <w:sz w:val="24"/>
+          <w:szCs w:val="24"/>
+        </w:rPr>
+        <w:t xml:space="preserve"> SRS </w:t>
+      </w:r>
+      <w:proofErr w:type="spellStart"/>
+      <w:r>
+        <w:rPr>
+          <w:rFonts w:ascii="Times New Roman" w:hAnsi="Times New Roman" w:cs="Times New Roman"/>
+          <w:sz w:val="24"/>
+          <w:szCs w:val="24"/>
+        </w:rPr>
+        <w:t>sebelum</w:t>
+      </w:r>
+      <w:proofErr w:type="spellEnd"/>
+      <w:r>
+        <w:rPr>
+          <w:rFonts w:ascii="Times New Roman" w:hAnsi="Times New Roman" w:cs="Times New Roman"/>
+          <w:sz w:val="24"/>
+          <w:szCs w:val="24"/>
+        </w:rPr>
+        <w:t xml:space="preserve"> </w:t>
+      </w:r>
+      <w:proofErr w:type="spellStart"/>
+      <w:r>
+        <w:rPr>
+          <w:rFonts w:ascii="Times New Roman" w:hAnsi="Times New Roman" w:cs="Times New Roman"/>
+          <w:sz w:val="24"/>
+          <w:szCs w:val="24"/>
+        </w:rPr>
+        <w:t>fase</w:t>
+      </w:r>
+      <w:proofErr w:type="spellEnd"/>
+      <w:r>
+        <w:rPr>
+          <w:rFonts w:ascii="Times New Roman" w:hAnsi="Times New Roman" w:cs="Times New Roman"/>
+          <w:sz w:val="24"/>
+          <w:szCs w:val="24"/>
+        </w:rPr>
+        <w:t xml:space="preserve"> </w:t>
+      </w:r>
+      <w:proofErr w:type="spellStart"/>
+      <w:r>
+        <w:rPr>
+          <w:rFonts w:ascii="Times New Roman" w:hAnsi="Times New Roman" w:cs="Times New Roman"/>
+          <w:sz w:val="24"/>
+          <w:szCs w:val="24"/>
+        </w:rPr>
+        <w:t>desain</w:t>
+      </w:r>
+      <w:proofErr w:type="spellEnd"/>
+      <w:r>
+        <w:rPr>
+          <w:rFonts w:ascii="Times New Roman" w:hAnsi="Times New Roman" w:cs="Times New Roman"/>
+          <w:sz w:val="24"/>
+          <w:szCs w:val="24"/>
+        </w:rPr>
+        <w:t xml:space="preserve"> </w:t>
+      </w:r>
+      <w:proofErr w:type="spellStart"/>
+      <w:r>
+        <w:rPr>
+          <w:rFonts w:ascii="Times New Roman" w:hAnsi="Times New Roman" w:cs="Times New Roman"/>
+          <w:sz w:val="24"/>
+          <w:szCs w:val="24"/>
+        </w:rPr>
+        <w:t>dimulai</w:t>
+      </w:r>
+      <w:proofErr w:type="spellEnd"/>
+      <w:r>
+        <w:rPr>
+          <w:rFonts w:ascii="Times New Roman" w:hAnsi="Times New Roman" w:cs="Times New Roman"/>
+          <w:sz w:val="24"/>
+          <w:szCs w:val="24"/>
+        </w:rPr>
+        <w:t>.</w:t>
+      </w:r>
+    </w:p>
+    <w:p>
+      <w:pPr>
+        <w:pStyle w:val="Heading2"/>
+        <w:numPr>
+          <w:ilvl w:val="0"/>
+          <w:numId w:val="13"/>
+        </w:numPr>
+        <w:spacing w:before="0" w:after="0" w:line="360" w:lineRule="auto"/>
+        <w:ind w:left="851"/>
+        <w:jc w:val="both"/>
+        <w:rPr>
+          <w:rFonts w:ascii="Times New Roman" w:hAnsi="Times New Roman" w:cs="Times New Roman"/>
+          <w:color w:val="auto"/>
+          <w:sz w:val="24"/>
+          <w:szCs w:val="24"/>
+        </w:rPr>
+      </w:pPr>
+      <w:proofErr w:type="spellStart"/>
+      <w:r>
+        <w:rPr>
+          <w:rFonts w:ascii="Times New Roman" w:hAnsi="Times New Roman" w:cs="Times New Roman"/>
+          <w:color w:val="auto"/>
+          <w:sz w:val="24"/>
+          <w:szCs w:val="24"/>
+        </w:rPr>
+        <w:t>Produk</w:t>
+      </w:r>
+      <w:proofErr w:type="spellEnd"/>
+      <w:r>
+        <w:rPr>
+          <w:rFonts w:ascii="Times New Roman" w:hAnsi="Times New Roman" w:cs="Times New Roman"/>
+          <w:color w:val="auto"/>
+          <w:sz w:val="24"/>
+          <w:szCs w:val="24"/>
+        </w:rPr>
+        <w:t xml:space="preserve"> Baru </w:t>
+      </w:r>
+      <w:proofErr w:type="spellStart"/>
+      <w:r>
+        <w:rPr>
+          <w:rFonts w:ascii="Times New Roman" w:hAnsi="Times New Roman" w:cs="Times New Roman"/>
+          <w:color w:val="auto"/>
+          <w:sz w:val="24"/>
+          <w:szCs w:val="24"/>
+        </w:rPr>
+        <w:t>Terlihat</w:t>
+      </w:r>
+      <w:proofErr w:type="spellEnd"/>
+      <w:r>
+        <w:rPr>
+          <w:rFonts w:ascii="Times New Roman" w:hAnsi="Times New Roman" w:cs="Times New Roman"/>
+          <w:color w:val="auto"/>
+          <w:sz w:val="24"/>
+          <w:szCs w:val="24"/>
+        </w:rPr>
+        <w:t xml:space="preserve"> di Akhir </w:t>
+      </w:r>
+      <w:proofErr w:type="spellStart"/>
+      <w:r>
+        <w:rPr>
+          <w:rFonts w:ascii="Times New Roman" w:hAnsi="Times New Roman" w:cs="Times New Roman"/>
+          <w:color w:val="auto"/>
+          <w:sz w:val="24"/>
+          <w:szCs w:val="24"/>
+        </w:rPr>
+        <w:t>Siklus</w:t>
+      </w:r>
+      <w:proofErr w:type="spellEnd"/>
+    </w:p>
+    <w:p>
+      <w:pPr>
+        <w:spacing w:line="360" w:lineRule="auto"/>
+        <w:ind w:left="851" w:firstLine="589"/>
+        <w:jc w:val="both"/>
+        <w:rPr>
+          <w:rFonts w:ascii="Times New Roman" w:hAnsi="Times New Roman" w:cs="Times New Roman"/>
+          <w:sz w:val="24"/>
+          <w:szCs w:val="24"/>
+        </w:rPr>
+      </w:pPr>
+      <w:r>
+        <w:rPr>
+          <w:rFonts w:ascii="Times New Roman" w:hAnsi="Times New Roman" w:cs="Times New Roman"/>
+          <w:sz w:val="24"/>
+          <w:szCs w:val="24"/>
+        </w:rPr>
+        <w:t xml:space="preserve">Pada Waterfall Model, </w:t>
+      </w:r>
+      <w:proofErr w:type="spellStart"/>
+      <w:r>
+        <w:rPr>
+          <w:rFonts w:ascii="Times New Roman" w:hAnsi="Times New Roman" w:cs="Times New Roman"/>
+          <w:sz w:val="24"/>
+          <w:szCs w:val="24"/>
+        </w:rPr>
+        <w:t>produk</w:t>
+      </w:r>
+      <w:proofErr w:type="spellEnd"/>
+      <w:r>
+        <w:rPr>
+          <w:rFonts w:ascii="Times New Roman" w:hAnsi="Times New Roman" w:cs="Times New Roman"/>
+          <w:sz w:val="24"/>
+          <w:szCs w:val="24"/>
+        </w:rPr>
+        <w:t xml:space="preserve"> </w:t>
+      </w:r>
+      <w:proofErr w:type="spellStart"/>
+      <w:r>
+        <w:rPr>
+          <w:rFonts w:ascii="Times New Roman" w:hAnsi="Times New Roman" w:cs="Times New Roman"/>
+          <w:sz w:val="24"/>
+          <w:szCs w:val="24"/>
+        </w:rPr>
+        <w:t>fungsional</w:t>
+      </w:r>
+      <w:proofErr w:type="spellEnd"/>
+      <w:r>
+        <w:rPr>
+          <w:rFonts w:ascii="Times New Roman" w:hAnsi="Times New Roman" w:cs="Times New Roman"/>
+          <w:sz w:val="24"/>
+          <w:szCs w:val="24"/>
+        </w:rPr>
+        <w:t xml:space="preserve"> </w:t>
+      </w:r>
+      <w:proofErr w:type="spellStart"/>
+      <w:r>
+        <w:rPr>
+          <w:rFonts w:ascii="Times New Roman" w:hAnsi="Times New Roman" w:cs="Times New Roman"/>
+          <w:sz w:val="24"/>
+          <w:szCs w:val="24"/>
+        </w:rPr>
+        <w:t>baru</w:t>
+      </w:r>
+      <w:proofErr w:type="spellEnd"/>
+      <w:r>
+        <w:rPr>
+          <w:rFonts w:ascii="Times New Roman" w:hAnsi="Times New Roman" w:cs="Times New Roman"/>
+          <w:sz w:val="24"/>
+          <w:szCs w:val="24"/>
+        </w:rPr>
+        <w:t xml:space="preserve"> </w:t>
+      </w:r>
+      <w:proofErr w:type="spellStart"/>
+      <w:r>
+        <w:rPr>
+          <w:rFonts w:ascii="Times New Roman" w:hAnsi="Times New Roman" w:cs="Times New Roman"/>
+          <w:sz w:val="24"/>
+          <w:szCs w:val="24"/>
+        </w:rPr>
+        <w:t>dapat</w:t>
+      </w:r>
+      <w:proofErr w:type="spellEnd"/>
+      <w:r>
+        <w:rPr>
+          <w:rFonts w:ascii="Times New Roman" w:hAnsi="Times New Roman" w:cs="Times New Roman"/>
+          <w:sz w:val="24"/>
+          <w:szCs w:val="24"/>
+        </w:rPr>
+        <w:t xml:space="preserve"> </w:t>
+      </w:r>
+      <w:proofErr w:type="spellStart"/>
+      <w:r>
+        <w:rPr>
+          <w:rFonts w:ascii="Times New Roman" w:hAnsi="Times New Roman" w:cs="Times New Roman"/>
+          <w:sz w:val="24"/>
+          <w:szCs w:val="24"/>
+        </w:rPr>
+        <w:t>dilihat</w:t>
+      </w:r>
+      <w:proofErr w:type="spellEnd"/>
+      <w:r>
+        <w:rPr>
+          <w:rFonts w:ascii="Times New Roman" w:hAnsi="Times New Roman" w:cs="Times New Roman"/>
+          <w:sz w:val="24"/>
+          <w:szCs w:val="24"/>
+        </w:rPr>
+        <w:t xml:space="preserve"> dan </w:t>
+      </w:r>
+      <w:proofErr w:type="spellStart"/>
+      <w:r>
+        <w:rPr>
+          <w:rFonts w:ascii="Times New Roman" w:hAnsi="Times New Roman" w:cs="Times New Roman"/>
+          <w:sz w:val="24"/>
+          <w:szCs w:val="24"/>
+        </w:rPr>
+        <w:t>dievaluasi</w:t>
+      </w:r>
+      <w:proofErr w:type="spellEnd"/>
+      <w:r>
+        <w:rPr>
+          <w:rFonts w:ascii="Times New Roman" w:hAnsi="Times New Roman" w:cs="Times New Roman"/>
+          <w:sz w:val="24"/>
+          <w:szCs w:val="24"/>
+        </w:rPr>
+        <w:t xml:space="preserve"> oleh </w:t>
+      </w:r>
+      <w:proofErr w:type="spellStart"/>
+      <w:r>
+        <w:rPr>
+          <w:rFonts w:ascii="Times New Roman" w:hAnsi="Times New Roman" w:cs="Times New Roman"/>
+          <w:sz w:val="24"/>
+          <w:szCs w:val="24"/>
+        </w:rPr>
+        <w:t>pengguna</w:t>
+      </w:r>
+      <w:proofErr w:type="spellEnd"/>
+      <w:r>
+        <w:rPr>
+          <w:rFonts w:ascii="Times New Roman" w:hAnsi="Times New Roman" w:cs="Times New Roman"/>
+          <w:sz w:val="24"/>
+          <w:szCs w:val="24"/>
+        </w:rPr>
+        <w:t xml:space="preserve"> pada </w:t>
+      </w:r>
+      <w:proofErr w:type="spellStart"/>
+      <w:r>
+        <w:rPr>
+          <w:rFonts w:ascii="Times New Roman" w:hAnsi="Times New Roman" w:cs="Times New Roman"/>
+          <w:sz w:val="24"/>
+          <w:szCs w:val="24"/>
+        </w:rPr>
+        <w:t>fase</w:t>
+      </w:r>
+      <w:proofErr w:type="spellEnd"/>
+      <w:r>
+        <w:rPr>
+          <w:rFonts w:ascii="Times New Roman" w:hAnsi="Times New Roman" w:cs="Times New Roman"/>
+          <w:sz w:val="24"/>
+          <w:szCs w:val="24"/>
+        </w:rPr>
+        <w:t xml:space="preserve"> </w:t>
+      </w:r>
+      <w:r>
+        <w:rPr>
+          <w:rFonts w:ascii="Times New Roman" w:hAnsi="Times New Roman" w:cs="Times New Roman"/>
+          <w:i/>
+          <w:iCs/>
+          <w:sz w:val="24"/>
+          <w:szCs w:val="24"/>
+        </w:rPr>
+        <w:t>Deployment</w:t>
+      </w:r>
+      <w:r>
+        <w:rPr>
+          <w:rFonts w:ascii="Times New Roman" w:hAnsi="Times New Roman" w:cs="Times New Roman"/>
+          <w:sz w:val="24"/>
+          <w:szCs w:val="24"/>
+        </w:rPr>
+        <w:t xml:space="preserve">, </w:t>
+      </w:r>
+      <w:proofErr w:type="spellStart"/>
+      <w:r>
+        <w:rPr>
+          <w:rFonts w:ascii="Times New Roman" w:hAnsi="Times New Roman" w:cs="Times New Roman"/>
+          <w:sz w:val="24"/>
+          <w:szCs w:val="24"/>
+        </w:rPr>
+        <w:t>yaitu</w:t>
+      </w:r>
+      <w:proofErr w:type="spellEnd"/>
+      <w:r>
+        <w:rPr>
+          <w:rFonts w:ascii="Times New Roman" w:hAnsi="Times New Roman" w:cs="Times New Roman"/>
+          <w:sz w:val="24"/>
+          <w:szCs w:val="24"/>
+        </w:rPr>
+        <w:t xml:space="preserve"> di </w:t>
+      </w:r>
+      <w:proofErr w:type="spellStart"/>
+      <w:r>
+        <w:rPr>
+          <w:rFonts w:ascii="Times New Roman" w:hAnsi="Times New Roman" w:cs="Times New Roman"/>
+          <w:sz w:val="24"/>
+          <w:szCs w:val="24"/>
+        </w:rPr>
+        <w:t>penghujung</w:t>
+      </w:r>
+      <w:proofErr w:type="spellEnd"/>
+      <w:r>
+        <w:rPr>
+          <w:rFonts w:ascii="Times New Roman" w:hAnsi="Times New Roman" w:cs="Times New Roman"/>
+          <w:sz w:val="24"/>
+          <w:szCs w:val="24"/>
+        </w:rPr>
+        <w:t xml:space="preserve"> </w:t>
+      </w:r>
+      <w:proofErr w:type="spellStart"/>
+      <w:r>
+        <w:rPr>
+          <w:rFonts w:ascii="Times New Roman" w:hAnsi="Times New Roman" w:cs="Times New Roman"/>
+          <w:sz w:val="24"/>
+          <w:szCs w:val="24"/>
+        </w:rPr>
+        <w:t>siklus</w:t>
+      </w:r>
+      <w:proofErr w:type="spellEnd"/>
+      <w:r>
+        <w:rPr>
+          <w:rFonts w:ascii="Times New Roman" w:hAnsi="Times New Roman" w:cs="Times New Roman"/>
+          <w:sz w:val="24"/>
+          <w:szCs w:val="24"/>
+        </w:rPr>
+        <w:t xml:space="preserve"> </w:t>
+      </w:r>
+      <w:proofErr w:type="spellStart"/>
+      <w:r>
+        <w:rPr>
+          <w:rFonts w:ascii="Times New Roman" w:hAnsi="Times New Roman" w:cs="Times New Roman"/>
+          <w:sz w:val="24"/>
+          <w:szCs w:val="24"/>
+        </w:rPr>
+        <w:t>pengembangan</w:t>
+      </w:r>
+      <w:proofErr w:type="spellEnd"/>
+      <w:r>
+        <w:rPr>
+          <w:rFonts w:ascii="Times New Roman" w:hAnsi="Times New Roman" w:cs="Times New Roman"/>
+          <w:sz w:val="24"/>
+          <w:szCs w:val="24"/>
+        </w:rPr>
+        <w:t xml:space="preserve">. Hal </w:t>
+      </w:r>
+      <w:proofErr w:type="spellStart"/>
+      <w:r>
+        <w:rPr>
+          <w:rFonts w:ascii="Times New Roman" w:hAnsi="Times New Roman" w:cs="Times New Roman"/>
+          <w:sz w:val="24"/>
+          <w:szCs w:val="24"/>
+        </w:rPr>
+        <w:t>ini</w:t>
+      </w:r>
+      <w:proofErr w:type="spellEnd"/>
+      <w:r>
+        <w:rPr>
+          <w:rFonts w:ascii="Times New Roman" w:hAnsi="Times New Roman" w:cs="Times New Roman"/>
+          <w:sz w:val="24"/>
+          <w:szCs w:val="24"/>
+        </w:rPr>
+        <w:t xml:space="preserve"> </w:t>
+      </w:r>
+      <w:proofErr w:type="spellStart"/>
+      <w:r>
+        <w:rPr>
+          <w:rFonts w:ascii="Times New Roman" w:hAnsi="Times New Roman" w:cs="Times New Roman"/>
+          <w:sz w:val="24"/>
+          <w:szCs w:val="24"/>
+        </w:rPr>
+        <w:t>berbeda</w:t>
+      </w:r>
+      <w:proofErr w:type="spellEnd"/>
+      <w:r>
+        <w:rPr>
+          <w:rFonts w:ascii="Times New Roman" w:hAnsi="Times New Roman" w:cs="Times New Roman"/>
+          <w:sz w:val="24"/>
+          <w:szCs w:val="24"/>
+        </w:rPr>
+        <w:t xml:space="preserve"> </w:t>
+      </w:r>
+      <w:proofErr w:type="spellStart"/>
+      <w:r>
+        <w:rPr>
+          <w:rFonts w:ascii="Times New Roman" w:hAnsi="Times New Roman" w:cs="Times New Roman"/>
+          <w:sz w:val="24"/>
+          <w:szCs w:val="24"/>
+        </w:rPr>
+        <w:t>dengan</w:t>
+      </w:r>
+      <w:proofErr w:type="spellEnd"/>
+      <w:r>
+        <w:rPr>
+          <w:rFonts w:ascii="Times New Roman" w:hAnsi="Times New Roman" w:cs="Times New Roman"/>
+          <w:sz w:val="24"/>
+          <w:szCs w:val="24"/>
+        </w:rPr>
+        <w:t xml:space="preserve"> </w:t>
+      </w:r>
+      <w:proofErr w:type="spellStart"/>
+      <w:r>
+        <w:rPr>
+          <w:rFonts w:ascii="Times New Roman" w:hAnsi="Times New Roman" w:cs="Times New Roman"/>
+          <w:sz w:val="24"/>
+          <w:szCs w:val="24"/>
+        </w:rPr>
+        <w:t>pendekatan</w:t>
+      </w:r>
+      <w:proofErr w:type="spellEnd"/>
+      <w:r>
+        <w:rPr>
+          <w:rFonts w:ascii="Times New Roman" w:hAnsi="Times New Roman" w:cs="Times New Roman"/>
+          <w:sz w:val="24"/>
+          <w:szCs w:val="24"/>
+        </w:rPr>
+        <w:t xml:space="preserve"> </w:t>
+      </w:r>
+      <w:proofErr w:type="spellStart"/>
+      <w:r>
+        <w:rPr>
+          <w:rFonts w:ascii="Times New Roman" w:hAnsi="Times New Roman" w:cs="Times New Roman"/>
+          <w:sz w:val="24"/>
+          <w:szCs w:val="24"/>
+        </w:rPr>
+        <w:t>iteratif</w:t>
+      </w:r>
+      <w:proofErr w:type="spellEnd"/>
+      <w:r>
+        <w:rPr>
+          <w:rFonts w:ascii="Times New Roman" w:hAnsi="Times New Roman" w:cs="Times New Roman"/>
+          <w:sz w:val="24"/>
+          <w:szCs w:val="24"/>
+        </w:rPr>
+        <w:t xml:space="preserve"> yang </w:t>
+      </w:r>
+      <w:proofErr w:type="spellStart"/>
+      <w:r>
+        <w:rPr>
+          <w:rFonts w:ascii="Times New Roman" w:hAnsi="Times New Roman" w:cs="Times New Roman"/>
+          <w:sz w:val="24"/>
+          <w:szCs w:val="24"/>
+        </w:rPr>
+        <w:t>menghasilkan</w:t>
+      </w:r>
+      <w:proofErr w:type="spellEnd"/>
+      <w:r>
+        <w:rPr>
+          <w:rFonts w:ascii="Times New Roman" w:hAnsi="Times New Roman" w:cs="Times New Roman"/>
+          <w:sz w:val="24"/>
+          <w:szCs w:val="24"/>
+        </w:rPr>
+        <w:t xml:space="preserve"> </w:t>
+      </w:r>
+      <w:r>
+        <w:rPr>
+          <w:rFonts w:ascii="Times New Roman" w:hAnsi="Times New Roman" w:cs="Times New Roman"/>
+          <w:i/>
+          <w:iCs/>
+          <w:sz w:val="24"/>
+          <w:szCs w:val="24"/>
+        </w:rPr>
+        <w:t>increment</w:t>
+      </w:r>
+      <w:r>
+        <w:rPr>
+          <w:rFonts w:ascii="Times New Roman" w:hAnsi="Times New Roman" w:cs="Times New Roman"/>
+          <w:sz w:val="24"/>
+          <w:szCs w:val="24"/>
+        </w:rPr>
+        <w:t xml:space="preserve"> </w:t>
+      </w:r>
+      <w:proofErr w:type="spellStart"/>
+      <w:r>
+        <w:rPr>
+          <w:rFonts w:ascii="Times New Roman" w:hAnsi="Times New Roman" w:cs="Times New Roman"/>
+          <w:sz w:val="24"/>
+          <w:szCs w:val="24"/>
+        </w:rPr>
+        <w:t>produk</w:t>
+      </w:r>
+      <w:proofErr w:type="spellEnd"/>
+      <w:r>
+        <w:rPr>
+          <w:rFonts w:ascii="Times New Roman" w:hAnsi="Times New Roman" w:cs="Times New Roman"/>
+          <w:sz w:val="24"/>
+          <w:szCs w:val="24"/>
+        </w:rPr>
+        <w:t xml:space="preserve"> </w:t>
+      </w:r>
+      <w:proofErr w:type="spellStart"/>
+      <w:r>
+        <w:rPr>
+          <w:rFonts w:ascii="Times New Roman" w:hAnsi="Times New Roman" w:cs="Times New Roman"/>
+          <w:sz w:val="24"/>
+          <w:szCs w:val="24"/>
+        </w:rPr>
+        <w:t>secara</w:t>
+      </w:r>
+      <w:proofErr w:type="spellEnd"/>
+      <w:r>
+        <w:rPr>
+          <w:rFonts w:ascii="Times New Roman" w:hAnsi="Times New Roman" w:cs="Times New Roman"/>
+          <w:sz w:val="24"/>
+          <w:szCs w:val="24"/>
+        </w:rPr>
+        <w:t xml:space="preserve"> </w:t>
+      </w:r>
+      <w:proofErr w:type="spellStart"/>
+      <w:r>
+        <w:rPr>
+          <w:rFonts w:ascii="Times New Roman" w:hAnsi="Times New Roman" w:cs="Times New Roman"/>
+          <w:sz w:val="24"/>
+          <w:szCs w:val="24"/>
+        </w:rPr>
+        <w:t>berkala</w:t>
+      </w:r>
+      <w:proofErr w:type="spellEnd"/>
+      <w:r>
+        <w:rPr>
+          <w:rFonts w:ascii="Times New Roman" w:hAnsi="Times New Roman" w:cs="Times New Roman"/>
+          <w:sz w:val="24"/>
+          <w:szCs w:val="24"/>
+        </w:rPr>
+        <w:t xml:space="preserve">. </w:t>
+      </w:r>
+      <w:proofErr w:type="spellStart"/>
+      <w:r>
+        <w:rPr>
+          <w:rFonts w:ascii="Times New Roman" w:hAnsi="Times New Roman" w:cs="Times New Roman"/>
+          <w:sz w:val="24"/>
+          <w:szCs w:val="24"/>
+        </w:rPr>
+        <w:t>Implikasinya</w:t>
+      </w:r>
+      <w:proofErr w:type="spellEnd"/>
+      <w:r>
+        <w:rPr>
+          <w:rFonts w:ascii="Times New Roman" w:hAnsi="Times New Roman" w:cs="Times New Roman"/>
+          <w:sz w:val="24"/>
+          <w:szCs w:val="24"/>
+        </w:rPr>
+        <w:t xml:space="preserve">, </w:t>
+      </w:r>
+      <w:proofErr w:type="spellStart"/>
+      <w:r>
+        <w:rPr>
+          <w:rFonts w:ascii="Times New Roman" w:hAnsi="Times New Roman" w:cs="Times New Roman"/>
+          <w:sz w:val="24"/>
+          <w:szCs w:val="24"/>
+        </w:rPr>
+        <w:t>jika</w:t>
+      </w:r>
+      <w:proofErr w:type="spellEnd"/>
+      <w:r>
+        <w:rPr>
+          <w:rFonts w:ascii="Times New Roman" w:hAnsi="Times New Roman" w:cs="Times New Roman"/>
+          <w:sz w:val="24"/>
+          <w:szCs w:val="24"/>
+        </w:rPr>
+        <w:t xml:space="preserve"> </w:t>
+      </w:r>
+      <w:proofErr w:type="spellStart"/>
+      <w:r>
+        <w:rPr>
+          <w:rFonts w:ascii="Times New Roman" w:hAnsi="Times New Roman" w:cs="Times New Roman"/>
+          <w:sz w:val="24"/>
+          <w:szCs w:val="24"/>
+        </w:rPr>
+        <w:t>terdapat</w:t>
+      </w:r>
+      <w:proofErr w:type="spellEnd"/>
+      <w:r>
+        <w:rPr>
+          <w:rFonts w:ascii="Times New Roman" w:hAnsi="Times New Roman" w:cs="Times New Roman"/>
+          <w:sz w:val="24"/>
+          <w:szCs w:val="24"/>
+        </w:rPr>
+        <w:t xml:space="preserve"> </w:t>
+      </w:r>
+      <w:proofErr w:type="spellStart"/>
+      <w:r>
+        <w:rPr>
+          <w:rFonts w:ascii="Times New Roman" w:hAnsi="Times New Roman" w:cs="Times New Roman"/>
+          <w:sz w:val="24"/>
+          <w:szCs w:val="24"/>
+        </w:rPr>
+        <w:t>kesalahan</w:t>
+      </w:r>
+      <w:proofErr w:type="spellEnd"/>
+      <w:r>
+        <w:rPr>
+          <w:rFonts w:ascii="Times New Roman" w:hAnsi="Times New Roman" w:cs="Times New Roman"/>
+          <w:sz w:val="24"/>
+          <w:szCs w:val="24"/>
+        </w:rPr>
+        <w:t xml:space="preserve"> </w:t>
+      </w:r>
+      <w:proofErr w:type="spellStart"/>
+      <w:r>
+        <w:rPr>
+          <w:rFonts w:ascii="Times New Roman" w:hAnsi="Times New Roman" w:cs="Times New Roman"/>
+          <w:sz w:val="24"/>
+          <w:szCs w:val="24"/>
+        </w:rPr>
+        <w:t>interpretasi</w:t>
+      </w:r>
+      <w:proofErr w:type="spellEnd"/>
+      <w:r>
+        <w:rPr>
+          <w:rFonts w:ascii="Times New Roman" w:hAnsi="Times New Roman" w:cs="Times New Roman"/>
+          <w:sz w:val="24"/>
+          <w:szCs w:val="24"/>
+        </w:rPr>
+        <w:t xml:space="preserve"> </w:t>
+      </w:r>
+      <w:proofErr w:type="spellStart"/>
+      <w:r>
+        <w:rPr>
+          <w:rFonts w:ascii="Times New Roman" w:hAnsi="Times New Roman" w:cs="Times New Roman"/>
+          <w:sz w:val="24"/>
+          <w:szCs w:val="24"/>
+        </w:rPr>
+        <w:t>kebutuhan</w:t>
+      </w:r>
+      <w:proofErr w:type="spellEnd"/>
+      <w:r>
+        <w:rPr>
+          <w:rFonts w:ascii="Times New Roman" w:hAnsi="Times New Roman" w:cs="Times New Roman"/>
+          <w:sz w:val="24"/>
+          <w:szCs w:val="24"/>
+        </w:rPr>
+        <w:t xml:space="preserve"> yang </w:t>
+      </w:r>
+      <w:proofErr w:type="spellStart"/>
+      <w:r>
+        <w:rPr>
+          <w:rFonts w:ascii="Times New Roman" w:hAnsi="Times New Roman" w:cs="Times New Roman"/>
+          <w:sz w:val="24"/>
+          <w:szCs w:val="24"/>
+        </w:rPr>
+        <w:t>baru</w:t>
+      </w:r>
+      <w:proofErr w:type="spellEnd"/>
+      <w:r>
+        <w:rPr>
+          <w:rFonts w:ascii="Times New Roman" w:hAnsi="Times New Roman" w:cs="Times New Roman"/>
+          <w:sz w:val="24"/>
+          <w:szCs w:val="24"/>
+        </w:rPr>
+        <w:t xml:space="preserve"> </w:t>
+      </w:r>
+      <w:proofErr w:type="spellStart"/>
+      <w:r>
+        <w:rPr>
+          <w:rFonts w:ascii="Times New Roman" w:hAnsi="Times New Roman" w:cs="Times New Roman"/>
+          <w:sz w:val="24"/>
+          <w:szCs w:val="24"/>
+        </w:rPr>
+        <w:t>terdeteksi</w:t>
+      </w:r>
+      <w:proofErr w:type="spellEnd"/>
+      <w:r>
+        <w:rPr>
+          <w:rFonts w:ascii="Times New Roman" w:hAnsi="Times New Roman" w:cs="Times New Roman"/>
+          <w:sz w:val="24"/>
+          <w:szCs w:val="24"/>
+        </w:rPr>
+        <w:t xml:space="preserve"> </w:t>
+      </w:r>
+      <w:proofErr w:type="spellStart"/>
+      <w:r>
+        <w:rPr>
+          <w:rFonts w:ascii="Times New Roman" w:hAnsi="Times New Roman" w:cs="Times New Roman"/>
+          <w:sz w:val="24"/>
+          <w:szCs w:val="24"/>
+        </w:rPr>
+        <w:t>saat</w:t>
+      </w:r>
+      <w:proofErr w:type="spellEnd"/>
+      <w:r>
+        <w:rPr>
+          <w:rFonts w:ascii="Times New Roman" w:hAnsi="Times New Roman" w:cs="Times New Roman"/>
+          <w:sz w:val="24"/>
+          <w:szCs w:val="24"/>
+        </w:rPr>
+        <w:t xml:space="preserve"> </w:t>
+      </w:r>
+      <w:proofErr w:type="spellStart"/>
+      <w:r>
+        <w:rPr>
+          <w:rFonts w:ascii="Times New Roman" w:hAnsi="Times New Roman" w:cs="Times New Roman"/>
+          <w:sz w:val="24"/>
+          <w:szCs w:val="24"/>
+        </w:rPr>
+        <w:t>pengujian</w:t>
+      </w:r>
+      <w:proofErr w:type="spellEnd"/>
+      <w:r>
+        <w:rPr>
+          <w:rFonts w:ascii="Times New Roman" w:hAnsi="Times New Roman" w:cs="Times New Roman"/>
+          <w:sz w:val="24"/>
+          <w:szCs w:val="24"/>
+        </w:rPr>
+        <w:t xml:space="preserve"> </w:t>
+      </w:r>
+      <w:proofErr w:type="spellStart"/>
+      <w:r>
+        <w:rPr>
+          <w:rFonts w:ascii="Times New Roman" w:hAnsi="Times New Roman" w:cs="Times New Roman"/>
+          <w:sz w:val="24"/>
+          <w:szCs w:val="24"/>
+        </w:rPr>
+        <w:t>akhir</w:t>
+      </w:r>
+      <w:proofErr w:type="spellEnd"/>
+      <w:r>
+        <w:rPr>
+          <w:rFonts w:ascii="Times New Roman" w:hAnsi="Times New Roman" w:cs="Times New Roman"/>
+          <w:sz w:val="24"/>
+          <w:szCs w:val="24"/>
+        </w:rPr>
+        <w:t xml:space="preserve"> (UAT), proses </w:t>
+      </w:r>
+      <w:proofErr w:type="spellStart"/>
+      <w:r>
+        <w:rPr>
+          <w:rFonts w:ascii="Times New Roman" w:hAnsi="Times New Roman" w:cs="Times New Roman"/>
+          <w:sz w:val="24"/>
+          <w:szCs w:val="24"/>
+        </w:rPr>
+        <w:t>perbaikan</w:t>
+      </w:r>
+      <w:proofErr w:type="spellEnd"/>
+      <w:r>
+        <w:rPr>
+          <w:rFonts w:ascii="Times New Roman" w:hAnsi="Times New Roman" w:cs="Times New Roman"/>
+          <w:sz w:val="24"/>
+          <w:szCs w:val="24"/>
+        </w:rPr>
+        <w:t xml:space="preserve"> </w:t>
+      </w:r>
+      <w:proofErr w:type="spellStart"/>
+      <w:r>
+        <w:rPr>
+          <w:rFonts w:ascii="Times New Roman" w:hAnsi="Times New Roman" w:cs="Times New Roman"/>
+          <w:sz w:val="24"/>
+          <w:szCs w:val="24"/>
+        </w:rPr>
+        <w:t>akan</w:t>
+      </w:r>
+      <w:proofErr w:type="spellEnd"/>
+      <w:r>
+        <w:rPr>
+          <w:rFonts w:ascii="Times New Roman" w:hAnsi="Times New Roman" w:cs="Times New Roman"/>
+          <w:sz w:val="24"/>
+          <w:szCs w:val="24"/>
+        </w:rPr>
+        <w:t xml:space="preserve"> </w:t>
+      </w:r>
+      <w:proofErr w:type="spellStart"/>
+      <w:r>
+        <w:rPr>
+          <w:rFonts w:ascii="Times New Roman" w:hAnsi="Times New Roman" w:cs="Times New Roman"/>
+          <w:sz w:val="24"/>
+          <w:szCs w:val="24"/>
+        </w:rPr>
+        <w:t>membutuhkan</w:t>
+      </w:r>
+      <w:proofErr w:type="spellEnd"/>
+      <w:r>
+        <w:rPr>
+          <w:rFonts w:ascii="Times New Roman" w:hAnsi="Times New Roman" w:cs="Times New Roman"/>
+          <w:sz w:val="24"/>
+          <w:szCs w:val="24"/>
+        </w:rPr>
+        <w:t xml:space="preserve"> </w:t>
+      </w:r>
+      <w:proofErr w:type="spellStart"/>
+      <w:r>
+        <w:rPr>
+          <w:rFonts w:ascii="Times New Roman" w:hAnsi="Times New Roman" w:cs="Times New Roman"/>
+          <w:sz w:val="24"/>
+          <w:szCs w:val="24"/>
+        </w:rPr>
+        <w:t>upaya</w:t>
+      </w:r>
+      <w:proofErr w:type="spellEnd"/>
+      <w:r>
+        <w:rPr>
+          <w:rFonts w:ascii="Times New Roman" w:hAnsi="Times New Roman" w:cs="Times New Roman"/>
+          <w:sz w:val="24"/>
+          <w:szCs w:val="24"/>
+        </w:rPr>
+        <w:t xml:space="preserve"> </w:t>
+      </w:r>
+      <w:proofErr w:type="spellStart"/>
+      <w:r>
+        <w:rPr>
+          <w:rFonts w:ascii="Times New Roman" w:hAnsi="Times New Roman" w:cs="Times New Roman"/>
+          <w:sz w:val="24"/>
+          <w:szCs w:val="24"/>
+        </w:rPr>
+        <w:t>koreksi</w:t>
+      </w:r>
+      <w:proofErr w:type="spellEnd"/>
+      <w:r>
+        <w:rPr>
+          <w:rFonts w:ascii="Times New Roman" w:hAnsi="Times New Roman" w:cs="Times New Roman"/>
+          <w:sz w:val="24"/>
+          <w:szCs w:val="24"/>
+        </w:rPr>
+        <w:t xml:space="preserve"> yang </w:t>
+      </w:r>
+      <w:proofErr w:type="spellStart"/>
+      <w:r>
+        <w:rPr>
+          <w:rFonts w:ascii="Times New Roman" w:hAnsi="Times New Roman" w:cs="Times New Roman"/>
+          <w:sz w:val="24"/>
+          <w:szCs w:val="24"/>
+        </w:rPr>
+        <w:t>lebih</w:t>
+      </w:r>
+      <w:proofErr w:type="spellEnd"/>
+      <w:r>
+        <w:rPr>
+          <w:rFonts w:ascii="Times New Roman" w:hAnsi="Times New Roman" w:cs="Times New Roman"/>
+          <w:sz w:val="24"/>
+          <w:szCs w:val="24"/>
+        </w:rPr>
+        <w:t xml:space="preserve"> </w:t>
+      </w:r>
+      <w:proofErr w:type="spellStart"/>
+      <w:r>
+        <w:rPr>
+          <w:rFonts w:ascii="Times New Roman" w:hAnsi="Times New Roman" w:cs="Times New Roman"/>
+          <w:sz w:val="24"/>
+          <w:szCs w:val="24"/>
+        </w:rPr>
+        <w:t>besar</w:t>
+      </w:r>
+      <w:proofErr w:type="spellEnd"/>
+      <w:r>
+        <w:rPr>
+          <w:rFonts w:ascii="Times New Roman" w:hAnsi="Times New Roman" w:cs="Times New Roman"/>
+          <w:sz w:val="24"/>
+          <w:szCs w:val="24"/>
+        </w:rPr>
+        <w:t xml:space="preserve"> </w:t>
+      </w:r>
+      <w:proofErr w:type="spellStart"/>
+      <w:r>
+        <w:rPr>
+          <w:rFonts w:ascii="Times New Roman" w:hAnsi="Times New Roman" w:cs="Times New Roman"/>
+          <w:sz w:val="24"/>
+          <w:szCs w:val="24"/>
+        </w:rPr>
+        <w:t>dibandingkan</w:t>
+      </w:r>
+      <w:proofErr w:type="spellEnd"/>
+      <w:r>
+        <w:rPr>
+          <w:rFonts w:ascii="Times New Roman" w:hAnsi="Times New Roman" w:cs="Times New Roman"/>
+          <w:sz w:val="24"/>
+          <w:szCs w:val="24"/>
+        </w:rPr>
+        <w:t xml:space="preserve"> </w:t>
+      </w:r>
+      <w:proofErr w:type="spellStart"/>
+      <w:r>
+        <w:rPr>
+          <w:rFonts w:ascii="Times New Roman" w:hAnsi="Times New Roman" w:cs="Times New Roman"/>
+          <w:sz w:val="24"/>
+          <w:szCs w:val="24"/>
+        </w:rPr>
+        <w:t>jika</w:t>
+      </w:r>
+      <w:proofErr w:type="spellEnd"/>
+      <w:r>
+        <w:rPr>
+          <w:rFonts w:ascii="Times New Roman" w:hAnsi="Times New Roman" w:cs="Times New Roman"/>
+          <w:sz w:val="24"/>
+          <w:szCs w:val="24"/>
+        </w:rPr>
+        <w:t xml:space="preserve"> </w:t>
+      </w:r>
+      <w:proofErr w:type="spellStart"/>
+      <w:r>
+        <w:rPr>
+          <w:rFonts w:ascii="Times New Roman" w:hAnsi="Times New Roman" w:cs="Times New Roman"/>
+          <w:sz w:val="24"/>
+          <w:szCs w:val="24"/>
+        </w:rPr>
+        <w:t>kesalahan</w:t>
+      </w:r>
+      <w:proofErr w:type="spellEnd"/>
+      <w:r>
+        <w:rPr>
+          <w:rFonts w:ascii="Times New Roman" w:hAnsi="Times New Roman" w:cs="Times New Roman"/>
+          <w:sz w:val="24"/>
+          <w:szCs w:val="24"/>
+        </w:rPr>
+        <w:t xml:space="preserve"> </w:t>
+      </w:r>
+      <w:proofErr w:type="spellStart"/>
+      <w:r>
+        <w:rPr>
+          <w:rFonts w:ascii="Times New Roman" w:hAnsi="Times New Roman" w:cs="Times New Roman"/>
+          <w:sz w:val="24"/>
+          <w:szCs w:val="24"/>
+        </w:rPr>
+        <w:t>terdeteksi</w:t>
+      </w:r>
+      <w:proofErr w:type="spellEnd"/>
+      <w:r>
+        <w:rPr>
+          <w:rFonts w:ascii="Times New Roman" w:hAnsi="Times New Roman" w:cs="Times New Roman"/>
+          <w:sz w:val="24"/>
+          <w:szCs w:val="24"/>
+        </w:rPr>
+        <w:t xml:space="preserve"> </w:t>
+      </w:r>
+      <w:proofErr w:type="spellStart"/>
+      <w:r>
+        <w:rPr>
+          <w:rFonts w:ascii="Times New Roman" w:hAnsi="Times New Roman" w:cs="Times New Roman"/>
+          <w:sz w:val="24"/>
+          <w:szCs w:val="24"/>
+        </w:rPr>
+        <w:t>lebih</w:t>
+      </w:r>
+      <w:proofErr w:type="spellEnd"/>
+      <w:r>
+        <w:rPr>
+          <w:rFonts w:ascii="Times New Roman" w:hAnsi="Times New Roman" w:cs="Times New Roman"/>
+          <w:sz w:val="24"/>
+          <w:szCs w:val="24"/>
+        </w:rPr>
+        <w:t xml:space="preserve"> </w:t>
+      </w:r>
+      <w:proofErr w:type="spellStart"/>
+      <w:r>
+        <w:rPr>
+          <w:rFonts w:ascii="Times New Roman" w:hAnsi="Times New Roman" w:cs="Times New Roman"/>
+          <w:sz w:val="24"/>
+          <w:szCs w:val="24"/>
+        </w:rPr>
+        <w:t>awal</w:t>
+      </w:r>
+      <w:proofErr w:type="spellEnd"/>
+      <w:r>
+        <w:rPr>
+          <w:rFonts w:ascii="Times New Roman" w:hAnsi="Times New Roman" w:cs="Times New Roman"/>
+          <w:sz w:val="24"/>
+          <w:szCs w:val="24"/>
+        </w:rPr>
+        <w:t>.</w:t>
+      </w:r>
+    </w:p>
+    <w:p>
+      <w:pPr>
+        <w:pStyle w:val="Heading2"/>
+        <w:numPr>
+          <w:ilvl w:val="0"/>
+          <w:numId w:val="13"/>
+        </w:numPr>
+        <w:spacing w:before="0" w:after="0" w:line="360" w:lineRule="auto"/>
+        <w:ind w:left="851"/>
+        <w:jc w:val="both"/>
+        <w:rPr>
+          <w:rFonts w:ascii="Times New Roman" w:hAnsi="Times New Roman" w:cs="Times New Roman"/>
+          <w:color w:val="auto"/>
+          <w:sz w:val="24"/>
+          <w:szCs w:val="24"/>
+        </w:rPr>
+      </w:pPr>
+      <w:r>
+        <w:rPr>
+          <w:rFonts w:ascii="Times New Roman" w:hAnsi="Times New Roman" w:cs="Times New Roman"/>
+          <w:color w:val="auto"/>
+          <w:sz w:val="24"/>
+          <w:szCs w:val="24"/>
+        </w:rPr>
+        <w:lastRenderedPageBreak/>
+        <w:t xml:space="preserve">Tidak </w:t>
+      </w:r>
+      <w:proofErr w:type="spellStart"/>
+      <w:r>
+        <w:rPr>
+          <w:rFonts w:ascii="Times New Roman" w:hAnsi="Times New Roman" w:cs="Times New Roman"/>
+          <w:color w:val="auto"/>
+          <w:sz w:val="24"/>
+          <w:szCs w:val="24"/>
+        </w:rPr>
+        <w:t>Cocok</w:t>
+      </w:r>
+      <w:proofErr w:type="spellEnd"/>
+      <w:r>
+        <w:rPr>
+          <w:rFonts w:ascii="Times New Roman" w:hAnsi="Times New Roman" w:cs="Times New Roman"/>
+          <w:color w:val="auto"/>
+          <w:sz w:val="24"/>
+          <w:szCs w:val="24"/>
+        </w:rPr>
+        <w:t xml:space="preserve"> </w:t>
+      </w:r>
+      <w:proofErr w:type="spellStart"/>
+      <w:r>
+        <w:rPr>
+          <w:rFonts w:ascii="Times New Roman" w:hAnsi="Times New Roman" w:cs="Times New Roman"/>
+          <w:color w:val="auto"/>
+          <w:sz w:val="24"/>
+          <w:szCs w:val="24"/>
+        </w:rPr>
+        <w:t>untuk</w:t>
+      </w:r>
+      <w:proofErr w:type="spellEnd"/>
+      <w:r>
+        <w:rPr>
+          <w:rFonts w:ascii="Times New Roman" w:hAnsi="Times New Roman" w:cs="Times New Roman"/>
+          <w:color w:val="auto"/>
+          <w:sz w:val="24"/>
+          <w:szCs w:val="24"/>
+        </w:rPr>
+        <w:t xml:space="preserve"> </w:t>
+      </w:r>
+      <w:proofErr w:type="spellStart"/>
+      <w:r>
+        <w:rPr>
+          <w:rFonts w:ascii="Times New Roman" w:hAnsi="Times New Roman" w:cs="Times New Roman"/>
+          <w:color w:val="auto"/>
+          <w:sz w:val="24"/>
+          <w:szCs w:val="24"/>
+        </w:rPr>
+        <w:t>Proyek</w:t>
+      </w:r>
+      <w:proofErr w:type="spellEnd"/>
+      <w:r>
+        <w:rPr>
+          <w:rFonts w:ascii="Times New Roman" w:hAnsi="Times New Roman" w:cs="Times New Roman"/>
+          <w:color w:val="auto"/>
+          <w:sz w:val="24"/>
+          <w:szCs w:val="24"/>
+        </w:rPr>
+        <w:t xml:space="preserve"> </w:t>
+      </w:r>
+      <w:proofErr w:type="spellStart"/>
+      <w:r>
+        <w:rPr>
+          <w:rFonts w:ascii="Times New Roman" w:hAnsi="Times New Roman" w:cs="Times New Roman"/>
+          <w:color w:val="auto"/>
+          <w:sz w:val="24"/>
+          <w:szCs w:val="24"/>
+        </w:rPr>
+        <w:t>dengan</w:t>
+      </w:r>
+      <w:proofErr w:type="spellEnd"/>
+      <w:r>
+        <w:rPr>
+          <w:rFonts w:ascii="Times New Roman" w:hAnsi="Times New Roman" w:cs="Times New Roman"/>
+          <w:color w:val="auto"/>
+          <w:sz w:val="24"/>
+          <w:szCs w:val="24"/>
+        </w:rPr>
+        <w:t xml:space="preserve"> </w:t>
+      </w:r>
+      <w:proofErr w:type="spellStart"/>
+      <w:r>
+        <w:rPr>
+          <w:rFonts w:ascii="Times New Roman" w:hAnsi="Times New Roman" w:cs="Times New Roman"/>
+          <w:color w:val="auto"/>
+          <w:sz w:val="24"/>
+          <w:szCs w:val="24"/>
+        </w:rPr>
+        <w:t>Ketidakpastian</w:t>
+      </w:r>
+      <w:proofErr w:type="spellEnd"/>
+      <w:r>
+        <w:rPr>
+          <w:rFonts w:ascii="Times New Roman" w:hAnsi="Times New Roman" w:cs="Times New Roman"/>
+          <w:color w:val="auto"/>
+          <w:sz w:val="24"/>
+          <w:szCs w:val="24"/>
+        </w:rPr>
+        <w:t xml:space="preserve"> Tinggi</w:t>
+      </w:r>
+    </w:p>
+    <w:p>
+      <w:pPr>
+        <w:spacing w:line="360" w:lineRule="auto"/>
+        <w:ind w:left="851" w:firstLine="589"/>
+        <w:jc w:val="both"/>
+        <w:rPr>
+          <w:rFonts w:ascii="Times New Roman" w:hAnsi="Times New Roman" w:cs="Times New Roman"/>
+          <w:sz w:val="24"/>
+          <w:szCs w:val="24"/>
+        </w:rPr>
+      </w:pPr>
+      <w:r>
+        <w:rPr>
+          <w:rFonts w:ascii="Times New Roman" w:hAnsi="Times New Roman" w:cs="Times New Roman"/>
+          <w:sz w:val="24"/>
+          <w:szCs w:val="24"/>
+        </w:rPr>
+        <w:t xml:space="preserve">Waterfall Model </w:t>
+      </w:r>
+      <w:proofErr w:type="spellStart"/>
+      <w:r>
+        <w:rPr>
+          <w:rFonts w:ascii="Times New Roman" w:hAnsi="Times New Roman" w:cs="Times New Roman"/>
+          <w:sz w:val="24"/>
+          <w:szCs w:val="24"/>
+        </w:rPr>
+        <w:t>kurang</w:t>
+      </w:r>
+      <w:proofErr w:type="spellEnd"/>
+      <w:r>
+        <w:rPr>
+          <w:rFonts w:ascii="Times New Roman" w:hAnsi="Times New Roman" w:cs="Times New Roman"/>
+          <w:sz w:val="24"/>
+          <w:szCs w:val="24"/>
+        </w:rPr>
+        <w:t xml:space="preserve"> </w:t>
+      </w:r>
+      <w:proofErr w:type="spellStart"/>
+      <w:r>
+        <w:rPr>
+          <w:rFonts w:ascii="Times New Roman" w:hAnsi="Times New Roman" w:cs="Times New Roman"/>
+          <w:sz w:val="24"/>
+          <w:szCs w:val="24"/>
+        </w:rPr>
+        <w:t>tepat</w:t>
+      </w:r>
+      <w:proofErr w:type="spellEnd"/>
+      <w:r>
+        <w:rPr>
+          <w:rFonts w:ascii="Times New Roman" w:hAnsi="Times New Roman" w:cs="Times New Roman"/>
+          <w:sz w:val="24"/>
+          <w:szCs w:val="24"/>
+        </w:rPr>
+        <w:t xml:space="preserve"> </w:t>
+      </w:r>
+      <w:proofErr w:type="spellStart"/>
+      <w:r>
+        <w:rPr>
+          <w:rFonts w:ascii="Times New Roman" w:hAnsi="Times New Roman" w:cs="Times New Roman"/>
+          <w:sz w:val="24"/>
+          <w:szCs w:val="24"/>
+        </w:rPr>
+        <w:t>diterapkan</w:t>
+      </w:r>
+      <w:proofErr w:type="spellEnd"/>
+      <w:r>
+        <w:rPr>
+          <w:rFonts w:ascii="Times New Roman" w:hAnsi="Times New Roman" w:cs="Times New Roman"/>
+          <w:sz w:val="24"/>
+          <w:szCs w:val="24"/>
+        </w:rPr>
+        <w:t xml:space="preserve"> pada </w:t>
+      </w:r>
+      <w:proofErr w:type="spellStart"/>
+      <w:r>
+        <w:rPr>
+          <w:rFonts w:ascii="Times New Roman" w:hAnsi="Times New Roman" w:cs="Times New Roman"/>
+          <w:sz w:val="24"/>
+          <w:szCs w:val="24"/>
+        </w:rPr>
+        <w:t>proyek</w:t>
+      </w:r>
+      <w:proofErr w:type="spellEnd"/>
+      <w:r>
+        <w:rPr>
+          <w:rFonts w:ascii="Times New Roman" w:hAnsi="Times New Roman" w:cs="Times New Roman"/>
+          <w:sz w:val="24"/>
+          <w:szCs w:val="24"/>
+        </w:rPr>
+        <w:t xml:space="preserve"> yang </w:t>
+      </w:r>
+      <w:proofErr w:type="spellStart"/>
+      <w:r>
+        <w:rPr>
+          <w:rFonts w:ascii="Times New Roman" w:hAnsi="Times New Roman" w:cs="Times New Roman"/>
+          <w:sz w:val="24"/>
+          <w:szCs w:val="24"/>
+        </w:rPr>
+        <w:t>memiliki</w:t>
+      </w:r>
+      <w:proofErr w:type="spellEnd"/>
+      <w:r>
+        <w:rPr>
+          <w:rFonts w:ascii="Times New Roman" w:hAnsi="Times New Roman" w:cs="Times New Roman"/>
+          <w:sz w:val="24"/>
+          <w:szCs w:val="24"/>
+        </w:rPr>
+        <w:t xml:space="preserve"> </w:t>
+      </w:r>
+      <w:proofErr w:type="spellStart"/>
+      <w:r>
+        <w:rPr>
+          <w:rFonts w:ascii="Times New Roman" w:hAnsi="Times New Roman" w:cs="Times New Roman"/>
+          <w:sz w:val="24"/>
+          <w:szCs w:val="24"/>
+        </w:rPr>
+        <w:t>tingkat</w:t>
+      </w:r>
+      <w:proofErr w:type="spellEnd"/>
+      <w:r>
+        <w:rPr>
+          <w:rFonts w:ascii="Times New Roman" w:hAnsi="Times New Roman" w:cs="Times New Roman"/>
+          <w:sz w:val="24"/>
+          <w:szCs w:val="24"/>
+        </w:rPr>
+        <w:t xml:space="preserve"> </w:t>
+      </w:r>
+      <w:proofErr w:type="spellStart"/>
+      <w:r>
+        <w:rPr>
+          <w:rFonts w:ascii="Times New Roman" w:hAnsi="Times New Roman" w:cs="Times New Roman"/>
+          <w:sz w:val="24"/>
+          <w:szCs w:val="24"/>
+        </w:rPr>
+        <w:t>ketidakpastian</w:t>
+      </w:r>
+      <w:proofErr w:type="spellEnd"/>
+      <w:r>
+        <w:rPr>
+          <w:rFonts w:ascii="Times New Roman" w:hAnsi="Times New Roman" w:cs="Times New Roman"/>
+          <w:sz w:val="24"/>
+          <w:szCs w:val="24"/>
+        </w:rPr>
+        <w:t xml:space="preserve"> </w:t>
+      </w:r>
+      <w:proofErr w:type="spellStart"/>
+      <w:r>
+        <w:rPr>
+          <w:rFonts w:ascii="Times New Roman" w:hAnsi="Times New Roman" w:cs="Times New Roman"/>
+          <w:sz w:val="24"/>
+          <w:szCs w:val="24"/>
+        </w:rPr>
+        <w:t>teknologi</w:t>
+      </w:r>
+      <w:proofErr w:type="spellEnd"/>
+      <w:r>
+        <w:rPr>
+          <w:rFonts w:ascii="Times New Roman" w:hAnsi="Times New Roman" w:cs="Times New Roman"/>
+          <w:sz w:val="24"/>
+          <w:szCs w:val="24"/>
+        </w:rPr>
+        <w:t xml:space="preserve"> </w:t>
+      </w:r>
+      <w:proofErr w:type="spellStart"/>
+      <w:r>
+        <w:rPr>
+          <w:rFonts w:ascii="Times New Roman" w:hAnsi="Times New Roman" w:cs="Times New Roman"/>
+          <w:sz w:val="24"/>
+          <w:szCs w:val="24"/>
+        </w:rPr>
+        <w:t>atau</w:t>
+      </w:r>
+      <w:proofErr w:type="spellEnd"/>
+      <w:r>
+        <w:rPr>
+          <w:rFonts w:ascii="Times New Roman" w:hAnsi="Times New Roman" w:cs="Times New Roman"/>
+          <w:sz w:val="24"/>
+          <w:szCs w:val="24"/>
+        </w:rPr>
+        <w:t xml:space="preserve"> </w:t>
+      </w:r>
+      <w:proofErr w:type="spellStart"/>
+      <w:r>
+        <w:rPr>
+          <w:rFonts w:ascii="Times New Roman" w:hAnsi="Times New Roman" w:cs="Times New Roman"/>
+          <w:sz w:val="24"/>
+          <w:szCs w:val="24"/>
+        </w:rPr>
+        <w:t>kebutuhan</w:t>
+      </w:r>
+      <w:proofErr w:type="spellEnd"/>
+      <w:r>
+        <w:rPr>
+          <w:rFonts w:ascii="Times New Roman" w:hAnsi="Times New Roman" w:cs="Times New Roman"/>
+          <w:sz w:val="24"/>
+          <w:szCs w:val="24"/>
+        </w:rPr>
+        <w:t xml:space="preserve"> yang </w:t>
+      </w:r>
+      <w:proofErr w:type="spellStart"/>
+      <w:r>
+        <w:rPr>
+          <w:rFonts w:ascii="Times New Roman" w:hAnsi="Times New Roman" w:cs="Times New Roman"/>
+          <w:sz w:val="24"/>
+          <w:szCs w:val="24"/>
+        </w:rPr>
+        <w:t>tinggi</w:t>
+      </w:r>
+      <w:proofErr w:type="spellEnd"/>
+      <w:r>
+        <w:rPr>
+          <w:rFonts w:ascii="Times New Roman" w:hAnsi="Times New Roman" w:cs="Times New Roman"/>
+          <w:sz w:val="24"/>
+          <w:szCs w:val="24"/>
+        </w:rPr>
+        <w:t xml:space="preserve">, </w:t>
+      </w:r>
+      <w:proofErr w:type="spellStart"/>
+      <w:r>
+        <w:rPr>
+          <w:rFonts w:ascii="Times New Roman" w:hAnsi="Times New Roman" w:cs="Times New Roman"/>
+          <w:sz w:val="24"/>
+          <w:szCs w:val="24"/>
+        </w:rPr>
+        <w:t>karena</w:t>
+      </w:r>
+      <w:proofErr w:type="spellEnd"/>
+      <w:r>
+        <w:rPr>
+          <w:rFonts w:ascii="Times New Roman" w:hAnsi="Times New Roman" w:cs="Times New Roman"/>
+          <w:sz w:val="24"/>
+          <w:szCs w:val="24"/>
+        </w:rPr>
+        <w:t xml:space="preserve"> </w:t>
+      </w:r>
+      <w:proofErr w:type="spellStart"/>
+      <w:r>
+        <w:rPr>
+          <w:rFonts w:ascii="Times New Roman" w:hAnsi="Times New Roman" w:cs="Times New Roman"/>
+          <w:sz w:val="24"/>
+          <w:szCs w:val="24"/>
+        </w:rPr>
+        <w:t>sifatnya</w:t>
+      </w:r>
+      <w:proofErr w:type="spellEnd"/>
+      <w:r>
+        <w:rPr>
+          <w:rFonts w:ascii="Times New Roman" w:hAnsi="Times New Roman" w:cs="Times New Roman"/>
+          <w:sz w:val="24"/>
+          <w:szCs w:val="24"/>
+        </w:rPr>
+        <w:t xml:space="preserve"> yang </w:t>
+      </w:r>
+      <w:proofErr w:type="spellStart"/>
+      <w:r>
+        <w:rPr>
+          <w:rFonts w:ascii="Times New Roman" w:hAnsi="Times New Roman" w:cs="Times New Roman"/>
+          <w:sz w:val="24"/>
+          <w:szCs w:val="24"/>
+        </w:rPr>
+        <w:t>kurang</w:t>
+      </w:r>
+      <w:proofErr w:type="spellEnd"/>
+      <w:r>
+        <w:rPr>
+          <w:rFonts w:ascii="Times New Roman" w:hAnsi="Times New Roman" w:cs="Times New Roman"/>
+          <w:sz w:val="24"/>
+          <w:szCs w:val="24"/>
+        </w:rPr>
+        <w:t xml:space="preserve"> </w:t>
+      </w:r>
+      <w:proofErr w:type="spellStart"/>
+      <w:r>
+        <w:rPr>
+          <w:rFonts w:ascii="Times New Roman" w:hAnsi="Times New Roman" w:cs="Times New Roman"/>
+          <w:sz w:val="24"/>
+          <w:szCs w:val="24"/>
+        </w:rPr>
+        <w:t>memfasilitasi</w:t>
+      </w:r>
+      <w:proofErr w:type="spellEnd"/>
+      <w:r>
+        <w:rPr>
+          <w:rFonts w:ascii="Times New Roman" w:hAnsi="Times New Roman" w:cs="Times New Roman"/>
+          <w:sz w:val="24"/>
+          <w:szCs w:val="24"/>
+        </w:rPr>
+        <w:t xml:space="preserve"> </w:t>
+      </w:r>
+      <w:proofErr w:type="spellStart"/>
+      <w:r>
+        <w:rPr>
+          <w:rFonts w:ascii="Times New Roman" w:hAnsi="Times New Roman" w:cs="Times New Roman"/>
+          <w:sz w:val="24"/>
+          <w:szCs w:val="24"/>
+        </w:rPr>
+        <w:t>eksplorasi</w:t>
+      </w:r>
+      <w:proofErr w:type="spellEnd"/>
+      <w:r>
+        <w:rPr>
+          <w:rFonts w:ascii="Times New Roman" w:hAnsi="Times New Roman" w:cs="Times New Roman"/>
+          <w:sz w:val="24"/>
+          <w:szCs w:val="24"/>
+        </w:rPr>
+        <w:t xml:space="preserve">. </w:t>
+      </w:r>
+      <w:proofErr w:type="spellStart"/>
+      <w:r>
+        <w:rPr>
+          <w:rFonts w:ascii="Times New Roman" w:hAnsi="Times New Roman" w:cs="Times New Roman"/>
+          <w:sz w:val="24"/>
+          <w:szCs w:val="24"/>
+        </w:rPr>
+        <w:t>Namun</w:t>
+      </w:r>
+      <w:proofErr w:type="spellEnd"/>
+      <w:r>
+        <w:rPr>
+          <w:rFonts w:ascii="Times New Roman" w:hAnsi="Times New Roman" w:cs="Times New Roman"/>
+          <w:sz w:val="24"/>
+          <w:szCs w:val="24"/>
+        </w:rPr>
+        <w:t xml:space="preserve">, </w:t>
+      </w:r>
+      <w:proofErr w:type="spellStart"/>
+      <w:r>
+        <w:rPr>
+          <w:rFonts w:ascii="Times New Roman" w:hAnsi="Times New Roman" w:cs="Times New Roman"/>
+          <w:sz w:val="24"/>
+          <w:szCs w:val="24"/>
+        </w:rPr>
+        <w:t>dalam</w:t>
+      </w:r>
+      <w:proofErr w:type="spellEnd"/>
+      <w:r>
+        <w:rPr>
+          <w:rFonts w:ascii="Times New Roman" w:hAnsi="Times New Roman" w:cs="Times New Roman"/>
+          <w:sz w:val="24"/>
+          <w:szCs w:val="24"/>
+        </w:rPr>
+        <w:t xml:space="preserve"> </w:t>
+      </w:r>
+      <w:proofErr w:type="spellStart"/>
+      <w:r>
+        <w:rPr>
+          <w:rFonts w:ascii="Times New Roman" w:hAnsi="Times New Roman" w:cs="Times New Roman"/>
+          <w:sz w:val="24"/>
+          <w:szCs w:val="24"/>
+        </w:rPr>
+        <w:t>konteks</w:t>
+      </w:r>
+      <w:proofErr w:type="spellEnd"/>
+      <w:r>
+        <w:rPr>
+          <w:rFonts w:ascii="Times New Roman" w:hAnsi="Times New Roman" w:cs="Times New Roman"/>
+          <w:sz w:val="24"/>
+          <w:szCs w:val="24"/>
+        </w:rPr>
+        <w:t xml:space="preserve"> </w:t>
+      </w:r>
+      <w:r>
+        <w:rPr>
+          <w:rFonts w:ascii="Times New Roman" w:hAnsi="Times New Roman" w:cs="Times New Roman"/>
+          <w:i/>
+          <w:iCs/>
+          <w:sz w:val="24"/>
+          <w:szCs w:val="24"/>
+        </w:rPr>
+        <w:t>Gaming Cafe Billing System</w:t>
+      </w:r>
+      <w:r>
+        <w:rPr>
+          <w:rFonts w:ascii="Times New Roman" w:hAnsi="Times New Roman" w:cs="Times New Roman"/>
+          <w:sz w:val="24"/>
+          <w:szCs w:val="24"/>
+        </w:rPr>
+        <w:t xml:space="preserve">, </w:t>
+      </w:r>
+      <w:proofErr w:type="spellStart"/>
+      <w:r>
+        <w:rPr>
+          <w:rFonts w:ascii="Times New Roman" w:hAnsi="Times New Roman" w:cs="Times New Roman"/>
+          <w:sz w:val="24"/>
+          <w:szCs w:val="24"/>
+        </w:rPr>
+        <w:t>risiko</w:t>
+      </w:r>
+      <w:proofErr w:type="spellEnd"/>
+      <w:r>
+        <w:rPr>
+          <w:rFonts w:ascii="Times New Roman" w:hAnsi="Times New Roman" w:cs="Times New Roman"/>
+          <w:sz w:val="24"/>
+          <w:szCs w:val="24"/>
+        </w:rPr>
+        <w:t xml:space="preserve"> </w:t>
+      </w:r>
+      <w:proofErr w:type="spellStart"/>
+      <w:r>
+        <w:rPr>
+          <w:rFonts w:ascii="Times New Roman" w:hAnsi="Times New Roman" w:cs="Times New Roman"/>
+          <w:sz w:val="24"/>
+          <w:szCs w:val="24"/>
+        </w:rPr>
+        <w:t>ini</w:t>
+      </w:r>
+      <w:proofErr w:type="spellEnd"/>
+      <w:r>
+        <w:rPr>
+          <w:rFonts w:ascii="Times New Roman" w:hAnsi="Times New Roman" w:cs="Times New Roman"/>
+          <w:sz w:val="24"/>
+          <w:szCs w:val="24"/>
+        </w:rPr>
+        <w:t xml:space="preserve"> </w:t>
+      </w:r>
+      <w:proofErr w:type="spellStart"/>
+      <w:r>
+        <w:rPr>
+          <w:rFonts w:ascii="Times New Roman" w:hAnsi="Times New Roman" w:cs="Times New Roman"/>
+          <w:sz w:val="24"/>
+          <w:szCs w:val="24"/>
+        </w:rPr>
+        <w:t>dapat</w:t>
+      </w:r>
+      <w:proofErr w:type="spellEnd"/>
+      <w:r>
+        <w:rPr>
+          <w:rFonts w:ascii="Times New Roman" w:hAnsi="Times New Roman" w:cs="Times New Roman"/>
+          <w:sz w:val="24"/>
+          <w:szCs w:val="24"/>
+        </w:rPr>
+        <w:t xml:space="preserve"> </w:t>
+      </w:r>
+      <w:proofErr w:type="spellStart"/>
+      <w:r>
+        <w:rPr>
+          <w:rFonts w:ascii="Times New Roman" w:hAnsi="Times New Roman" w:cs="Times New Roman"/>
+          <w:sz w:val="24"/>
+          <w:szCs w:val="24"/>
+        </w:rPr>
+        <w:t>diminimalkan</w:t>
+      </w:r>
+      <w:proofErr w:type="spellEnd"/>
+      <w:r>
+        <w:rPr>
+          <w:rFonts w:ascii="Times New Roman" w:hAnsi="Times New Roman" w:cs="Times New Roman"/>
+          <w:sz w:val="24"/>
+          <w:szCs w:val="24"/>
+        </w:rPr>
+        <w:t xml:space="preserve"> </w:t>
+      </w:r>
+      <w:proofErr w:type="spellStart"/>
+      <w:r>
+        <w:rPr>
+          <w:rFonts w:ascii="Times New Roman" w:hAnsi="Times New Roman" w:cs="Times New Roman"/>
+          <w:sz w:val="24"/>
+          <w:szCs w:val="24"/>
+        </w:rPr>
+        <w:t>karena</w:t>
+      </w:r>
+      <w:proofErr w:type="spellEnd"/>
+      <w:r>
+        <w:rPr>
+          <w:rFonts w:ascii="Times New Roman" w:hAnsi="Times New Roman" w:cs="Times New Roman"/>
+          <w:sz w:val="24"/>
+          <w:szCs w:val="24"/>
+        </w:rPr>
+        <w:t xml:space="preserve"> </w:t>
+      </w:r>
+      <w:proofErr w:type="spellStart"/>
+      <w:r>
+        <w:rPr>
+          <w:rFonts w:ascii="Times New Roman" w:hAnsi="Times New Roman" w:cs="Times New Roman"/>
+          <w:sz w:val="24"/>
+          <w:szCs w:val="24"/>
+        </w:rPr>
+        <w:t>seluruh</w:t>
+      </w:r>
+      <w:proofErr w:type="spellEnd"/>
+      <w:r>
+        <w:rPr>
+          <w:rFonts w:ascii="Times New Roman" w:hAnsi="Times New Roman" w:cs="Times New Roman"/>
+          <w:sz w:val="24"/>
+          <w:szCs w:val="24"/>
+        </w:rPr>
+        <w:t xml:space="preserve"> </w:t>
+      </w:r>
+      <w:proofErr w:type="spellStart"/>
+      <w:r>
+        <w:rPr>
+          <w:rFonts w:ascii="Times New Roman" w:hAnsi="Times New Roman" w:cs="Times New Roman"/>
+          <w:sz w:val="24"/>
+          <w:szCs w:val="24"/>
+        </w:rPr>
+        <w:t>komponen</w:t>
+      </w:r>
+      <w:proofErr w:type="spellEnd"/>
+      <w:r>
+        <w:rPr>
+          <w:rFonts w:ascii="Times New Roman" w:hAnsi="Times New Roman" w:cs="Times New Roman"/>
+          <w:sz w:val="24"/>
+          <w:szCs w:val="24"/>
+        </w:rPr>
+        <w:t xml:space="preserve"> </w:t>
+      </w:r>
+      <w:proofErr w:type="spellStart"/>
+      <w:r>
+        <w:rPr>
+          <w:rFonts w:ascii="Times New Roman" w:hAnsi="Times New Roman" w:cs="Times New Roman"/>
+          <w:sz w:val="24"/>
+          <w:szCs w:val="24"/>
+        </w:rPr>
+        <w:t>teknologi</w:t>
+      </w:r>
+      <w:proofErr w:type="spellEnd"/>
+      <w:r>
+        <w:rPr>
+          <w:rFonts w:ascii="Times New Roman" w:hAnsi="Times New Roman" w:cs="Times New Roman"/>
+          <w:sz w:val="24"/>
+          <w:szCs w:val="24"/>
+        </w:rPr>
+        <w:t xml:space="preserve"> yang </w:t>
+      </w:r>
+      <w:proofErr w:type="spellStart"/>
+      <w:r>
+        <w:rPr>
+          <w:rFonts w:ascii="Times New Roman" w:hAnsi="Times New Roman" w:cs="Times New Roman"/>
+          <w:sz w:val="24"/>
+          <w:szCs w:val="24"/>
+        </w:rPr>
+        <w:t>digunakan</w:t>
+      </w:r>
+      <w:proofErr w:type="spellEnd"/>
+      <w:r>
+        <w:rPr>
+          <w:rFonts w:ascii="Times New Roman" w:hAnsi="Times New Roman" w:cs="Times New Roman"/>
+          <w:sz w:val="24"/>
+          <w:szCs w:val="24"/>
+        </w:rPr>
+        <w:t xml:space="preserve"> (</w:t>
+      </w:r>
+      <w:proofErr w:type="spellStart"/>
+      <w:r>
+        <w:rPr>
+          <w:rFonts w:ascii="Times New Roman" w:hAnsi="Times New Roman" w:cs="Times New Roman"/>
+          <w:sz w:val="24"/>
+          <w:szCs w:val="24"/>
+        </w:rPr>
+        <w:t>seperti</w:t>
+      </w:r>
+      <w:proofErr w:type="spellEnd"/>
+      <w:r>
+        <w:rPr>
+          <w:rFonts w:ascii="Times New Roman" w:hAnsi="Times New Roman" w:cs="Times New Roman"/>
+          <w:sz w:val="24"/>
+          <w:szCs w:val="24"/>
+        </w:rPr>
+        <w:t xml:space="preserve"> React, Elysiajs, SQLite, dan JWT) </w:t>
+      </w:r>
+      <w:proofErr w:type="spellStart"/>
+      <w:r>
+        <w:rPr>
+          <w:rFonts w:ascii="Times New Roman" w:hAnsi="Times New Roman" w:cs="Times New Roman"/>
+          <w:sz w:val="24"/>
+          <w:szCs w:val="24"/>
+        </w:rPr>
+        <w:t>sudah</w:t>
+      </w:r>
+      <w:proofErr w:type="spellEnd"/>
+      <w:r>
+        <w:rPr>
+          <w:rFonts w:ascii="Times New Roman" w:hAnsi="Times New Roman" w:cs="Times New Roman"/>
+          <w:sz w:val="24"/>
+          <w:szCs w:val="24"/>
+        </w:rPr>
+        <w:t xml:space="preserve"> </w:t>
+      </w:r>
+      <w:proofErr w:type="spellStart"/>
+      <w:r>
+        <w:rPr>
+          <w:rFonts w:ascii="Times New Roman" w:hAnsi="Times New Roman" w:cs="Times New Roman"/>
+          <w:sz w:val="24"/>
+          <w:szCs w:val="24"/>
+        </w:rPr>
+        <w:t>terbukti</w:t>
+      </w:r>
+      <w:proofErr w:type="spellEnd"/>
+      <w:r>
+        <w:rPr>
+          <w:rFonts w:ascii="Times New Roman" w:hAnsi="Times New Roman" w:cs="Times New Roman"/>
+          <w:sz w:val="24"/>
+          <w:szCs w:val="24"/>
+        </w:rPr>
+        <w:t xml:space="preserve"> </w:t>
+      </w:r>
+      <w:proofErr w:type="spellStart"/>
+      <w:r>
+        <w:rPr>
+          <w:rFonts w:ascii="Times New Roman" w:hAnsi="Times New Roman" w:cs="Times New Roman"/>
+          <w:sz w:val="24"/>
+          <w:szCs w:val="24"/>
+        </w:rPr>
+        <w:t>matang</w:t>
+      </w:r>
+      <w:proofErr w:type="spellEnd"/>
+      <w:r>
+        <w:rPr>
+          <w:rFonts w:ascii="Times New Roman" w:hAnsi="Times New Roman" w:cs="Times New Roman"/>
+          <w:sz w:val="24"/>
+          <w:szCs w:val="24"/>
+        </w:rPr>
+        <w:t xml:space="preserve"> dan </w:t>
+      </w:r>
+      <w:proofErr w:type="spellStart"/>
+      <w:r>
+        <w:rPr>
+          <w:rFonts w:ascii="Times New Roman" w:hAnsi="Times New Roman" w:cs="Times New Roman"/>
+          <w:sz w:val="24"/>
+          <w:szCs w:val="24"/>
+        </w:rPr>
+        <w:t>tim</w:t>
+      </w:r>
+      <w:proofErr w:type="spellEnd"/>
+      <w:r>
+        <w:rPr>
+          <w:rFonts w:ascii="Times New Roman" w:hAnsi="Times New Roman" w:cs="Times New Roman"/>
+          <w:sz w:val="24"/>
+          <w:szCs w:val="24"/>
+        </w:rPr>
+        <w:t xml:space="preserve"> </w:t>
+      </w:r>
+      <w:proofErr w:type="spellStart"/>
+      <w:r>
+        <w:rPr>
+          <w:rFonts w:ascii="Times New Roman" w:hAnsi="Times New Roman" w:cs="Times New Roman"/>
+          <w:sz w:val="24"/>
+          <w:szCs w:val="24"/>
+        </w:rPr>
+        <w:t>telah</w:t>
+      </w:r>
+      <w:proofErr w:type="spellEnd"/>
+      <w:r>
+        <w:rPr>
+          <w:rFonts w:ascii="Times New Roman" w:hAnsi="Times New Roman" w:cs="Times New Roman"/>
+          <w:sz w:val="24"/>
+          <w:szCs w:val="24"/>
+        </w:rPr>
+        <w:t xml:space="preserve"> </w:t>
+      </w:r>
+      <w:proofErr w:type="spellStart"/>
+      <w:r>
+        <w:rPr>
+          <w:rFonts w:ascii="Times New Roman" w:hAnsi="Times New Roman" w:cs="Times New Roman"/>
+          <w:sz w:val="24"/>
+          <w:szCs w:val="24"/>
+        </w:rPr>
+        <w:t>memiliki</w:t>
+      </w:r>
+      <w:proofErr w:type="spellEnd"/>
+      <w:r>
+        <w:rPr>
+          <w:rFonts w:ascii="Times New Roman" w:hAnsi="Times New Roman" w:cs="Times New Roman"/>
+          <w:sz w:val="24"/>
+          <w:szCs w:val="24"/>
+        </w:rPr>
+        <w:t xml:space="preserve"> </w:t>
+      </w:r>
+      <w:proofErr w:type="spellStart"/>
+      <w:r>
+        <w:rPr>
+          <w:rFonts w:ascii="Times New Roman" w:hAnsi="Times New Roman" w:cs="Times New Roman"/>
+          <w:sz w:val="24"/>
+          <w:szCs w:val="24"/>
+        </w:rPr>
+        <w:t>pemahaman</w:t>
+      </w:r>
+      <w:proofErr w:type="spellEnd"/>
+      <w:r>
+        <w:rPr>
+          <w:rFonts w:ascii="Times New Roman" w:hAnsi="Times New Roman" w:cs="Times New Roman"/>
+          <w:sz w:val="24"/>
+          <w:szCs w:val="24"/>
+        </w:rPr>
+        <w:t xml:space="preserve"> </w:t>
+      </w:r>
+      <w:proofErr w:type="spellStart"/>
+      <w:r>
+        <w:rPr>
+          <w:rFonts w:ascii="Times New Roman" w:hAnsi="Times New Roman" w:cs="Times New Roman"/>
+          <w:sz w:val="24"/>
+          <w:szCs w:val="24"/>
+        </w:rPr>
+        <w:t>teknis</w:t>
+      </w:r>
+      <w:proofErr w:type="spellEnd"/>
+      <w:r>
+        <w:rPr>
+          <w:rFonts w:ascii="Times New Roman" w:hAnsi="Times New Roman" w:cs="Times New Roman"/>
+          <w:sz w:val="24"/>
+          <w:szCs w:val="24"/>
+        </w:rPr>
+        <w:t xml:space="preserve"> yang </w:t>
+      </w:r>
+      <w:proofErr w:type="spellStart"/>
+      <w:r>
+        <w:rPr>
+          <w:rFonts w:ascii="Times New Roman" w:hAnsi="Times New Roman" w:cs="Times New Roman"/>
+          <w:sz w:val="24"/>
+          <w:szCs w:val="24"/>
+        </w:rPr>
+        <w:t>memadai</w:t>
+      </w:r>
+      <w:proofErr w:type="spellEnd"/>
+      <w:r>
+        <w:rPr>
+          <w:rFonts w:ascii="Times New Roman" w:hAnsi="Times New Roman" w:cs="Times New Roman"/>
+          <w:sz w:val="24"/>
+          <w:szCs w:val="24"/>
+        </w:rPr>
+        <w:t xml:space="preserve"> </w:t>
+      </w:r>
+      <w:proofErr w:type="spellStart"/>
+      <w:r>
+        <w:rPr>
+          <w:rFonts w:ascii="Times New Roman" w:hAnsi="Times New Roman" w:cs="Times New Roman"/>
+          <w:sz w:val="24"/>
+          <w:szCs w:val="24"/>
+        </w:rPr>
+        <w:t>terhadap</w:t>
+      </w:r>
+      <w:proofErr w:type="spellEnd"/>
+      <w:r>
+        <w:rPr>
+          <w:rFonts w:ascii="Times New Roman" w:hAnsi="Times New Roman" w:cs="Times New Roman"/>
+          <w:sz w:val="24"/>
+          <w:szCs w:val="24"/>
+        </w:rPr>
+        <w:t xml:space="preserve"> </w:t>
+      </w:r>
+      <w:r>
+        <w:rPr>
+          <w:rFonts w:ascii="Times New Roman" w:hAnsi="Times New Roman" w:cs="Times New Roman"/>
+          <w:i/>
+          <w:iCs/>
+          <w:sz w:val="24"/>
+          <w:szCs w:val="24"/>
+        </w:rPr>
+        <w:t>tech stack</w:t>
+      </w:r>
+      <w:r>
+        <w:rPr>
+          <w:rFonts w:ascii="Times New Roman" w:hAnsi="Times New Roman" w:cs="Times New Roman"/>
+          <w:sz w:val="24"/>
+          <w:szCs w:val="24"/>
+        </w:rPr>
+        <w:t xml:space="preserve"> </w:t>
+      </w:r>
+      <w:proofErr w:type="spellStart"/>
+      <w:r>
+        <w:rPr>
+          <w:rFonts w:ascii="Times New Roman" w:hAnsi="Times New Roman" w:cs="Times New Roman"/>
+          <w:sz w:val="24"/>
+          <w:szCs w:val="24"/>
+        </w:rPr>
+        <w:t>tersebut</w:t>
+      </w:r>
+      <w:proofErr w:type="spellEnd"/>
+      <w:r>
+        <w:rPr>
+          <w:rFonts w:ascii="Times New Roman" w:hAnsi="Times New Roman" w:cs="Times New Roman"/>
+          <w:sz w:val="24"/>
+          <w:szCs w:val="24"/>
+        </w:rPr>
+        <w:t>.</w:t>
+      </w:r>
+    </w:p>
+    <w:p>
+      <w:pPr>
+        <w:pStyle w:val="Heading2"/>
+        <w:numPr>
+          <w:ilvl w:val="0"/>
+          <w:numId w:val="13"/>
+        </w:numPr>
+        <w:spacing w:before="0" w:after="0" w:line="360" w:lineRule="auto"/>
+        <w:ind w:left="851"/>
+        <w:jc w:val="both"/>
+        <w:rPr>
+          <w:rFonts w:ascii="Times New Roman" w:hAnsi="Times New Roman" w:cs="Times New Roman"/>
+          <w:color w:val="auto"/>
+          <w:sz w:val="24"/>
+          <w:szCs w:val="24"/>
+        </w:rPr>
+      </w:pPr>
+      <w:proofErr w:type="spellStart"/>
+      <w:r>
+        <w:rPr>
+          <w:rFonts w:ascii="Times New Roman" w:hAnsi="Times New Roman" w:cs="Times New Roman"/>
+          <w:color w:val="auto"/>
+          <w:sz w:val="24"/>
+          <w:szCs w:val="24"/>
+        </w:rPr>
+        <w:t>Ketergantungan</w:t>
+      </w:r>
+      <w:proofErr w:type="spellEnd"/>
+      <w:r>
+        <w:rPr>
+          <w:rFonts w:ascii="Times New Roman" w:hAnsi="Times New Roman" w:cs="Times New Roman"/>
+          <w:color w:val="auto"/>
+          <w:sz w:val="24"/>
+          <w:szCs w:val="24"/>
+        </w:rPr>
+        <w:t xml:space="preserve"> Tinggi pada </w:t>
+      </w:r>
+      <w:proofErr w:type="spellStart"/>
+      <w:r>
+        <w:rPr>
+          <w:rFonts w:ascii="Times New Roman" w:hAnsi="Times New Roman" w:cs="Times New Roman"/>
+          <w:color w:val="auto"/>
+          <w:sz w:val="24"/>
+          <w:szCs w:val="24"/>
+        </w:rPr>
+        <w:t>Kualitas</w:t>
+      </w:r>
+      <w:proofErr w:type="spellEnd"/>
+      <w:r>
+        <w:rPr>
+          <w:rFonts w:ascii="Times New Roman" w:hAnsi="Times New Roman" w:cs="Times New Roman"/>
+          <w:color w:val="auto"/>
+          <w:sz w:val="24"/>
+          <w:szCs w:val="24"/>
+        </w:rPr>
+        <w:t xml:space="preserve"> </w:t>
+      </w:r>
+      <w:proofErr w:type="spellStart"/>
+      <w:r>
+        <w:rPr>
+          <w:rFonts w:ascii="Times New Roman" w:hAnsi="Times New Roman" w:cs="Times New Roman"/>
+          <w:color w:val="auto"/>
+          <w:sz w:val="24"/>
+          <w:szCs w:val="24"/>
+        </w:rPr>
+        <w:t>Dokumen</w:t>
+      </w:r>
+      <w:proofErr w:type="spellEnd"/>
+      <w:r>
+        <w:rPr>
+          <w:rFonts w:ascii="Times New Roman" w:hAnsi="Times New Roman" w:cs="Times New Roman"/>
+          <w:color w:val="auto"/>
+          <w:sz w:val="24"/>
+          <w:szCs w:val="24"/>
+        </w:rPr>
+        <w:t xml:space="preserve"> SRS</w:t>
+      </w:r>
+    </w:p>
+    <w:p>
+      <w:pPr>
+        <w:spacing w:line="360" w:lineRule="auto"/>
+        <w:ind w:left="851" w:firstLine="589"/>
+        <w:jc w:val="both"/>
+        <w:rPr>
+          <w:rFonts w:ascii="Times New Roman" w:hAnsi="Times New Roman" w:cs="Times New Roman"/>
+          <w:sz w:val="24"/>
+          <w:szCs w:val="24"/>
+        </w:rPr>
+      </w:pPr>
+      <w:proofErr w:type="spellStart"/>
+      <w:r>
+        <w:rPr>
+          <w:rFonts w:ascii="Times New Roman" w:hAnsi="Times New Roman" w:cs="Times New Roman"/>
+          <w:sz w:val="24"/>
+          <w:szCs w:val="24"/>
+        </w:rPr>
+        <w:t>Keberhasilan</w:t>
+      </w:r>
+      <w:proofErr w:type="spellEnd"/>
+      <w:r>
+        <w:rPr>
+          <w:rFonts w:ascii="Times New Roman" w:hAnsi="Times New Roman" w:cs="Times New Roman"/>
+          <w:sz w:val="24"/>
+          <w:szCs w:val="24"/>
+        </w:rPr>
+        <w:t xml:space="preserve"> </w:t>
+      </w:r>
+      <w:proofErr w:type="spellStart"/>
+      <w:r>
+        <w:rPr>
+          <w:rFonts w:ascii="Times New Roman" w:hAnsi="Times New Roman" w:cs="Times New Roman"/>
+          <w:sz w:val="24"/>
+          <w:szCs w:val="24"/>
+        </w:rPr>
+        <w:t>seluruh</w:t>
+      </w:r>
+      <w:proofErr w:type="spellEnd"/>
+      <w:r>
+        <w:rPr>
+          <w:rFonts w:ascii="Times New Roman" w:hAnsi="Times New Roman" w:cs="Times New Roman"/>
+          <w:sz w:val="24"/>
+          <w:szCs w:val="24"/>
+        </w:rPr>
+        <w:t xml:space="preserve"> proses </w:t>
+      </w:r>
+      <w:proofErr w:type="spellStart"/>
+      <w:r>
+        <w:rPr>
+          <w:rFonts w:ascii="Times New Roman" w:hAnsi="Times New Roman" w:cs="Times New Roman"/>
+          <w:sz w:val="24"/>
+          <w:szCs w:val="24"/>
+        </w:rPr>
+        <w:t>pengembangan</w:t>
+      </w:r>
+      <w:proofErr w:type="spellEnd"/>
+      <w:r>
+        <w:rPr>
+          <w:rFonts w:ascii="Times New Roman" w:hAnsi="Times New Roman" w:cs="Times New Roman"/>
+          <w:sz w:val="24"/>
+          <w:szCs w:val="24"/>
+        </w:rPr>
+        <w:t xml:space="preserve"> sangat </w:t>
+      </w:r>
+      <w:proofErr w:type="spellStart"/>
+      <w:r>
+        <w:rPr>
+          <w:rFonts w:ascii="Times New Roman" w:hAnsi="Times New Roman" w:cs="Times New Roman"/>
+          <w:sz w:val="24"/>
+          <w:szCs w:val="24"/>
+        </w:rPr>
+        <w:t>bergantung</w:t>
+      </w:r>
+      <w:proofErr w:type="spellEnd"/>
+      <w:r>
+        <w:rPr>
+          <w:rFonts w:ascii="Times New Roman" w:hAnsi="Times New Roman" w:cs="Times New Roman"/>
+          <w:sz w:val="24"/>
+          <w:szCs w:val="24"/>
+        </w:rPr>
+        <w:t xml:space="preserve"> pada </w:t>
+      </w:r>
+      <w:proofErr w:type="spellStart"/>
+      <w:r>
+        <w:rPr>
+          <w:rFonts w:ascii="Times New Roman" w:hAnsi="Times New Roman" w:cs="Times New Roman"/>
+          <w:sz w:val="24"/>
+          <w:szCs w:val="24"/>
+        </w:rPr>
+        <w:t>kelengkapan</w:t>
+      </w:r>
+      <w:proofErr w:type="spellEnd"/>
+      <w:r>
+        <w:rPr>
+          <w:rFonts w:ascii="Times New Roman" w:hAnsi="Times New Roman" w:cs="Times New Roman"/>
+          <w:sz w:val="24"/>
+          <w:szCs w:val="24"/>
+        </w:rPr>
+        <w:t xml:space="preserve"> dan </w:t>
+      </w:r>
+      <w:proofErr w:type="spellStart"/>
+      <w:r>
+        <w:rPr>
+          <w:rFonts w:ascii="Times New Roman" w:hAnsi="Times New Roman" w:cs="Times New Roman"/>
+          <w:sz w:val="24"/>
+          <w:szCs w:val="24"/>
+        </w:rPr>
+        <w:t>ketepatan</w:t>
+      </w:r>
+      <w:proofErr w:type="spellEnd"/>
+      <w:r>
+        <w:rPr>
+          <w:rFonts w:ascii="Times New Roman" w:hAnsi="Times New Roman" w:cs="Times New Roman"/>
+          <w:sz w:val="24"/>
+          <w:szCs w:val="24"/>
+        </w:rPr>
+        <w:t xml:space="preserve"> </w:t>
+      </w:r>
+      <w:proofErr w:type="spellStart"/>
+      <w:r>
+        <w:rPr>
+          <w:rFonts w:ascii="Times New Roman" w:hAnsi="Times New Roman" w:cs="Times New Roman"/>
+          <w:sz w:val="24"/>
+          <w:szCs w:val="24"/>
+        </w:rPr>
+        <w:t>dokumen</w:t>
+      </w:r>
+      <w:proofErr w:type="spellEnd"/>
+      <w:r>
+        <w:rPr>
+          <w:rFonts w:ascii="Times New Roman" w:hAnsi="Times New Roman" w:cs="Times New Roman"/>
+          <w:sz w:val="24"/>
+          <w:szCs w:val="24"/>
+        </w:rPr>
+        <w:t xml:space="preserve"> SRS yang </w:t>
+      </w:r>
+      <w:proofErr w:type="spellStart"/>
+      <w:r>
+        <w:rPr>
+          <w:rFonts w:ascii="Times New Roman" w:hAnsi="Times New Roman" w:cs="Times New Roman"/>
+          <w:sz w:val="24"/>
+          <w:szCs w:val="24"/>
+        </w:rPr>
+        <w:t>dihasilkan</w:t>
+      </w:r>
+      <w:proofErr w:type="spellEnd"/>
+      <w:r>
+        <w:rPr>
+          <w:rFonts w:ascii="Times New Roman" w:hAnsi="Times New Roman" w:cs="Times New Roman"/>
+          <w:sz w:val="24"/>
+          <w:szCs w:val="24"/>
+        </w:rPr>
+        <w:t xml:space="preserve"> pada </w:t>
+      </w:r>
+      <w:proofErr w:type="spellStart"/>
+      <w:r>
+        <w:rPr>
+          <w:rFonts w:ascii="Times New Roman" w:hAnsi="Times New Roman" w:cs="Times New Roman"/>
+          <w:sz w:val="24"/>
+          <w:szCs w:val="24"/>
+        </w:rPr>
+        <w:t>fase</w:t>
+      </w:r>
+      <w:proofErr w:type="spellEnd"/>
+      <w:r>
+        <w:rPr>
+          <w:rFonts w:ascii="Times New Roman" w:hAnsi="Times New Roman" w:cs="Times New Roman"/>
+          <w:sz w:val="24"/>
+          <w:szCs w:val="24"/>
+        </w:rPr>
+        <w:t xml:space="preserve"> </w:t>
+      </w:r>
+      <w:proofErr w:type="spellStart"/>
+      <w:r>
+        <w:rPr>
+          <w:rFonts w:ascii="Times New Roman" w:hAnsi="Times New Roman" w:cs="Times New Roman"/>
+          <w:sz w:val="24"/>
+          <w:szCs w:val="24"/>
+        </w:rPr>
+        <w:t>pertama</w:t>
+      </w:r>
+      <w:proofErr w:type="spellEnd"/>
+      <w:r>
+        <w:rPr>
+          <w:rFonts w:ascii="Times New Roman" w:hAnsi="Times New Roman" w:cs="Times New Roman"/>
+          <w:sz w:val="24"/>
+          <w:szCs w:val="24"/>
+        </w:rPr>
+        <w:t xml:space="preserve">. </w:t>
+      </w:r>
+      <w:proofErr w:type="spellStart"/>
+      <w:r>
+        <w:rPr>
+          <w:rFonts w:ascii="Times New Roman" w:hAnsi="Times New Roman" w:cs="Times New Roman"/>
+          <w:sz w:val="24"/>
+          <w:szCs w:val="24"/>
+        </w:rPr>
+        <w:t>Apabila</w:t>
+      </w:r>
+      <w:proofErr w:type="spellEnd"/>
+      <w:r>
+        <w:rPr>
+          <w:rFonts w:ascii="Times New Roman" w:hAnsi="Times New Roman" w:cs="Times New Roman"/>
+          <w:sz w:val="24"/>
+          <w:szCs w:val="24"/>
+        </w:rPr>
+        <w:t xml:space="preserve"> </w:t>
+      </w:r>
+      <w:proofErr w:type="spellStart"/>
+      <w:r>
+        <w:rPr>
+          <w:rFonts w:ascii="Times New Roman" w:hAnsi="Times New Roman" w:cs="Times New Roman"/>
+          <w:sz w:val="24"/>
+          <w:szCs w:val="24"/>
+        </w:rPr>
+        <w:t>dokumen</w:t>
+      </w:r>
+      <w:proofErr w:type="spellEnd"/>
+      <w:r>
+        <w:rPr>
+          <w:rFonts w:ascii="Times New Roman" w:hAnsi="Times New Roman" w:cs="Times New Roman"/>
+          <w:sz w:val="24"/>
+          <w:szCs w:val="24"/>
+        </w:rPr>
+        <w:t xml:space="preserve"> SRS </w:t>
+      </w:r>
+      <w:proofErr w:type="spellStart"/>
+      <w:r>
+        <w:rPr>
+          <w:rFonts w:ascii="Times New Roman" w:hAnsi="Times New Roman" w:cs="Times New Roman"/>
+          <w:sz w:val="24"/>
+          <w:szCs w:val="24"/>
+        </w:rPr>
+        <w:t>tidak</w:t>
+      </w:r>
+      <w:proofErr w:type="spellEnd"/>
+      <w:r>
+        <w:rPr>
+          <w:rFonts w:ascii="Times New Roman" w:hAnsi="Times New Roman" w:cs="Times New Roman"/>
+          <w:sz w:val="24"/>
+          <w:szCs w:val="24"/>
+        </w:rPr>
+        <w:t xml:space="preserve"> </w:t>
+      </w:r>
+      <w:proofErr w:type="spellStart"/>
+      <w:r>
+        <w:rPr>
+          <w:rFonts w:ascii="Times New Roman" w:hAnsi="Times New Roman" w:cs="Times New Roman"/>
+          <w:sz w:val="24"/>
+          <w:szCs w:val="24"/>
+        </w:rPr>
+        <w:t>menggambarkan</w:t>
+      </w:r>
+      <w:proofErr w:type="spellEnd"/>
+      <w:r>
+        <w:rPr>
+          <w:rFonts w:ascii="Times New Roman" w:hAnsi="Times New Roman" w:cs="Times New Roman"/>
+          <w:sz w:val="24"/>
+          <w:szCs w:val="24"/>
+        </w:rPr>
+        <w:t xml:space="preserve"> </w:t>
+      </w:r>
+      <w:proofErr w:type="spellStart"/>
+      <w:r>
+        <w:rPr>
+          <w:rFonts w:ascii="Times New Roman" w:hAnsi="Times New Roman" w:cs="Times New Roman"/>
+          <w:sz w:val="24"/>
+          <w:szCs w:val="24"/>
+        </w:rPr>
+        <w:t>kebutuhan</w:t>
+      </w:r>
+      <w:proofErr w:type="spellEnd"/>
+      <w:r>
+        <w:rPr>
+          <w:rFonts w:ascii="Times New Roman" w:hAnsi="Times New Roman" w:cs="Times New Roman"/>
+          <w:sz w:val="24"/>
+          <w:szCs w:val="24"/>
+        </w:rPr>
+        <w:t xml:space="preserve"> </w:t>
+      </w:r>
+      <w:proofErr w:type="spellStart"/>
+      <w:r>
+        <w:rPr>
+          <w:rFonts w:ascii="Times New Roman" w:hAnsi="Times New Roman" w:cs="Times New Roman"/>
+          <w:sz w:val="24"/>
+          <w:szCs w:val="24"/>
+        </w:rPr>
+        <w:t>secara</w:t>
+      </w:r>
+      <w:proofErr w:type="spellEnd"/>
+      <w:r>
+        <w:rPr>
+          <w:rFonts w:ascii="Times New Roman" w:hAnsi="Times New Roman" w:cs="Times New Roman"/>
+          <w:sz w:val="24"/>
+          <w:szCs w:val="24"/>
+        </w:rPr>
+        <w:t xml:space="preserve"> </w:t>
+      </w:r>
+      <w:proofErr w:type="spellStart"/>
+      <w:r>
+        <w:rPr>
+          <w:rFonts w:ascii="Times New Roman" w:hAnsi="Times New Roman" w:cs="Times New Roman"/>
+          <w:sz w:val="24"/>
+          <w:szCs w:val="24"/>
+        </w:rPr>
+        <w:t>akurat</w:t>
+      </w:r>
+      <w:proofErr w:type="spellEnd"/>
+      <w:r>
+        <w:rPr>
+          <w:rFonts w:ascii="Times New Roman" w:hAnsi="Times New Roman" w:cs="Times New Roman"/>
+          <w:sz w:val="24"/>
+          <w:szCs w:val="24"/>
+        </w:rPr>
+        <w:t xml:space="preserve">, </w:t>
+      </w:r>
+      <w:proofErr w:type="spellStart"/>
+      <w:r>
+        <w:rPr>
+          <w:rFonts w:ascii="Times New Roman" w:hAnsi="Times New Roman" w:cs="Times New Roman"/>
+          <w:sz w:val="24"/>
+          <w:szCs w:val="24"/>
+        </w:rPr>
+        <w:t>kesalahan</w:t>
+      </w:r>
+      <w:proofErr w:type="spellEnd"/>
+      <w:r>
+        <w:rPr>
+          <w:rFonts w:ascii="Times New Roman" w:hAnsi="Times New Roman" w:cs="Times New Roman"/>
+          <w:sz w:val="24"/>
+          <w:szCs w:val="24"/>
+        </w:rPr>
+        <w:t xml:space="preserve"> </w:t>
+      </w:r>
+      <w:proofErr w:type="spellStart"/>
+      <w:r>
+        <w:rPr>
+          <w:rFonts w:ascii="Times New Roman" w:hAnsi="Times New Roman" w:cs="Times New Roman"/>
+          <w:sz w:val="24"/>
+          <w:szCs w:val="24"/>
+        </w:rPr>
+        <w:t>tersebut</w:t>
+      </w:r>
+      <w:proofErr w:type="spellEnd"/>
+      <w:r>
+        <w:rPr>
+          <w:rFonts w:ascii="Times New Roman" w:hAnsi="Times New Roman" w:cs="Times New Roman"/>
+          <w:sz w:val="24"/>
+          <w:szCs w:val="24"/>
+        </w:rPr>
+        <w:t xml:space="preserve"> </w:t>
+      </w:r>
+      <w:proofErr w:type="spellStart"/>
+      <w:r>
+        <w:rPr>
+          <w:rFonts w:ascii="Times New Roman" w:hAnsi="Times New Roman" w:cs="Times New Roman"/>
+          <w:sz w:val="24"/>
+          <w:szCs w:val="24"/>
+        </w:rPr>
+        <w:t>akan</w:t>
+      </w:r>
+      <w:proofErr w:type="spellEnd"/>
+      <w:r>
+        <w:rPr>
+          <w:rFonts w:ascii="Times New Roman" w:hAnsi="Times New Roman" w:cs="Times New Roman"/>
+          <w:sz w:val="24"/>
+          <w:szCs w:val="24"/>
+        </w:rPr>
+        <w:t xml:space="preserve"> </w:t>
+      </w:r>
+      <w:proofErr w:type="spellStart"/>
+      <w:r>
+        <w:rPr>
+          <w:rFonts w:ascii="Times New Roman" w:hAnsi="Times New Roman" w:cs="Times New Roman"/>
+          <w:sz w:val="24"/>
+          <w:szCs w:val="24"/>
+        </w:rPr>
+        <w:t>merambat</w:t>
+      </w:r>
+      <w:proofErr w:type="spellEnd"/>
+      <w:r>
+        <w:rPr>
+          <w:rFonts w:ascii="Times New Roman" w:hAnsi="Times New Roman" w:cs="Times New Roman"/>
+          <w:sz w:val="24"/>
+          <w:szCs w:val="24"/>
+        </w:rPr>
+        <w:t xml:space="preserve"> </w:t>
+      </w:r>
+      <w:proofErr w:type="spellStart"/>
+      <w:r>
+        <w:rPr>
+          <w:rFonts w:ascii="Times New Roman" w:hAnsi="Times New Roman" w:cs="Times New Roman"/>
+          <w:sz w:val="24"/>
+          <w:szCs w:val="24"/>
+        </w:rPr>
+        <w:t>ke</w:t>
+      </w:r>
+      <w:proofErr w:type="spellEnd"/>
+      <w:r>
+        <w:rPr>
+          <w:rFonts w:ascii="Times New Roman" w:hAnsi="Times New Roman" w:cs="Times New Roman"/>
+          <w:sz w:val="24"/>
+          <w:szCs w:val="24"/>
+        </w:rPr>
+        <w:t xml:space="preserve"> </w:t>
+      </w:r>
+      <w:proofErr w:type="spellStart"/>
+      <w:r>
+        <w:rPr>
+          <w:rFonts w:ascii="Times New Roman" w:hAnsi="Times New Roman" w:cs="Times New Roman"/>
+          <w:sz w:val="24"/>
+          <w:szCs w:val="24"/>
+        </w:rPr>
+        <w:t>fase-fase</w:t>
+      </w:r>
+      <w:proofErr w:type="spellEnd"/>
+      <w:r>
+        <w:rPr>
+          <w:rFonts w:ascii="Times New Roman" w:hAnsi="Times New Roman" w:cs="Times New Roman"/>
+          <w:sz w:val="24"/>
+          <w:szCs w:val="24"/>
+        </w:rPr>
+        <w:t xml:space="preserve"> </w:t>
+      </w:r>
+      <w:proofErr w:type="spellStart"/>
+      <w:r>
+        <w:rPr>
+          <w:rFonts w:ascii="Times New Roman" w:hAnsi="Times New Roman" w:cs="Times New Roman"/>
+          <w:sz w:val="24"/>
+          <w:szCs w:val="24"/>
+        </w:rPr>
+        <w:t>selanjutnya</w:t>
+      </w:r>
+      <w:proofErr w:type="spellEnd"/>
+      <w:r>
+        <w:rPr>
+          <w:rFonts w:ascii="Times New Roman" w:hAnsi="Times New Roman" w:cs="Times New Roman"/>
+          <w:sz w:val="24"/>
+          <w:szCs w:val="24"/>
+        </w:rPr>
+        <w:t xml:space="preserve"> dan </w:t>
+      </w:r>
+      <w:proofErr w:type="spellStart"/>
+      <w:r>
+        <w:rPr>
+          <w:rFonts w:ascii="Times New Roman" w:hAnsi="Times New Roman" w:cs="Times New Roman"/>
+          <w:sz w:val="24"/>
+          <w:szCs w:val="24"/>
+        </w:rPr>
+        <w:t>baru</w:t>
+      </w:r>
+      <w:proofErr w:type="spellEnd"/>
+      <w:r>
+        <w:rPr>
+          <w:rFonts w:ascii="Times New Roman" w:hAnsi="Times New Roman" w:cs="Times New Roman"/>
+          <w:sz w:val="24"/>
+          <w:szCs w:val="24"/>
+        </w:rPr>
+        <w:t xml:space="preserve"> </w:t>
+      </w:r>
+      <w:proofErr w:type="spellStart"/>
+      <w:r>
+        <w:rPr>
+          <w:rFonts w:ascii="Times New Roman" w:hAnsi="Times New Roman" w:cs="Times New Roman"/>
+          <w:sz w:val="24"/>
+          <w:szCs w:val="24"/>
+        </w:rPr>
+        <w:t>terdeteksi</w:t>
+      </w:r>
+      <w:proofErr w:type="spellEnd"/>
+      <w:r>
+        <w:rPr>
+          <w:rFonts w:ascii="Times New Roman" w:hAnsi="Times New Roman" w:cs="Times New Roman"/>
+          <w:sz w:val="24"/>
+          <w:szCs w:val="24"/>
+        </w:rPr>
+        <w:t xml:space="preserve"> pada </w:t>
+      </w:r>
+      <w:proofErr w:type="spellStart"/>
+      <w:r>
+        <w:rPr>
+          <w:rFonts w:ascii="Times New Roman" w:hAnsi="Times New Roman" w:cs="Times New Roman"/>
+          <w:sz w:val="24"/>
+          <w:szCs w:val="24"/>
+        </w:rPr>
+        <w:t>fase</w:t>
+      </w:r>
+      <w:proofErr w:type="spellEnd"/>
+      <w:r>
+        <w:rPr>
+          <w:rFonts w:ascii="Times New Roman" w:hAnsi="Times New Roman" w:cs="Times New Roman"/>
+          <w:sz w:val="24"/>
+          <w:szCs w:val="24"/>
+        </w:rPr>
+        <w:t xml:space="preserve"> </w:t>
+      </w:r>
+      <w:proofErr w:type="spellStart"/>
+      <w:r>
+        <w:rPr>
+          <w:rFonts w:ascii="Times New Roman" w:hAnsi="Times New Roman" w:cs="Times New Roman"/>
+          <w:sz w:val="24"/>
+          <w:szCs w:val="24"/>
+        </w:rPr>
+        <w:t>pengujian</w:t>
+      </w:r>
+      <w:proofErr w:type="spellEnd"/>
+      <w:r>
+        <w:rPr>
+          <w:rFonts w:ascii="Times New Roman" w:hAnsi="Times New Roman" w:cs="Times New Roman"/>
+          <w:sz w:val="24"/>
+          <w:szCs w:val="24"/>
+        </w:rPr>
+        <w:t xml:space="preserve"> </w:t>
+      </w:r>
+      <w:proofErr w:type="spellStart"/>
+      <w:r>
+        <w:rPr>
+          <w:rFonts w:ascii="Times New Roman" w:hAnsi="Times New Roman" w:cs="Times New Roman"/>
+          <w:sz w:val="24"/>
+          <w:szCs w:val="24"/>
+        </w:rPr>
+        <w:t>atau</w:t>
+      </w:r>
+      <w:proofErr w:type="spellEnd"/>
+      <w:r>
+        <w:rPr>
+          <w:rFonts w:ascii="Times New Roman" w:hAnsi="Times New Roman" w:cs="Times New Roman"/>
+          <w:sz w:val="24"/>
+          <w:szCs w:val="24"/>
+        </w:rPr>
+        <w:t xml:space="preserve"> </w:t>
+      </w:r>
+      <w:proofErr w:type="spellStart"/>
+      <w:r>
+        <w:rPr>
+          <w:rFonts w:ascii="Times New Roman" w:hAnsi="Times New Roman" w:cs="Times New Roman"/>
+          <w:sz w:val="24"/>
+          <w:szCs w:val="24"/>
+        </w:rPr>
+        <w:t>rilis</w:t>
+      </w:r>
+      <w:proofErr w:type="spellEnd"/>
+      <w:r>
+        <w:rPr>
+          <w:rFonts w:ascii="Times New Roman" w:hAnsi="Times New Roman" w:cs="Times New Roman"/>
+          <w:sz w:val="24"/>
+          <w:szCs w:val="24"/>
+        </w:rPr>
+        <w:t xml:space="preserve">. </w:t>
+      </w:r>
+      <w:proofErr w:type="spellStart"/>
+      <w:r>
+        <w:rPr>
+          <w:rFonts w:ascii="Times New Roman" w:hAnsi="Times New Roman" w:cs="Times New Roman"/>
+          <w:sz w:val="24"/>
+          <w:szCs w:val="24"/>
+        </w:rPr>
+        <w:t>Mengingat</w:t>
+      </w:r>
+      <w:proofErr w:type="spellEnd"/>
+      <w:r>
+        <w:rPr>
+          <w:rFonts w:ascii="Times New Roman" w:hAnsi="Times New Roman" w:cs="Times New Roman"/>
+          <w:sz w:val="24"/>
+          <w:szCs w:val="24"/>
+        </w:rPr>
+        <w:t xml:space="preserve"> </w:t>
+      </w:r>
+      <w:proofErr w:type="spellStart"/>
+      <w:r>
+        <w:rPr>
+          <w:rFonts w:ascii="Times New Roman" w:hAnsi="Times New Roman" w:cs="Times New Roman"/>
+          <w:sz w:val="24"/>
+          <w:szCs w:val="24"/>
+        </w:rPr>
+        <w:t>komunikasi</w:t>
+      </w:r>
+      <w:proofErr w:type="spellEnd"/>
+      <w:r>
+        <w:rPr>
+          <w:rFonts w:ascii="Times New Roman" w:hAnsi="Times New Roman" w:cs="Times New Roman"/>
+          <w:sz w:val="24"/>
+          <w:szCs w:val="24"/>
+        </w:rPr>
+        <w:t xml:space="preserve"> </w:t>
+      </w:r>
+      <w:proofErr w:type="spellStart"/>
+      <w:r>
+        <w:rPr>
+          <w:rFonts w:ascii="Times New Roman" w:hAnsi="Times New Roman" w:cs="Times New Roman"/>
+          <w:sz w:val="24"/>
+          <w:szCs w:val="24"/>
+        </w:rPr>
+        <w:t>dengan</w:t>
+      </w:r>
+      <w:proofErr w:type="spellEnd"/>
+      <w:r>
+        <w:rPr>
+          <w:rFonts w:ascii="Times New Roman" w:hAnsi="Times New Roman" w:cs="Times New Roman"/>
+          <w:sz w:val="24"/>
+          <w:szCs w:val="24"/>
+        </w:rPr>
+        <w:t xml:space="preserve"> </w:t>
+      </w:r>
+      <w:r>
+        <w:rPr>
+          <w:rFonts w:ascii="Times New Roman" w:hAnsi="Times New Roman" w:cs="Times New Roman"/>
+          <w:i/>
+          <w:iCs/>
+          <w:sz w:val="24"/>
+          <w:szCs w:val="24"/>
+        </w:rPr>
+        <w:t>owner</w:t>
+      </w:r>
+      <w:r>
+        <w:rPr>
+          <w:rFonts w:ascii="Times New Roman" w:hAnsi="Times New Roman" w:cs="Times New Roman"/>
+          <w:sz w:val="24"/>
+          <w:szCs w:val="24"/>
+        </w:rPr>
+        <w:t xml:space="preserve"> </w:t>
+      </w:r>
+      <w:proofErr w:type="spellStart"/>
+      <w:r>
+        <w:rPr>
+          <w:rFonts w:ascii="Times New Roman" w:hAnsi="Times New Roman" w:cs="Times New Roman"/>
+          <w:sz w:val="24"/>
+          <w:szCs w:val="24"/>
+        </w:rPr>
+        <w:t>hanya</w:t>
+      </w:r>
+      <w:proofErr w:type="spellEnd"/>
+      <w:r>
+        <w:rPr>
+          <w:rFonts w:ascii="Times New Roman" w:hAnsi="Times New Roman" w:cs="Times New Roman"/>
+          <w:sz w:val="24"/>
+          <w:szCs w:val="24"/>
+        </w:rPr>
+        <w:t xml:space="preserve"> </w:t>
+      </w:r>
+      <w:proofErr w:type="spellStart"/>
+      <w:r>
+        <w:rPr>
+          <w:rFonts w:ascii="Times New Roman" w:hAnsi="Times New Roman" w:cs="Times New Roman"/>
+          <w:sz w:val="24"/>
+          <w:szCs w:val="24"/>
+        </w:rPr>
+        <w:t>dilakukan</w:t>
+      </w:r>
+      <w:proofErr w:type="spellEnd"/>
+      <w:r>
+        <w:rPr>
+          <w:rFonts w:ascii="Times New Roman" w:hAnsi="Times New Roman" w:cs="Times New Roman"/>
+          <w:sz w:val="24"/>
+          <w:szCs w:val="24"/>
+        </w:rPr>
+        <w:t xml:space="preserve"> </w:t>
+      </w:r>
+      <w:proofErr w:type="spellStart"/>
+      <w:r>
+        <w:rPr>
+          <w:rFonts w:ascii="Times New Roman" w:hAnsi="Times New Roman" w:cs="Times New Roman"/>
+          <w:sz w:val="24"/>
+          <w:szCs w:val="24"/>
+        </w:rPr>
+        <w:t>satu</w:t>
+      </w:r>
+      <w:proofErr w:type="spellEnd"/>
+      <w:r>
+        <w:rPr>
+          <w:rFonts w:ascii="Times New Roman" w:hAnsi="Times New Roman" w:cs="Times New Roman"/>
+          <w:sz w:val="24"/>
+          <w:szCs w:val="24"/>
+        </w:rPr>
+        <w:t xml:space="preserve"> kali, </w:t>
+      </w:r>
+      <w:proofErr w:type="spellStart"/>
+      <w:r>
+        <w:rPr>
+          <w:rFonts w:ascii="Times New Roman" w:hAnsi="Times New Roman" w:cs="Times New Roman"/>
+          <w:sz w:val="24"/>
+          <w:szCs w:val="24"/>
+        </w:rPr>
+        <w:t>tim</w:t>
+      </w:r>
+      <w:proofErr w:type="spellEnd"/>
+      <w:r>
+        <w:rPr>
+          <w:rFonts w:ascii="Times New Roman" w:hAnsi="Times New Roman" w:cs="Times New Roman"/>
+          <w:sz w:val="24"/>
+          <w:szCs w:val="24"/>
+        </w:rPr>
+        <w:t xml:space="preserve"> </w:t>
+      </w:r>
+      <w:proofErr w:type="spellStart"/>
+      <w:r>
+        <w:rPr>
+          <w:rFonts w:ascii="Times New Roman" w:hAnsi="Times New Roman" w:cs="Times New Roman"/>
+          <w:sz w:val="24"/>
+          <w:szCs w:val="24"/>
+        </w:rPr>
+        <w:t>dituntut</w:t>
+      </w:r>
+      <w:proofErr w:type="spellEnd"/>
+      <w:r>
+        <w:rPr>
+          <w:rFonts w:ascii="Times New Roman" w:hAnsi="Times New Roman" w:cs="Times New Roman"/>
+          <w:sz w:val="24"/>
+          <w:szCs w:val="24"/>
+        </w:rPr>
+        <w:t xml:space="preserve"> </w:t>
+      </w:r>
+      <w:proofErr w:type="spellStart"/>
+      <w:r>
+        <w:rPr>
+          <w:rFonts w:ascii="Times New Roman" w:hAnsi="Times New Roman" w:cs="Times New Roman"/>
+          <w:sz w:val="24"/>
+          <w:szCs w:val="24"/>
+        </w:rPr>
+        <w:t>untuk</w:t>
+      </w:r>
+      <w:proofErr w:type="spellEnd"/>
+      <w:r>
+        <w:rPr>
+          <w:rFonts w:ascii="Times New Roman" w:hAnsi="Times New Roman" w:cs="Times New Roman"/>
+          <w:sz w:val="24"/>
+          <w:szCs w:val="24"/>
+        </w:rPr>
+        <w:t xml:space="preserve"> </w:t>
+      </w:r>
+      <w:proofErr w:type="spellStart"/>
+      <w:r>
+        <w:rPr>
+          <w:rFonts w:ascii="Times New Roman" w:hAnsi="Times New Roman" w:cs="Times New Roman"/>
+          <w:sz w:val="24"/>
+          <w:szCs w:val="24"/>
+        </w:rPr>
+        <w:t>menggali</w:t>
+      </w:r>
+      <w:proofErr w:type="spellEnd"/>
+      <w:r>
+        <w:rPr>
+          <w:rFonts w:ascii="Times New Roman" w:hAnsi="Times New Roman" w:cs="Times New Roman"/>
+          <w:sz w:val="24"/>
+          <w:szCs w:val="24"/>
+        </w:rPr>
+        <w:t xml:space="preserve"> dan </w:t>
+      </w:r>
+      <w:proofErr w:type="spellStart"/>
+      <w:r>
+        <w:rPr>
+          <w:rFonts w:ascii="Times New Roman" w:hAnsi="Times New Roman" w:cs="Times New Roman"/>
+          <w:sz w:val="24"/>
+          <w:szCs w:val="24"/>
+        </w:rPr>
+        <w:t>mendokumentasikan</w:t>
+      </w:r>
+      <w:proofErr w:type="spellEnd"/>
+      <w:r>
+        <w:rPr>
+          <w:rFonts w:ascii="Times New Roman" w:hAnsi="Times New Roman" w:cs="Times New Roman"/>
+          <w:sz w:val="24"/>
+          <w:szCs w:val="24"/>
+        </w:rPr>
+        <w:t xml:space="preserve"> </w:t>
+      </w:r>
+      <w:proofErr w:type="spellStart"/>
+      <w:r>
+        <w:rPr>
+          <w:rFonts w:ascii="Times New Roman" w:hAnsi="Times New Roman" w:cs="Times New Roman"/>
+          <w:sz w:val="24"/>
+          <w:szCs w:val="24"/>
+        </w:rPr>
+        <w:t>kebutuhan</w:t>
+      </w:r>
+      <w:proofErr w:type="spellEnd"/>
+      <w:r>
+        <w:rPr>
+          <w:rFonts w:ascii="Times New Roman" w:hAnsi="Times New Roman" w:cs="Times New Roman"/>
+          <w:sz w:val="24"/>
+          <w:szCs w:val="24"/>
+        </w:rPr>
+        <w:t xml:space="preserve"> </w:t>
+      </w:r>
+      <w:proofErr w:type="spellStart"/>
+      <w:r>
+        <w:rPr>
+          <w:rFonts w:ascii="Times New Roman" w:hAnsi="Times New Roman" w:cs="Times New Roman"/>
+          <w:sz w:val="24"/>
+          <w:szCs w:val="24"/>
+        </w:rPr>
+        <w:t>secara</w:t>
+      </w:r>
+      <w:proofErr w:type="spellEnd"/>
+      <w:r>
+        <w:rPr>
+          <w:rFonts w:ascii="Times New Roman" w:hAnsi="Times New Roman" w:cs="Times New Roman"/>
+          <w:sz w:val="24"/>
+          <w:szCs w:val="24"/>
+        </w:rPr>
+        <w:t xml:space="preserve"> sangat </w:t>
+      </w:r>
+      <w:proofErr w:type="spellStart"/>
+      <w:r>
+        <w:rPr>
+          <w:rFonts w:ascii="Times New Roman" w:hAnsi="Times New Roman" w:cs="Times New Roman"/>
+          <w:sz w:val="24"/>
+          <w:szCs w:val="24"/>
+        </w:rPr>
+        <w:t>teliti</w:t>
+      </w:r>
+      <w:proofErr w:type="spellEnd"/>
+      <w:r>
+        <w:rPr>
+          <w:rFonts w:ascii="Times New Roman" w:hAnsi="Times New Roman" w:cs="Times New Roman"/>
+          <w:sz w:val="24"/>
+          <w:szCs w:val="24"/>
+        </w:rPr>
+        <w:t xml:space="preserve"> pada </w:t>
+      </w:r>
+      <w:proofErr w:type="spellStart"/>
+      <w:r>
+        <w:rPr>
+          <w:rFonts w:ascii="Times New Roman" w:hAnsi="Times New Roman" w:cs="Times New Roman"/>
+          <w:sz w:val="24"/>
+          <w:szCs w:val="24"/>
+        </w:rPr>
+        <w:t>sesi</w:t>
+      </w:r>
+      <w:proofErr w:type="spellEnd"/>
+      <w:r>
+        <w:rPr>
+          <w:rFonts w:ascii="Times New Roman" w:hAnsi="Times New Roman" w:cs="Times New Roman"/>
+          <w:sz w:val="24"/>
+          <w:szCs w:val="24"/>
+        </w:rPr>
+        <w:t xml:space="preserve"> </w:t>
+      </w:r>
+      <w:proofErr w:type="spellStart"/>
+      <w:r>
+        <w:rPr>
+          <w:rFonts w:ascii="Times New Roman" w:hAnsi="Times New Roman" w:cs="Times New Roman"/>
+          <w:sz w:val="24"/>
+          <w:szCs w:val="24"/>
+        </w:rPr>
+        <w:t>tersebut</w:t>
+      </w:r>
+      <w:proofErr w:type="spellEnd"/>
+      <w:r>
+        <w:rPr>
+          <w:rFonts w:ascii="Times New Roman" w:hAnsi="Times New Roman" w:cs="Times New Roman"/>
+          <w:sz w:val="24"/>
+          <w:szCs w:val="24"/>
+        </w:rPr>
+        <w:t>.</w:t>
+      </w:r>
+    </w:p>
+    <w:p>
+      <w:pPr>
+        <w:pStyle w:val="Heading2"/>
+        <w:numPr>
+          <w:ilvl w:val="0"/>
+          <w:numId w:val="13"/>
+        </w:numPr>
+        <w:spacing w:before="0" w:after="0" w:line="360" w:lineRule="auto"/>
+        <w:ind w:left="851"/>
+        <w:jc w:val="both"/>
+        <w:rPr>
+          <w:rFonts w:ascii="Times New Roman" w:hAnsi="Times New Roman" w:cs="Times New Roman"/>
+          <w:color w:val="auto"/>
+          <w:sz w:val="24"/>
+          <w:szCs w:val="24"/>
+        </w:rPr>
+      </w:pPr>
+      <w:proofErr w:type="spellStart"/>
+      <w:r>
+        <w:rPr>
+          <w:rFonts w:ascii="Times New Roman" w:hAnsi="Times New Roman" w:cs="Times New Roman"/>
+          <w:color w:val="auto"/>
+          <w:sz w:val="24"/>
+          <w:szCs w:val="24"/>
+        </w:rPr>
+        <w:t>Pengujian</w:t>
+      </w:r>
+      <w:proofErr w:type="spellEnd"/>
+      <w:r>
+        <w:rPr>
+          <w:rFonts w:ascii="Times New Roman" w:hAnsi="Times New Roman" w:cs="Times New Roman"/>
+          <w:color w:val="auto"/>
+          <w:sz w:val="24"/>
+          <w:szCs w:val="24"/>
+        </w:rPr>
+        <w:t xml:space="preserve"> Baru </w:t>
+      </w:r>
+      <w:proofErr w:type="spellStart"/>
+      <w:r>
+        <w:rPr>
+          <w:rFonts w:ascii="Times New Roman" w:hAnsi="Times New Roman" w:cs="Times New Roman"/>
+          <w:color w:val="auto"/>
+          <w:sz w:val="24"/>
+          <w:szCs w:val="24"/>
+        </w:rPr>
+        <w:t>Dilakukan</w:t>
+      </w:r>
+      <w:proofErr w:type="spellEnd"/>
+      <w:r>
+        <w:rPr>
+          <w:rFonts w:ascii="Times New Roman" w:hAnsi="Times New Roman" w:cs="Times New Roman"/>
+          <w:color w:val="auto"/>
+          <w:sz w:val="24"/>
+          <w:szCs w:val="24"/>
+        </w:rPr>
+        <w:t xml:space="preserve"> di Akhir </w:t>
+      </w:r>
+      <w:proofErr w:type="spellStart"/>
+      <w:r>
+        <w:rPr>
+          <w:rFonts w:ascii="Times New Roman" w:hAnsi="Times New Roman" w:cs="Times New Roman"/>
+          <w:color w:val="auto"/>
+          <w:sz w:val="24"/>
+          <w:szCs w:val="24"/>
+        </w:rPr>
+        <w:t>Pengembangan</w:t>
+      </w:r>
+      <w:proofErr w:type="spellEnd"/>
+    </w:p>
+    <w:p>
+      <w:pPr>
+        <w:spacing w:line="360" w:lineRule="auto"/>
+        <w:ind w:left="851" w:firstLine="589"/>
+        <w:jc w:val="both"/>
+        <w:rPr>
+          <w:rFonts w:ascii="Times New Roman" w:hAnsi="Times New Roman" w:cs="Times New Roman"/>
+          <w:sz w:val="24"/>
+          <w:szCs w:val="24"/>
+        </w:rPr>
+      </w:pPr>
+      <w:proofErr w:type="spellStart"/>
+      <w:r>
+        <w:rPr>
+          <w:rFonts w:ascii="Times New Roman" w:hAnsi="Times New Roman" w:cs="Times New Roman"/>
+          <w:sz w:val="24"/>
+          <w:szCs w:val="24"/>
+        </w:rPr>
+        <w:t>Dalam</w:t>
+      </w:r>
+      <w:proofErr w:type="spellEnd"/>
+      <w:r>
+        <w:rPr>
+          <w:rFonts w:ascii="Times New Roman" w:hAnsi="Times New Roman" w:cs="Times New Roman"/>
+          <w:sz w:val="24"/>
+          <w:szCs w:val="24"/>
+        </w:rPr>
+        <w:t xml:space="preserve"> Waterfall Model, </w:t>
+      </w:r>
+      <w:proofErr w:type="spellStart"/>
+      <w:r>
+        <w:rPr>
+          <w:rFonts w:ascii="Times New Roman" w:hAnsi="Times New Roman" w:cs="Times New Roman"/>
+          <w:sz w:val="24"/>
+          <w:szCs w:val="24"/>
+        </w:rPr>
+        <w:t>fase</w:t>
+      </w:r>
+      <w:proofErr w:type="spellEnd"/>
+      <w:r>
+        <w:rPr>
+          <w:rFonts w:ascii="Times New Roman" w:hAnsi="Times New Roman" w:cs="Times New Roman"/>
+          <w:sz w:val="24"/>
+          <w:szCs w:val="24"/>
+        </w:rPr>
+        <w:t xml:space="preserve"> </w:t>
+      </w:r>
+      <w:proofErr w:type="spellStart"/>
+      <w:r>
+        <w:rPr>
+          <w:rFonts w:ascii="Times New Roman" w:hAnsi="Times New Roman" w:cs="Times New Roman"/>
+          <w:sz w:val="24"/>
+          <w:szCs w:val="24"/>
+        </w:rPr>
+        <w:t>pengujian</w:t>
+      </w:r>
+      <w:proofErr w:type="spellEnd"/>
+      <w:r>
+        <w:rPr>
+          <w:rFonts w:ascii="Times New Roman" w:hAnsi="Times New Roman" w:cs="Times New Roman"/>
+          <w:sz w:val="24"/>
+          <w:szCs w:val="24"/>
+        </w:rPr>
+        <w:t xml:space="preserve"> </w:t>
+      </w:r>
+      <w:proofErr w:type="spellStart"/>
+      <w:r>
+        <w:rPr>
+          <w:rFonts w:ascii="Times New Roman" w:hAnsi="Times New Roman" w:cs="Times New Roman"/>
+          <w:sz w:val="24"/>
+          <w:szCs w:val="24"/>
+        </w:rPr>
+        <w:t>baru</w:t>
+      </w:r>
+      <w:proofErr w:type="spellEnd"/>
+      <w:r>
+        <w:rPr>
+          <w:rFonts w:ascii="Times New Roman" w:hAnsi="Times New Roman" w:cs="Times New Roman"/>
+          <w:sz w:val="24"/>
+          <w:szCs w:val="24"/>
+        </w:rPr>
+        <w:t xml:space="preserve"> </w:t>
+      </w:r>
+      <w:proofErr w:type="spellStart"/>
+      <w:r>
+        <w:rPr>
+          <w:rFonts w:ascii="Times New Roman" w:hAnsi="Times New Roman" w:cs="Times New Roman"/>
+          <w:sz w:val="24"/>
+          <w:szCs w:val="24"/>
+        </w:rPr>
+        <w:t>dilaksanakan</w:t>
+      </w:r>
+      <w:proofErr w:type="spellEnd"/>
+      <w:r>
+        <w:rPr>
+          <w:rFonts w:ascii="Times New Roman" w:hAnsi="Times New Roman" w:cs="Times New Roman"/>
+          <w:sz w:val="24"/>
+          <w:szCs w:val="24"/>
+        </w:rPr>
+        <w:t xml:space="preserve"> </w:t>
+      </w:r>
+      <w:proofErr w:type="spellStart"/>
+      <w:r>
+        <w:rPr>
+          <w:rFonts w:ascii="Times New Roman" w:hAnsi="Times New Roman" w:cs="Times New Roman"/>
+          <w:sz w:val="24"/>
+          <w:szCs w:val="24"/>
+        </w:rPr>
+        <w:t>secara</w:t>
+      </w:r>
+      <w:proofErr w:type="spellEnd"/>
+      <w:r>
+        <w:rPr>
+          <w:rFonts w:ascii="Times New Roman" w:hAnsi="Times New Roman" w:cs="Times New Roman"/>
+          <w:sz w:val="24"/>
+          <w:szCs w:val="24"/>
+        </w:rPr>
+        <w:t xml:space="preserve"> </w:t>
+      </w:r>
+      <w:proofErr w:type="spellStart"/>
+      <w:r>
+        <w:rPr>
+          <w:rFonts w:ascii="Times New Roman" w:hAnsi="Times New Roman" w:cs="Times New Roman"/>
+          <w:sz w:val="24"/>
+          <w:szCs w:val="24"/>
+        </w:rPr>
+        <w:t>menyeluruh</w:t>
+      </w:r>
+      <w:proofErr w:type="spellEnd"/>
+      <w:r>
+        <w:rPr>
+          <w:rFonts w:ascii="Times New Roman" w:hAnsi="Times New Roman" w:cs="Times New Roman"/>
+          <w:sz w:val="24"/>
+          <w:szCs w:val="24"/>
+        </w:rPr>
+        <w:t xml:space="preserve"> </w:t>
+      </w:r>
+      <w:proofErr w:type="spellStart"/>
+      <w:r>
+        <w:rPr>
+          <w:rFonts w:ascii="Times New Roman" w:hAnsi="Times New Roman" w:cs="Times New Roman"/>
+          <w:sz w:val="24"/>
+          <w:szCs w:val="24"/>
+        </w:rPr>
+        <w:t>setelah</w:t>
+      </w:r>
+      <w:proofErr w:type="spellEnd"/>
+      <w:r>
+        <w:rPr>
+          <w:rFonts w:ascii="Times New Roman" w:hAnsi="Times New Roman" w:cs="Times New Roman"/>
+          <w:sz w:val="24"/>
+          <w:szCs w:val="24"/>
+        </w:rPr>
+        <w:t xml:space="preserve"> </w:t>
+      </w:r>
+      <w:proofErr w:type="spellStart"/>
+      <w:r>
+        <w:rPr>
+          <w:rFonts w:ascii="Times New Roman" w:hAnsi="Times New Roman" w:cs="Times New Roman"/>
+          <w:sz w:val="24"/>
+          <w:szCs w:val="24"/>
+        </w:rPr>
+        <w:t>seluruh</w:t>
+      </w:r>
+      <w:proofErr w:type="spellEnd"/>
+      <w:r>
+        <w:rPr>
+          <w:rFonts w:ascii="Times New Roman" w:hAnsi="Times New Roman" w:cs="Times New Roman"/>
+          <w:sz w:val="24"/>
+          <w:szCs w:val="24"/>
+        </w:rPr>
+        <w:t xml:space="preserve"> </w:t>
+      </w:r>
+      <w:proofErr w:type="spellStart"/>
+      <w:r>
+        <w:rPr>
+          <w:rFonts w:ascii="Times New Roman" w:hAnsi="Times New Roman" w:cs="Times New Roman"/>
+          <w:sz w:val="24"/>
+          <w:szCs w:val="24"/>
+        </w:rPr>
+        <w:t>implementasi</w:t>
+      </w:r>
+      <w:proofErr w:type="spellEnd"/>
+      <w:r>
+        <w:rPr>
+          <w:rFonts w:ascii="Times New Roman" w:hAnsi="Times New Roman" w:cs="Times New Roman"/>
+          <w:sz w:val="24"/>
+          <w:szCs w:val="24"/>
+        </w:rPr>
+        <w:t xml:space="preserve"> </w:t>
+      </w:r>
+      <w:proofErr w:type="spellStart"/>
+      <w:r>
+        <w:rPr>
+          <w:rFonts w:ascii="Times New Roman" w:hAnsi="Times New Roman" w:cs="Times New Roman"/>
+          <w:sz w:val="24"/>
+          <w:szCs w:val="24"/>
+        </w:rPr>
+        <w:t>kode</w:t>
+      </w:r>
+      <w:proofErr w:type="spellEnd"/>
+      <w:r>
+        <w:rPr>
+          <w:rFonts w:ascii="Times New Roman" w:hAnsi="Times New Roman" w:cs="Times New Roman"/>
+          <w:sz w:val="24"/>
+          <w:szCs w:val="24"/>
+        </w:rPr>
+        <w:t xml:space="preserve"> </w:t>
+      </w:r>
+      <w:proofErr w:type="spellStart"/>
+      <w:r>
+        <w:rPr>
+          <w:rFonts w:ascii="Times New Roman" w:hAnsi="Times New Roman" w:cs="Times New Roman"/>
+          <w:sz w:val="24"/>
+          <w:szCs w:val="24"/>
+        </w:rPr>
+        <w:t>selesai</w:t>
+      </w:r>
+      <w:proofErr w:type="spellEnd"/>
+      <w:r>
+        <w:rPr>
+          <w:rFonts w:ascii="Times New Roman" w:hAnsi="Times New Roman" w:cs="Times New Roman"/>
+          <w:sz w:val="24"/>
+          <w:szCs w:val="24"/>
+        </w:rPr>
+        <w:t xml:space="preserve">. Hal </w:t>
+      </w:r>
+      <w:proofErr w:type="spellStart"/>
+      <w:r>
+        <w:rPr>
+          <w:rFonts w:ascii="Times New Roman" w:hAnsi="Times New Roman" w:cs="Times New Roman"/>
+          <w:sz w:val="24"/>
+          <w:szCs w:val="24"/>
+        </w:rPr>
+        <w:t>ini</w:t>
+      </w:r>
+      <w:proofErr w:type="spellEnd"/>
+      <w:r>
+        <w:rPr>
+          <w:rFonts w:ascii="Times New Roman" w:hAnsi="Times New Roman" w:cs="Times New Roman"/>
+          <w:sz w:val="24"/>
+          <w:szCs w:val="24"/>
+        </w:rPr>
+        <w:t xml:space="preserve"> </w:t>
+      </w:r>
+      <w:proofErr w:type="spellStart"/>
+      <w:r>
+        <w:rPr>
+          <w:rFonts w:ascii="Times New Roman" w:hAnsi="Times New Roman" w:cs="Times New Roman"/>
+          <w:sz w:val="24"/>
+          <w:szCs w:val="24"/>
+        </w:rPr>
+        <w:t>berarti</w:t>
+      </w:r>
+      <w:proofErr w:type="spellEnd"/>
+      <w:r>
+        <w:rPr>
+          <w:rFonts w:ascii="Times New Roman" w:hAnsi="Times New Roman" w:cs="Times New Roman"/>
+          <w:sz w:val="24"/>
+          <w:szCs w:val="24"/>
+        </w:rPr>
+        <w:t xml:space="preserve"> </w:t>
+      </w:r>
+      <w:r>
+        <w:rPr>
+          <w:rFonts w:ascii="Times New Roman" w:hAnsi="Times New Roman" w:cs="Times New Roman"/>
+          <w:i/>
+          <w:iCs/>
+          <w:sz w:val="24"/>
+          <w:szCs w:val="24"/>
+        </w:rPr>
+        <w:t>bug</w:t>
+      </w:r>
+      <w:r>
+        <w:rPr>
+          <w:rFonts w:ascii="Times New Roman" w:hAnsi="Times New Roman" w:cs="Times New Roman"/>
+          <w:sz w:val="24"/>
+          <w:szCs w:val="24"/>
+        </w:rPr>
+        <w:t xml:space="preserve"> </w:t>
+      </w:r>
+      <w:proofErr w:type="spellStart"/>
+      <w:r>
+        <w:rPr>
+          <w:rFonts w:ascii="Times New Roman" w:hAnsi="Times New Roman" w:cs="Times New Roman"/>
+          <w:sz w:val="24"/>
+          <w:szCs w:val="24"/>
+        </w:rPr>
+        <w:t>atau</w:t>
+      </w:r>
+      <w:proofErr w:type="spellEnd"/>
+      <w:r>
+        <w:rPr>
+          <w:rFonts w:ascii="Times New Roman" w:hAnsi="Times New Roman" w:cs="Times New Roman"/>
+          <w:sz w:val="24"/>
+          <w:szCs w:val="24"/>
+        </w:rPr>
+        <w:t xml:space="preserve"> </w:t>
+      </w:r>
+      <w:proofErr w:type="spellStart"/>
+      <w:r>
+        <w:rPr>
+          <w:rFonts w:ascii="Times New Roman" w:hAnsi="Times New Roman" w:cs="Times New Roman"/>
+          <w:sz w:val="24"/>
+          <w:szCs w:val="24"/>
+        </w:rPr>
+        <w:t>cacat</w:t>
+      </w:r>
+      <w:proofErr w:type="spellEnd"/>
+      <w:r>
+        <w:rPr>
+          <w:rFonts w:ascii="Times New Roman" w:hAnsi="Times New Roman" w:cs="Times New Roman"/>
+          <w:sz w:val="24"/>
+          <w:szCs w:val="24"/>
+        </w:rPr>
+        <w:t xml:space="preserve"> </w:t>
+      </w:r>
+      <w:proofErr w:type="spellStart"/>
+      <w:r>
+        <w:rPr>
+          <w:rFonts w:ascii="Times New Roman" w:hAnsi="Times New Roman" w:cs="Times New Roman"/>
+          <w:sz w:val="24"/>
+          <w:szCs w:val="24"/>
+        </w:rPr>
+        <w:t>desain</w:t>
+      </w:r>
+      <w:proofErr w:type="spellEnd"/>
+      <w:r>
+        <w:rPr>
+          <w:rFonts w:ascii="Times New Roman" w:hAnsi="Times New Roman" w:cs="Times New Roman"/>
+          <w:sz w:val="24"/>
+          <w:szCs w:val="24"/>
+        </w:rPr>
+        <w:t xml:space="preserve"> yang </w:t>
+      </w:r>
+      <w:proofErr w:type="spellStart"/>
+      <w:r>
+        <w:rPr>
+          <w:rFonts w:ascii="Times New Roman" w:hAnsi="Times New Roman" w:cs="Times New Roman"/>
+          <w:sz w:val="24"/>
+          <w:szCs w:val="24"/>
+        </w:rPr>
+        <w:t>muncul</w:t>
+      </w:r>
+      <w:proofErr w:type="spellEnd"/>
+      <w:r>
+        <w:rPr>
+          <w:rFonts w:ascii="Times New Roman" w:hAnsi="Times New Roman" w:cs="Times New Roman"/>
+          <w:sz w:val="24"/>
+          <w:szCs w:val="24"/>
+        </w:rPr>
+        <w:t xml:space="preserve"> </w:t>
+      </w:r>
+      <w:proofErr w:type="spellStart"/>
+      <w:r>
+        <w:rPr>
+          <w:rFonts w:ascii="Times New Roman" w:hAnsi="Times New Roman" w:cs="Times New Roman"/>
+          <w:sz w:val="24"/>
+          <w:szCs w:val="24"/>
+        </w:rPr>
+        <w:t>selama</w:t>
+      </w:r>
+      <w:proofErr w:type="spellEnd"/>
+      <w:r>
+        <w:rPr>
+          <w:rFonts w:ascii="Times New Roman" w:hAnsi="Times New Roman" w:cs="Times New Roman"/>
+          <w:sz w:val="24"/>
+          <w:szCs w:val="24"/>
+        </w:rPr>
+        <w:t xml:space="preserve"> proses </w:t>
+      </w:r>
+      <w:r>
+        <w:rPr>
+          <w:rFonts w:ascii="Times New Roman" w:hAnsi="Times New Roman" w:cs="Times New Roman"/>
+          <w:i/>
+          <w:iCs/>
+          <w:sz w:val="24"/>
+          <w:szCs w:val="24"/>
+        </w:rPr>
+        <w:t>coding</w:t>
+      </w:r>
+      <w:r>
+        <w:rPr>
+          <w:rFonts w:ascii="Times New Roman" w:hAnsi="Times New Roman" w:cs="Times New Roman"/>
+          <w:sz w:val="24"/>
+          <w:szCs w:val="24"/>
+        </w:rPr>
+        <w:t xml:space="preserve"> </w:t>
+      </w:r>
+      <w:proofErr w:type="spellStart"/>
+      <w:r>
+        <w:rPr>
+          <w:rFonts w:ascii="Times New Roman" w:hAnsi="Times New Roman" w:cs="Times New Roman"/>
+          <w:sz w:val="24"/>
+          <w:szCs w:val="24"/>
+        </w:rPr>
+        <w:t>baru</w:t>
+      </w:r>
+      <w:proofErr w:type="spellEnd"/>
+      <w:r>
+        <w:rPr>
+          <w:rFonts w:ascii="Times New Roman" w:hAnsi="Times New Roman" w:cs="Times New Roman"/>
+          <w:sz w:val="24"/>
+          <w:szCs w:val="24"/>
+        </w:rPr>
+        <w:t xml:space="preserve"> </w:t>
+      </w:r>
+      <w:proofErr w:type="spellStart"/>
+      <w:r>
+        <w:rPr>
+          <w:rFonts w:ascii="Times New Roman" w:hAnsi="Times New Roman" w:cs="Times New Roman"/>
+          <w:sz w:val="24"/>
+          <w:szCs w:val="24"/>
+        </w:rPr>
+        <w:t>akan</w:t>
+      </w:r>
+      <w:proofErr w:type="spellEnd"/>
+      <w:r>
+        <w:rPr>
+          <w:rFonts w:ascii="Times New Roman" w:hAnsi="Times New Roman" w:cs="Times New Roman"/>
+          <w:sz w:val="24"/>
+          <w:szCs w:val="24"/>
+        </w:rPr>
+        <w:t xml:space="preserve"> </w:t>
+      </w:r>
+      <w:proofErr w:type="spellStart"/>
+      <w:r>
+        <w:rPr>
+          <w:rFonts w:ascii="Times New Roman" w:hAnsi="Times New Roman" w:cs="Times New Roman"/>
+          <w:sz w:val="24"/>
+          <w:szCs w:val="24"/>
+        </w:rPr>
+        <w:t>teridentifikasi</w:t>
+      </w:r>
+      <w:proofErr w:type="spellEnd"/>
+      <w:r>
+        <w:rPr>
+          <w:rFonts w:ascii="Times New Roman" w:hAnsi="Times New Roman" w:cs="Times New Roman"/>
+          <w:sz w:val="24"/>
+          <w:szCs w:val="24"/>
+        </w:rPr>
+        <w:t xml:space="preserve"> pada </w:t>
+      </w:r>
+      <w:proofErr w:type="spellStart"/>
+      <w:r>
+        <w:rPr>
+          <w:rFonts w:ascii="Times New Roman" w:hAnsi="Times New Roman" w:cs="Times New Roman"/>
+          <w:sz w:val="24"/>
+          <w:szCs w:val="24"/>
+        </w:rPr>
+        <w:t>fase</w:t>
+      </w:r>
+      <w:proofErr w:type="spellEnd"/>
+      <w:r>
+        <w:rPr>
+          <w:rFonts w:ascii="Times New Roman" w:hAnsi="Times New Roman" w:cs="Times New Roman"/>
+          <w:sz w:val="24"/>
+          <w:szCs w:val="24"/>
+        </w:rPr>
+        <w:t xml:space="preserve"> </w:t>
+      </w:r>
+      <w:r>
+        <w:rPr>
+          <w:rFonts w:ascii="Times New Roman" w:hAnsi="Times New Roman" w:cs="Times New Roman"/>
+          <w:i/>
+          <w:iCs/>
+          <w:sz w:val="24"/>
+          <w:szCs w:val="24"/>
+        </w:rPr>
+        <w:t>testing</w:t>
+      </w:r>
+      <w:r>
+        <w:rPr>
+          <w:rFonts w:ascii="Times New Roman" w:hAnsi="Times New Roman" w:cs="Times New Roman"/>
+          <w:sz w:val="24"/>
+          <w:szCs w:val="24"/>
+        </w:rPr>
+        <w:t xml:space="preserve">, </w:t>
+      </w:r>
+      <w:proofErr w:type="spellStart"/>
+      <w:r>
+        <w:rPr>
+          <w:rFonts w:ascii="Times New Roman" w:hAnsi="Times New Roman" w:cs="Times New Roman"/>
+          <w:sz w:val="24"/>
+          <w:szCs w:val="24"/>
+        </w:rPr>
+        <w:t>sehingga</w:t>
+      </w:r>
+      <w:proofErr w:type="spellEnd"/>
+      <w:r>
+        <w:rPr>
+          <w:rFonts w:ascii="Times New Roman" w:hAnsi="Times New Roman" w:cs="Times New Roman"/>
+          <w:sz w:val="24"/>
+          <w:szCs w:val="24"/>
+        </w:rPr>
+        <w:t xml:space="preserve"> </w:t>
+      </w:r>
+      <w:proofErr w:type="spellStart"/>
+      <w:r>
+        <w:rPr>
+          <w:rFonts w:ascii="Times New Roman" w:hAnsi="Times New Roman" w:cs="Times New Roman"/>
+          <w:sz w:val="24"/>
+          <w:szCs w:val="24"/>
+        </w:rPr>
+        <w:t>upaya</w:t>
+      </w:r>
+      <w:proofErr w:type="spellEnd"/>
+      <w:r>
+        <w:rPr>
+          <w:rFonts w:ascii="Times New Roman" w:hAnsi="Times New Roman" w:cs="Times New Roman"/>
+          <w:sz w:val="24"/>
+          <w:szCs w:val="24"/>
+        </w:rPr>
+        <w:t xml:space="preserve"> </w:t>
+      </w:r>
+      <w:proofErr w:type="spellStart"/>
+      <w:r>
+        <w:rPr>
+          <w:rFonts w:ascii="Times New Roman" w:hAnsi="Times New Roman" w:cs="Times New Roman"/>
+          <w:sz w:val="24"/>
+          <w:szCs w:val="24"/>
+        </w:rPr>
+        <w:t>perbaikannya</w:t>
+      </w:r>
+      <w:proofErr w:type="spellEnd"/>
+      <w:r>
+        <w:rPr>
+          <w:rFonts w:ascii="Times New Roman" w:hAnsi="Times New Roman" w:cs="Times New Roman"/>
+          <w:sz w:val="24"/>
+          <w:szCs w:val="24"/>
+        </w:rPr>
+        <w:t xml:space="preserve"> </w:t>
+      </w:r>
+      <w:proofErr w:type="spellStart"/>
+      <w:r>
+        <w:rPr>
+          <w:rFonts w:ascii="Times New Roman" w:hAnsi="Times New Roman" w:cs="Times New Roman"/>
+          <w:sz w:val="24"/>
+          <w:szCs w:val="24"/>
+        </w:rPr>
+        <w:t>berpotensi</w:t>
+      </w:r>
+      <w:proofErr w:type="spellEnd"/>
+      <w:r>
+        <w:rPr>
+          <w:rFonts w:ascii="Times New Roman" w:hAnsi="Times New Roman" w:cs="Times New Roman"/>
+          <w:sz w:val="24"/>
+          <w:szCs w:val="24"/>
+        </w:rPr>
+        <w:t xml:space="preserve"> </w:t>
+      </w:r>
+      <w:proofErr w:type="spellStart"/>
+      <w:r>
+        <w:rPr>
+          <w:rFonts w:ascii="Times New Roman" w:hAnsi="Times New Roman" w:cs="Times New Roman"/>
+          <w:sz w:val="24"/>
+          <w:szCs w:val="24"/>
+        </w:rPr>
+        <w:t>lebih</w:t>
+      </w:r>
+      <w:proofErr w:type="spellEnd"/>
+      <w:r>
+        <w:rPr>
+          <w:rFonts w:ascii="Times New Roman" w:hAnsi="Times New Roman" w:cs="Times New Roman"/>
+          <w:sz w:val="24"/>
+          <w:szCs w:val="24"/>
+        </w:rPr>
+        <w:t xml:space="preserve"> </w:t>
+      </w:r>
+      <w:proofErr w:type="spellStart"/>
+      <w:r>
+        <w:rPr>
+          <w:rFonts w:ascii="Times New Roman" w:hAnsi="Times New Roman" w:cs="Times New Roman"/>
+          <w:sz w:val="24"/>
+          <w:szCs w:val="24"/>
+        </w:rPr>
+        <w:t>besar</w:t>
+      </w:r>
+      <w:proofErr w:type="spellEnd"/>
+      <w:r>
+        <w:rPr>
+          <w:rFonts w:ascii="Times New Roman" w:hAnsi="Times New Roman" w:cs="Times New Roman"/>
+          <w:sz w:val="24"/>
+          <w:szCs w:val="24"/>
+        </w:rPr>
+        <w:t xml:space="preserve">. </w:t>
+      </w:r>
+      <w:proofErr w:type="spellStart"/>
+      <w:r>
+        <w:rPr>
+          <w:rFonts w:ascii="Times New Roman" w:hAnsi="Times New Roman" w:cs="Times New Roman"/>
+          <w:sz w:val="24"/>
+          <w:szCs w:val="24"/>
+        </w:rPr>
+        <w:t>Untuk</w:t>
+      </w:r>
+      <w:proofErr w:type="spellEnd"/>
+      <w:r>
+        <w:rPr>
+          <w:rFonts w:ascii="Times New Roman" w:hAnsi="Times New Roman" w:cs="Times New Roman"/>
+          <w:sz w:val="24"/>
+          <w:szCs w:val="24"/>
+        </w:rPr>
+        <w:t xml:space="preserve"> </w:t>
+      </w:r>
+      <w:proofErr w:type="spellStart"/>
+      <w:r>
+        <w:rPr>
+          <w:rFonts w:ascii="Times New Roman" w:hAnsi="Times New Roman" w:cs="Times New Roman"/>
+          <w:sz w:val="24"/>
+          <w:szCs w:val="24"/>
+        </w:rPr>
+        <w:t>memitigasi</w:t>
+      </w:r>
+      <w:proofErr w:type="spellEnd"/>
+      <w:r>
+        <w:rPr>
+          <w:rFonts w:ascii="Times New Roman" w:hAnsi="Times New Roman" w:cs="Times New Roman"/>
+          <w:sz w:val="24"/>
+          <w:szCs w:val="24"/>
+        </w:rPr>
+        <w:t xml:space="preserve"> </w:t>
+      </w:r>
+      <w:proofErr w:type="spellStart"/>
+      <w:r>
+        <w:rPr>
+          <w:rFonts w:ascii="Times New Roman" w:hAnsi="Times New Roman" w:cs="Times New Roman"/>
+          <w:sz w:val="24"/>
+          <w:szCs w:val="24"/>
+        </w:rPr>
+        <w:t>risiko</w:t>
+      </w:r>
+      <w:proofErr w:type="spellEnd"/>
+      <w:r>
+        <w:rPr>
+          <w:rFonts w:ascii="Times New Roman" w:hAnsi="Times New Roman" w:cs="Times New Roman"/>
+          <w:sz w:val="24"/>
+          <w:szCs w:val="24"/>
+        </w:rPr>
+        <w:t xml:space="preserve"> </w:t>
+      </w:r>
+      <w:proofErr w:type="spellStart"/>
+      <w:r>
+        <w:rPr>
+          <w:rFonts w:ascii="Times New Roman" w:hAnsi="Times New Roman" w:cs="Times New Roman"/>
+          <w:sz w:val="24"/>
+          <w:szCs w:val="24"/>
+        </w:rPr>
+        <w:t>ini</w:t>
+      </w:r>
+      <w:proofErr w:type="spellEnd"/>
+      <w:r>
+        <w:rPr>
+          <w:rFonts w:ascii="Times New Roman" w:hAnsi="Times New Roman" w:cs="Times New Roman"/>
+          <w:sz w:val="24"/>
+          <w:szCs w:val="24"/>
+        </w:rPr>
+        <w:t xml:space="preserve">, </w:t>
+      </w:r>
+      <w:proofErr w:type="spellStart"/>
+      <w:r>
+        <w:rPr>
+          <w:rFonts w:ascii="Times New Roman" w:hAnsi="Times New Roman" w:cs="Times New Roman"/>
+          <w:sz w:val="24"/>
+          <w:szCs w:val="24"/>
+        </w:rPr>
+        <w:t>tim</w:t>
+      </w:r>
+      <w:proofErr w:type="spellEnd"/>
+      <w:r>
+        <w:rPr>
+          <w:rFonts w:ascii="Times New Roman" w:hAnsi="Times New Roman" w:cs="Times New Roman"/>
+          <w:sz w:val="24"/>
+          <w:szCs w:val="24"/>
+        </w:rPr>
+        <w:t xml:space="preserve"> </w:t>
+      </w:r>
+      <w:proofErr w:type="spellStart"/>
+      <w:r>
+        <w:rPr>
+          <w:rFonts w:ascii="Times New Roman" w:hAnsi="Times New Roman" w:cs="Times New Roman"/>
+          <w:sz w:val="24"/>
+          <w:szCs w:val="24"/>
+        </w:rPr>
+        <w:t>menerapkan</w:t>
+      </w:r>
+      <w:proofErr w:type="spellEnd"/>
+      <w:r>
+        <w:rPr>
+          <w:rFonts w:ascii="Times New Roman" w:hAnsi="Times New Roman" w:cs="Times New Roman"/>
+          <w:sz w:val="24"/>
+          <w:szCs w:val="24"/>
+        </w:rPr>
+        <w:t xml:space="preserve"> </w:t>
+      </w:r>
+      <w:r>
+        <w:rPr>
+          <w:rFonts w:ascii="Times New Roman" w:hAnsi="Times New Roman" w:cs="Times New Roman"/>
+          <w:i/>
+          <w:iCs/>
+          <w:sz w:val="24"/>
+          <w:szCs w:val="24"/>
+        </w:rPr>
+        <w:t>unit testing</w:t>
+      </w:r>
+      <w:r>
+        <w:rPr>
+          <w:rFonts w:ascii="Times New Roman" w:hAnsi="Times New Roman" w:cs="Times New Roman"/>
+          <w:sz w:val="24"/>
+          <w:szCs w:val="24"/>
+        </w:rPr>
+        <w:t xml:space="preserve"> </w:t>
+      </w:r>
+      <w:proofErr w:type="spellStart"/>
+      <w:r>
+        <w:rPr>
+          <w:rFonts w:ascii="Times New Roman" w:hAnsi="Times New Roman" w:cs="Times New Roman"/>
+          <w:sz w:val="24"/>
+          <w:szCs w:val="24"/>
+        </w:rPr>
+        <w:t>secara</w:t>
+      </w:r>
+      <w:proofErr w:type="spellEnd"/>
+      <w:r>
+        <w:rPr>
+          <w:rFonts w:ascii="Times New Roman" w:hAnsi="Times New Roman" w:cs="Times New Roman"/>
+          <w:sz w:val="24"/>
+          <w:szCs w:val="24"/>
+        </w:rPr>
+        <w:t xml:space="preserve"> </w:t>
+      </w:r>
+      <w:proofErr w:type="spellStart"/>
+      <w:r>
+        <w:rPr>
+          <w:rFonts w:ascii="Times New Roman" w:hAnsi="Times New Roman" w:cs="Times New Roman"/>
+          <w:sz w:val="24"/>
+          <w:szCs w:val="24"/>
+        </w:rPr>
+        <w:t>mandiri</w:t>
+      </w:r>
+      <w:proofErr w:type="spellEnd"/>
+      <w:r>
+        <w:rPr>
+          <w:rFonts w:ascii="Times New Roman" w:hAnsi="Times New Roman" w:cs="Times New Roman"/>
+          <w:sz w:val="24"/>
+          <w:szCs w:val="24"/>
+        </w:rPr>
+        <w:t xml:space="preserve"> pada </w:t>
+      </w:r>
+      <w:proofErr w:type="spellStart"/>
+      <w:r>
+        <w:rPr>
+          <w:rFonts w:ascii="Times New Roman" w:hAnsi="Times New Roman" w:cs="Times New Roman"/>
+          <w:sz w:val="24"/>
+          <w:szCs w:val="24"/>
+        </w:rPr>
+        <w:t>setiap</w:t>
+      </w:r>
+      <w:proofErr w:type="spellEnd"/>
+      <w:r>
+        <w:rPr>
+          <w:rFonts w:ascii="Times New Roman" w:hAnsi="Times New Roman" w:cs="Times New Roman"/>
+          <w:sz w:val="24"/>
+          <w:szCs w:val="24"/>
+        </w:rPr>
+        <w:t xml:space="preserve"> </w:t>
+      </w:r>
+      <w:proofErr w:type="spellStart"/>
+      <w:r>
+        <w:rPr>
+          <w:rFonts w:ascii="Times New Roman" w:hAnsi="Times New Roman" w:cs="Times New Roman"/>
+          <w:sz w:val="24"/>
+          <w:szCs w:val="24"/>
+        </w:rPr>
+        <w:t>modul</w:t>
+      </w:r>
+      <w:proofErr w:type="spellEnd"/>
+      <w:r>
+        <w:rPr>
+          <w:rFonts w:ascii="Times New Roman" w:hAnsi="Times New Roman" w:cs="Times New Roman"/>
+          <w:sz w:val="24"/>
+          <w:szCs w:val="24"/>
+        </w:rPr>
+        <w:t xml:space="preserve"> </w:t>
+      </w:r>
+      <w:proofErr w:type="spellStart"/>
+      <w:r>
+        <w:rPr>
+          <w:rFonts w:ascii="Times New Roman" w:hAnsi="Times New Roman" w:cs="Times New Roman"/>
+          <w:sz w:val="24"/>
+          <w:szCs w:val="24"/>
+        </w:rPr>
+        <w:t>selama</w:t>
+      </w:r>
+      <w:proofErr w:type="spellEnd"/>
+      <w:r>
+        <w:rPr>
+          <w:rFonts w:ascii="Times New Roman" w:hAnsi="Times New Roman" w:cs="Times New Roman"/>
+          <w:sz w:val="24"/>
+          <w:szCs w:val="24"/>
+        </w:rPr>
+        <w:t xml:space="preserve"> </w:t>
+      </w:r>
+      <w:proofErr w:type="spellStart"/>
+      <w:r>
+        <w:rPr>
+          <w:rFonts w:ascii="Times New Roman" w:hAnsi="Times New Roman" w:cs="Times New Roman"/>
+          <w:sz w:val="24"/>
+          <w:szCs w:val="24"/>
+        </w:rPr>
+        <w:t>fase</w:t>
+      </w:r>
+      <w:proofErr w:type="spellEnd"/>
+      <w:r>
+        <w:rPr>
+          <w:rFonts w:ascii="Times New Roman" w:hAnsi="Times New Roman" w:cs="Times New Roman"/>
+          <w:sz w:val="24"/>
+          <w:szCs w:val="24"/>
+        </w:rPr>
+        <w:t xml:space="preserve"> </w:t>
+      </w:r>
+      <w:proofErr w:type="spellStart"/>
+      <w:r>
+        <w:rPr>
+          <w:rFonts w:ascii="Times New Roman" w:hAnsi="Times New Roman" w:cs="Times New Roman"/>
+          <w:sz w:val="24"/>
+          <w:szCs w:val="24"/>
+        </w:rPr>
+        <w:t>implementasi</w:t>
+      </w:r>
+      <w:proofErr w:type="spellEnd"/>
+      <w:r>
+        <w:rPr>
+          <w:rFonts w:ascii="Times New Roman" w:hAnsi="Times New Roman" w:cs="Times New Roman"/>
+          <w:sz w:val="24"/>
+          <w:szCs w:val="24"/>
+        </w:rPr>
+        <w:t xml:space="preserve">, </w:t>
+      </w:r>
+      <w:proofErr w:type="spellStart"/>
+      <w:r>
+        <w:rPr>
+          <w:rFonts w:ascii="Times New Roman" w:hAnsi="Times New Roman" w:cs="Times New Roman"/>
+          <w:sz w:val="24"/>
+          <w:szCs w:val="24"/>
+        </w:rPr>
+        <w:t>sebelum</w:t>
+      </w:r>
+      <w:proofErr w:type="spellEnd"/>
+      <w:r>
+        <w:rPr>
+          <w:rFonts w:ascii="Times New Roman" w:hAnsi="Times New Roman" w:cs="Times New Roman"/>
+          <w:sz w:val="24"/>
+          <w:szCs w:val="24"/>
+        </w:rPr>
+        <w:t xml:space="preserve"> </w:t>
+      </w:r>
+      <w:proofErr w:type="spellStart"/>
+      <w:r>
+        <w:rPr>
+          <w:rFonts w:ascii="Times New Roman" w:hAnsi="Times New Roman" w:cs="Times New Roman"/>
+          <w:sz w:val="24"/>
+          <w:szCs w:val="24"/>
+        </w:rPr>
+        <w:t>akhirnya</w:t>
+      </w:r>
+      <w:proofErr w:type="spellEnd"/>
+      <w:r>
+        <w:rPr>
+          <w:rFonts w:ascii="Times New Roman" w:hAnsi="Times New Roman" w:cs="Times New Roman"/>
+          <w:sz w:val="24"/>
+          <w:szCs w:val="24"/>
+        </w:rPr>
+        <w:t xml:space="preserve"> </w:t>
+      </w:r>
+      <w:proofErr w:type="spellStart"/>
+      <w:r>
+        <w:rPr>
+          <w:rFonts w:ascii="Times New Roman" w:hAnsi="Times New Roman" w:cs="Times New Roman"/>
+          <w:sz w:val="24"/>
+          <w:szCs w:val="24"/>
+        </w:rPr>
+        <w:t>digabungkan</w:t>
+      </w:r>
+      <w:proofErr w:type="spellEnd"/>
+      <w:r>
+        <w:rPr>
+          <w:rFonts w:ascii="Times New Roman" w:hAnsi="Times New Roman" w:cs="Times New Roman"/>
+          <w:sz w:val="24"/>
+          <w:szCs w:val="24"/>
+        </w:rPr>
+        <w:t xml:space="preserve"> </w:t>
+      </w:r>
+      <w:proofErr w:type="spellStart"/>
+      <w:r>
+        <w:rPr>
+          <w:rFonts w:ascii="Times New Roman" w:hAnsi="Times New Roman" w:cs="Times New Roman"/>
+          <w:sz w:val="24"/>
+          <w:szCs w:val="24"/>
+        </w:rPr>
+        <w:t>untuk</w:t>
+      </w:r>
+      <w:proofErr w:type="spellEnd"/>
+      <w:r>
+        <w:rPr>
+          <w:rFonts w:ascii="Times New Roman" w:hAnsi="Times New Roman" w:cs="Times New Roman"/>
+          <w:sz w:val="24"/>
+          <w:szCs w:val="24"/>
+        </w:rPr>
+        <w:t xml:space="preserve"> </w:t>
+      </w:r>
+      <w:proofErr w:type="spellStart"/>
+      <w:r>
+        <w:rPr>
+          <w:rFonts w:ascii="Times New Roman" w:hAnsi="Times New Roman" w:cs="Times New Roman"/>
+          <w:sz w:val="24"/>
+          <w:szCs w:val="24"/>
+        </w:rPr>
+        <w:t>pengujian</w:t>
+      </w:r>
+      <w:proofErr w:type="spellEnd"/>
+      <w:r>
+        <w:rPr>
+          <w:rFonts w:ascii="Times New Roman" w:hAnsi="Times New Roman" w:cs="Times New Roman"/>
+          <w:sz w:val="24"/>
+          <w:szCs w:val="24"/>
+        </w:rPr>
+        <w:t xml:space="preserve"> </w:t>
+      </w:r>
+      <w:proofErr w:type="spellStart"/>
+      <w:r>
+        <w:rPr>
+          <w:rFonts w:ascii="Times New Roman" w:hAnsi="Times New Roman" w:cs="Times New Roman"/>
+          <w:sz w:val="24"/>
+          <w:szCs w:val="24"/>
+        </w:rPr>
+        <w:t>sistem</w:t>
+      </w:r>
+      <w:proofErr w:type="spellEnd"/>
+      <w:r>
+        <w:rPr>
+          <w:rFonts w:ascii="Times New Roman" w:hAnsi="Times New Roman" w:cs="Times New Roman"/>
+          <w:sz w:val="24"/>
+          <w:szCs w:val="24"/>
+        </w:rPr>
+        <w:t xml:space="preserve"> </w:t>
+      </w:r>
+      <w:proofErr w:type="spellStart"/>
+      <w:r>
+        <w:rPr>
+          <w:rFonts w:ascii="Times New Roman" w:hAnsi="Times New Roman" w:cs="Times New Roman"/>
+          <w:sz w:val="24"/>
+          <w:szCs w:val="24"/>
+        </w:rPr>
+        <w:t>secara</w:t>
+      </w:r>
+      <w:proofErr w:type="spellEnd"/>
+      <w:r>
+        <w:rPr>
+          <w:rFonts w:ascii="Times New Roman" w:hAnsi="Times New Roman" w:cs="Times New Roman"/>
+          <w:sz w:val="24"/>
+          <w:szCs w:val="24"/>
+        </w:rPr>
+        <w:t xml:space="preserve"> formal.</w:t>
+      </w:r>
+    </w:p>
+    <w:p>
+      <w:pPr>
+        <w:spacing w:line="360" w:lineRule="auto"/>
+        <w:jc w:val="both"/>
+        <w:rPr>
+          <w:rFonts w:ascii="Times New Roman" w:hAnsi="Times New Roman" w:cs="Times New Roman"/>
+          <w:sz w:val="24"/>
+          <w:szCs w:val="24"/>
+        </w:rPr>
+      </w:pPr>
+      <w:r>
+        <w:rPr>
+          <w:rFonts w:ascii="Times New Roman" w:hAnsi="Times New Roman" w:cs="Times New Roman"/>
+          <w:sz w:val="24"/>
+          <w:szCs w:val="24"/>
         </w:rPr>
         <w:br w:type="page"/>
       </w:r>
@@ -22698,6 +27634,96 @@
     </w:lvl>
   </w:abstractNum>
   <w:abstractNum w:abstractNumId="6" w15:restartNumberingAfterBreak="0">
+    <w:nsid w:val="2D1410A2"/>
+    <w:multiLevelType w:val="hybridMultilevel"/>
+    <w:tmpl w:val="534AAA82"/>
+    <w:lvl w:ilvl="0" w:tplc="FFFFFFFF">
+      <w:start w:val="1"/>
+      <w:numFmt w:val="upperLetter"/>
+      <w:lvlText w:val="%1."/>
+      <w:lvlJc w:val="left"/>
+      <w:pPr>
+        <w:ind w:left="1440" w:hanging="360"/>
+      </w:pPr>
+      <w:rPr>
+        <w:rFonts w:eastAsia="Arial" w:hint="default"/>
+        <w:sz w:val="24"/>
+      </w:rPr>
+    </w:lvl>
+    <w:lvl w:ilvl="1" w:tplc="FFFFFFFF">
+      <w:start w:val="1"/>
+      <w:numFmt w:val="lowerLetter"/>
+      <w:lvlText w:val="%2."/>
+      <w:lvlJc w:val="left"/>
+      <w:pPr>
+        <w:ind w:left="1440" w:hanging="360"/>
+      </w:pPr>
+    </w:lvl>
+    <w:lvl w:ilvl="2" w:tplc="FFFFFFFF" w:tentative="1">
+      <w:start w:val="1"/>
+      <w:numFmt w:val="lowerRoman"/>
+      <w:lvlText w:val="%3."/>
+      <w:lvlJc w:val="right"/>
+      <w:pPr>
+        <w:ind w:left="2160" w:hanging="180"/>
+      </w:pPr>
+    </w:lvl>
+    <w:lvl w:ilvl="3" w:tplc="FFFFFFFF" w:tentative="1">
+      <w:start w:val="1"/>
+      <w:numFmt w:val="decimal"/>
+      <w:lvlText w:val="%4."/>
+      <w:lvlJc w:val="left"/>
+      <w:pPr>
+        <w:ind w:left="2880" w:hanging="360"/>
+      </w:pPr>
+    </w:lvl>
+    <w:lvl w:ilvl="4" w:tplc="FFFFFFFF" w:tentative="1">
+      <w:start w:val="1"/>
+      <w:numFmt w:val="lowerLetter"/>
+      <w:lvlText w:val="%5."/>
+      <w:lvlJc w:val="left"/>
+      <w:pPr>
+        <w:ind w:left="3600" w:hanging="360"/>
+      </w:pPr>
+    </w:lvl>
+    <w:lvl w:ilvl="5" w:tplc="FFFFFFFF" w:tentative="1">
+      <w:start w:val="1"/>
+      <w:numFmt w:val="lowerRoman"/>
+      <w:lvlText w:val="%6."/>
+      <w:lvlJc w:val="right"/>
+      <w:pPr>
+        <w:ind w:left="4320" w:hanging="180"/>
+      </w:pPr>
+    </w:lvl>
+    <w:lvl w:ilvl="6" w:tplc="FFFFFFFF" w:tentative="1">
+      <w:start w:val="1"/>
+      <w:numFmt w:val="decimal"/>
+      <w:lvlText w:val="%7."/>
+      <w:lvlJc w:val="left"/>
+      <w:pPr>
+        <w:ind w:left="5040" w:hanging="360"/>
+      </w:pPr>
+    </w:lvl>
+    <w:lvl w:ilvl="7" w:tplc="FFFFFFFF" w:tentative="1">
+      <w:start w:val="1"/>
+      <w:numFmt w:val="lowerLetter"/>
+      <w:lvlText w:val="%8."/>
+      <w:lvlJc w:val="left"/>
+      <w:pPr>
+        <w:ind w:left="5760" w:hanging="360"/>
+      </w:pPr>
+    </w:lvl>
+    <w:lvl w:ilvl="8" w:tplc="FFFFFFFF" w:tentative="1">
+      <w:start w:val="1"/>
+      <w:numFmt w:val="lowerRoman"/>
+      <w:lvlText w:val="%9."/>
+      <w:lvlJc w:val="right"/>
+      <w:pPr>
+        <w:ind w:left="6480" w:hanging="180"/>
+      </w:pPr>
+    </w:lvl>
+  </w:abstractNum>
+  <w:abstractNum w:abstractNumId="7" w15:restartNumberingAfterBreak="0">
     <w:nsid w:val="3DF77024"/>
     <w:multiLevelType w:val="hybridMultilevel"/>
     <w:tmpl w:val="067C2358"/>
@@ -22786,7 +27812,7 @@
       </w:pPr>
     </w:lvl>
   </w:abstractNum>
-  <w:abstractNum w:abstractNumId="7" w15:restartNumberingAfterBreak="0">
+  <w:abstractNum w:abstractNumId="8" w15:restartNumberingAfterBreak="0">
     <w:nsid w:val="3F055D22"/>
     <w:multiLevelType w:val="hybridMultilevel"/>
     <w:tmpl w:val="534AAA82"/>
@@ -22876,7 +27902,7 @@
       </w:pPr>
     </w:lvl>
   </w:abstractNum>
-  <w:abstractNum w:abstractNumId="8" w15:restartNumberingAfterBreak="0">
+  <w:abstractNum w:abstractNumId="9" w15:restartNumberingAfterBreak="0">
     <w:nsid w:val="42A85E4A"/>
     <w:multiLevelType w:val="multilevel"/>
     <w:tmpl w:val="02CA459E"/>
@@ -23025,7 +28051,7 @@
       </w:rPr>
     </w:lvl>
   </w:abstractNum>
-  <w:abstractNum w:abstractNumId="9" w15:restartNumberingAfterBreak="0">
+  <w:abstractNum w:abstractNumId="10" w15:restartNumberingAfterBreak="0">
     <w:nsid w:val="51574E4B"/>
     <w:multiLevelType w:val="hybridMultilevel"/>
     <w:tmpl w:val="45D8E4CA"/>
@@ -23116,7 +28142,7 @@
       </w:pPr>
     </w:lvl>
   </w:abstractNum>
-  <w:abstractNum w:abstractNumId="10" w15:restartNumberingAfterBreak="0">
+  <w:abstractNum w:abstractNumId="11" w15:restartNumberingAfterBreak="0">
     <w:nsid w:val="640F4DB7"/>
     <w:multiLevelType w:val="hybridMultilevel"/>
     <w:tmpl w:val="90D270A0"/>
@@ -23229,7 +28255,7 @@
       </w:rPr>
     </w:lvl>
   </w:abstractNum>
-  <w:abstractNum w:abstractNumId="11" w15:restartNumberingAfterBreak="0">
+  <w:abstractNum w:abstractNumId="12" w15:restartNumberingAfterBreak="0">
     <w:nsid w:val="78C8523C"/>
     <w:multiLevelType w:val="hybridMultilevel"/>
     <w:tmpl w:val="F7A4DAD4"/>
@@ -23326,7 +28352,7 @@
     </w:lvlOverride>
   </w:num>
   <w:num w:numId="2" w16cid:durableId="1293170697">
-    <w:abstractNumId w:val="10"/>
+    <w:abstractNumId w:val="11"/>
   </w:num>
   <w:num w:numId="3" w16cid:durableId="460418922">
     <w:abstractNumId w:val="1"/>
@@ -23335,7 +28361,7 @@
     <w:abstractNumId w:val="5"/>
   </w:num>
   <w:num w:numId="5" w16cid:durableId="248268867">
-    <w:abstractNumId w:val="8"/>
+    <w:abstractNumId w:val="9"/>
   </w:num>
   <w:num w:numId="6" w16cid:durableId="315032362">
     <w:abstractNumId w:val="0"/>
@@ -23347,16 +28373,19 @@
     <w:abstractNumId w:val="3"/>
   </w:num>
   <w:num w:numId="9" w16cid:durableId="2132478542">
-    <w:abstractNumId w:val="11"/>
+    <w:abstractNumId w:val="12"/>
   </w:num>
   <w:num w:numId="10" w16cid:durableId="1200511047">
-    <w:abstractNumId w:val="9"/>
+    <w:abstractNumId w:val="10"/>
   </w:num>
   <w:num w:numId="11" w16cid:durableId="1003435929">
-    <w:abstractNumId w:val="6"/>
+    <w:abstractNumId w:val="7"/>
   </w:num>
   <w:num w:numId="12" w16cid:durableId="1659530795">
-    <w:abstractNumId w:val="7"/>
+    <w:abstractNumId w:val="8"/>
+  </w:num>
+  <w:num w:numId="13" w16cid:durableId="1150093905">
+    <w:abstractNumId w:val="6"/>
   </w:num>
 </w:numbering>
 </file>
@@ -23971,7 +29000,6 @@
   <w:style w:type="character" w:default="1" w:styleId="DefaultParagraphFont">
     <w:name w:val="Default Paragraph Font"/>
     <w:uiPriority w:val="1"/>
-    <w:semiHidden/>
     <w:unhideWhenUsed/>
   </w:style>
   <w:style w:type="table" w:default="1" w:styleId="TableNormal">

--- a/SDLC_Group1.docx
+++ b/SDLC_Group1.docx
@@ -17231,7 +17231,7 @@
           <w:ilvl w:val="0"/>
           <w:numId w:val="12"/>
         </w:numPr>
-        <w:spacing w:before="0" w:after="0" w:line="360" w:lineRule="auto"/>
+        <w:spacing w:line="360" w:lineRule="auto"/>
         <w:ind w:left="851"/>
         <w:jc w:val="both"/>
         <w:rPr>
@@ -18276,7 +18276,7 @@
           <w:ilvl w:val="0"/>
           <w:numId w:val="12"/>
         </w:numPr>
-        <w:spacing w:before="0" w:after="0" w:line="360" w:lineRule="auto"/>
+        <w:spacing w:line="360" w:lineRule="auto"/>
         <w:ind w:left="851"/>
         <w:jc w:val="both"/>
         <w:rPr>
@@ -19354,7 +19354,7 @@
           <w:ilvl w:val="0"/>
           <w:numId w:val="12"/>
         </w:numPr>
-        <w:spacing w:before="0" w:after="0" w:line="360" w:lineRule="auto"/>
+        <w:spacing w:line="360" w:lineRule="auto"/>
         <w:ind w:left="851"/>
         <w:jc w:val="both"/>
         <w:rPr>
@@ -20335,7 +20335,7 @@
           <w:ilvl w:val="0"/>
           <w:numId w:val="12"/>
         </w:numPr>
-        <w:spacing w:before="0" w:after="0" w:line="360" w:lineRule="auto"/>
+        <w:spacing w:line="360" w:lineRule="auto"/>
         <w:ind w:left="851"/>
         <w:jc w:val="both"/>
         <w:rPr>
@@ -21368,7 +21368,7 @@
           <w:ilvl w:val="0"/>
           <w:numId w:val="11"/>
         </w:numPr>
-        <w:spacing w:before="0" w:after="0" w:line="360" w:lineRule="auto"/>
+        <w:spacing w:line="360" w:lineRule="auto"/>
         <w:ind w:left="426"/>
         <w:jc w:val="both"/>
         <w:rPr>
@@ -21390,18 +21390,7 @@
           <w:sz w:val="28"/>
           <w:szCs w:val="28"/>
         </w:rPr>
-        <w:t>Ke</w:t>
-      </w:r>
-      <w:r>
-        <w:rPr>
-          <w:rFonts w:ascii="Times New Roman" w:eastAsia="Arial" w:hAnsi="Times New Roman" w:cs="Times New Roman"/>
-          <w:b/>
-          <w:bCs/>
-          <w:color w:val="auto"/>
-          <w:sz w:val="28"/>
-          <w:szCs w:val="28"/>
-        </w:rPr>
-        <w:t>kurangan</w:t>
+        <w:t>Kekurangan</w:t>
       </w:r>
       <w:proofErr w:type="spellEnd"/>
       <w:r>
@@ -21447,7 +21436,7 @@
           <w:ilvl w:val="0"/>
           <w:numId w:val="13"/>
         </w:numPr>
-        <w:spacing w:before="0" w:after="0" w:line="360" w:lineRule="auto"/>
+        <w:spacing w:line="360" w:lineRule="auto"/>
         <w:ind w:left="851"/>
         <w:jc w:val="both"/>
         <w:rPr>
@@ -22456,7 +22445,7 @@
           <w:ilvl w:val="0"/>
           <w:numId w:val="13"/>
         </w:numPr>
-        <w:spacing w:before="0" w:after="0" w:line="360" w:lineRule="auto"/>
+        <w:spacing w:line="360" w:lineRule="auto"/>
         <w:ind w:left="851"/>
         <w:jc w:val="both"/>
         <w:rPr>
@@ -23391,7 +23380,7 @@
           <w:ilvl w:val="0"/>
           <w:numId w:val="13"/>
         </w:numPr>
-        <w:spacing w:before="0" w:after="0" w:line="360" w:lineRule="auto"/>
+        <w:spacing w:line="360" w:lineRule="auto"/>
         <w:ind w:left="851"/>
         <w:jc w:val="both"/>
         <w:rPr>
@@ -24295,7 +24284,7 @@
           <w:ilvl w:val="0"/>
           <w:numId w:val="13"/>
         </w:numPr>
-        <w:spacing w:before="0" w:after="0" w:line="360" w:lineRule="auto"/>
+        <w:spacing w:line="360" w:lineRule="auto"/>
         <w:ind w:left="851"/>
         <w:jc w:val="both"/>
         <w:rPr>
@@ -25231,7 +25220,7 @@
           <w:ilvl w:val="0"/>
           <w:numId w:val="13"/>
         </w:numPr>
-        <w:spacing w:before="0" w:after="0" w:line="360" w:lineRule="auto"/>
+        <w:spacing w:line="360" w:lineRule="auto"/>
         <w:ind w:left="851"/>
         <w:jc w:val="both"/>
         <w:rPr>
@@ -26293,6 +26282,8 @@
           <w:rFonts w:ascii="Times New Roman" w:hAnsi="Times New Roman" w:cs="Times New Roman"/>
           <w:b/>
           <w:bCs/>
+          <w:sz w:val="28"/>
+          <w:szCs w:val="28"/>
         </w:rPr>
         <w:lastRenderedPageBreak/>
         <w:t>Daftar Pustaka</w:t>
@@ -29000,6 +28991,7 @@
   <w:style w:type="character" w:default="1" w:styleId="DefaultParagraphFont">
     <w:name w:val="Default Paragraph Font"/>
     <w:uiPriority w:val="1"/>
+    <w:semiHidden/>
     <w:unhideWhenUsed/>
   </w:style>
   <w:style w:type="table" w:default="1" w:styleId="TableNormal">

--- a/SDLC_Group1.docx
+++ b/SDLC_Group1.docx
@@ -9866,7 +9866,23 @@
           <w:sz w:val="24"/>
           <w:szCs w:val="24"/>
         </w:rPr>
-        <w:t xml:space="preserve"> (10 </w:t>
+        <w:t xml:space="preserve"> (</w:t>
+      </w:r>
+      <w:r>
+        <w:rPr>
+          <w:rFonts w:ascii="Times New Roman" w:hAnsi="Times New Roman" w:cs="Times New Roman"/>
+          <w:sz w:val="24"/>
+          <w:szCs w:val="24"/>
+        </w:rPr>
+        <w:t>8</w:t>
+      </w:r>
+      <w:r>
+        <w:rPr>
+          <w:rFonts w:ascii="Times New Roman" w:hAnsi="Times New Roman" w:cs="Times New Roman"/>
+          <w:sz w:val="24"/>
+          <w:szCs w:val="24"/>
+        </w:rPr>
+        <w:t xml:space="preserve"> </w:t>
       </w:r>
       <w:proofErr w:type="spellStart"/>
       <w:r>
@@ -10301,23 +10317,24 @@
       </w:pPr>
       <w:r>
         <w:rPr>
-          <w:noProof/>
-          <w14:ligatures w14:val="standardContextual"/>
+          <w:rFonts w:ascii="Times New Roman" w:hAnsi="Times New Roman" w:cs="Times New Roman"/>
+          <w:sz w:val="24"/>
+          <w:szCs w:val="24"/>
         </w:rPr>
         <w:lastRenderedPageBreak/>
         <w:drawing>
-          <wp:anchor distT="0" distB="0" distL="114300" distR="114300" simplePos="0" relativeHeight="251659264" behindDoc="0" locked="0" layoutInCell="1" allowOverlap="1" wp14:anchorId="36F0A3AD" wp14:editId="1844C3CF">
+          <wp:anchor distT="0" distB="0" distL="114300" distR="114300" simplePos="0" relativeHeight="251659264" behindDoc="0" locked="0" layoutInCell="1" allowOverlap="1" wp14:anchorId="388D72E9" wp14:editId="71813FFB">
             <wp:simplePos x="0" y="0"/>
-            <wp:positionH relativeFrom="margin">
-              <wp:posOffset>-245110</wp:posOffset>
+            <wp:positionH relativeFrom="column">
+              <wp:posOffset>-228600</wp:posOffset>
             </wp:positionH>
             <wp:positionV relativeFrom="paragraph">
-              <wp:posOffset>371475</wp:posOffset>
+              <wp:posOffset>19050</wp:posOffset>
             </wp:positionV>
-            <wp:extent cx="9535160" cy="4179570"/>
-            <wp:effectExtent l="0" t="0" r="8890" b="0"/>
+            <wp:extent cx="9629775" cy="4305300"/>
+            <wp:effectExtent l="0" t="0" r="9525" b="0"/>
             <wp:wrapTopAndBottom/>
-            <wp:docPr id="940891722" name="Picture 4"/>
+            <wp:docPr id="994926482" name="Picture 1"/>
             <wp:cNvGraphicFramePr>
               <a:graphicFrameLocks xmlns:a="http://schemas.openxmlformats.org/drawingml/2006/main" noChangeAspect="1"/>
             </wp:cNvGraphicFramePr>
@@ -10325,7 +10342,7 @@
               <a:graphicData uri="http://schemas.openxmlformats.org/drawingml/2006/picture">
                 <pic:pic xmlns:pic="http://schemas.openxmlformats.org/drawingml/2006/picture">
                   <pic:nvPicPr>
-                    <pic:cNvPr id="940891722" name="Picture 940891722"/>
+                    <pic:cNvPr id="994926482" name=""/>
                     <pic:cNvPicPr/>
                   </pic:nvPicPr>
                   <pic:blipFill>
@@ -10343,7 +10360,7 @@
                   <pic:spPr>
                     <a:xfrm>
                       <a:off x="0" y="0"/>
-                      <a:ext cx="9535160" cy="4179570"/>
+                      <a:ext cx="9629775" cy="4305300"/>
                     </a:xfrm>
                     <a:prstGeom prst="rect">
                       <a:avLst/>
@@ -10731,7 +10748,7 @@
                 <w:sz w:val="20"/>
                 <w:szCs w:val="20"/>
               </w:rPr>
-              <w:t>Minggu</w:t>
+              <w:t>periode</w:t>
             </w:r>
             <w:proofErr w:type="spellEnd"/>
           </w:p>
@@ -10978,7 +10995,7 @@
                 <w:sz w:val="20"/>
                 <w:szCs w:val="20"/>
               </w:rPr>
-              <w:t>Minggu</w:t>
+              <w:t>periode</w:t>
             </w:r>
             <w:proofErr w:type="spellEnd"/>
           </w:p>
@@ -11111,7 +11128,23 @@
                 <w:sz w:val="20"/>
                 <w:szCs w:val="20"/>
               </w:rPr>
-              <w:t xml:space="preserve"> 1 Mar </w:t>
+              <w:t xml:space="preserve"> 1 </w:t>
+            </w:r>
+            <w:r>
+              <w:rPr>
+                <w:rFonts w:ascii="Times New Roman" w:hAnsi="Times New Roman" w:cs="Times New Roman"/>
+                <w:sz w:val="20"/>
+                <w:szCs w:val="20"/>
+              </w:rPr>
+              <w:t>April</w:t>
+            </w:r>
+            <w:r>
+              <w:rPr>
+                <w:rFonts w:ascii="Times New Roman" w:hAnsi="Times New Roman" w:cs="Times New Roman"/>
+                <w:sz w:val="20"/>
+                <w:szCs w:val="20"/>
+              </w:rPr>
+              <w:t xml:space="preserve"> </w:t>
             </w:r>
             <w:r>
               <w:rPr>
@@ -11145,7 +11178,23 @@
                 <w:sz w:val="20"/>
                 <w:szCs w:val="20"/>
               </w:rPr>
-              <w:t xml:space="preserve"> 2 Mei</w:t>
+              <w:t xml:space="preserve"> </w:t>
+            </w:r>
+            <w:r>
+              <w:rPr>
+                <w:rFonts w:ascii="Times New Roman" w:hAnsi="Times New Roman" w:cs="Times New Roman"/>
+                <w:sz w:val="20"/>
+                <w:szCs w:val="20"/>
+              </w:rPr>
+              <w:t>4</w:t>
+            </w:r>
+            <w:r>
+              <w:rPr>
+                <w:rFonts w:ascii="Times New Roman" w:hAnsi="Times New Roman" w:cs="Times New Roman"/>
+                <w:sz w:val="20"/>
+                <w:szCs w:val="20"/>
+              </w:rPr>
+              <w:t xml:space="preserve"> Mei</w:t>
             </w:r>
           </w:p>
         </w:tc>
@@ -11170,7 +11219,15 @@
                 <w:sz w:val="20"/>
                 <w:szCs w:val="20"/>
               </w:rPr>
-              <w:t xml:space="preserve">10 </w:t>
+              <w:t>8</w:t>
+            </w:r>
+            <w:r>
+              <w:rPr>
+                <w:rFonts w:ascii="Times New Roman" w:hAnsi="Times New Roman" w:cs="Times New Roman"/>
+                <w:sz w:val="20"/>
+                <w:szCs w:val="20"/>
+              </w:rPr>
+              <w:t xml:space="preserve"> </w:t>
             </w:r>
             <w:proofErr w:type="spellStart"/>
             <w:r>
@@ -11179,7 +11236,7 @@
                 <w:sz w:val="20"/>
                 <w:szCs w:val="20"/>
               </w:rPr>
-              <w:t>Minggu</w:t>
+              <w:t>periode</w:t>
             </w:r>
             <w:proofErr w:type="spellEnd"/>
           </w:p>
@@ -11438,7 +11495,23 @@
                 <w:sz w:val="20"/>
                 <w:szCs w:val="20"/>
               </w:rPr>
-              <w:t xml:space="preserve"> 2 Mei </w:t>
+              <w:t xml:space="preserve"> </w:t>
+            </w:r>
+            <w:r>
+              <w:rPr>
+                <w:rFonts w:ascii="Times New Roman" w:hAnsi="Times New Roman" w:cs="Times New Roman"/>
+                <w:sz w:val="20"/>
+                <w:szCs w:val="20"/>
+              </w:rPr>
+              <w:t>4</w:t>
+            </w:r>
+            <w:r>
+              <w:rPr>
+                <w:rFonts w:ascii="Times New Roman" w:hAnsi="Times New Roman" w:cs="Times New Roman"/>
+                <w:sz w:val="20"/>
+                <w:szCs w:val="20"/>
+              </w:rPr>
+              <w:t xml:space="preserve"> Mei </w:t>
             </w:r>
             <w:r>
               <w:rPr>
@@ -11472,7 +11545,31 @@
                 <w:sz w:val="20"/>
                 <w:szCs w:val="20"/>
               </w:rPr>
-              <w:t xml:space="preserve"> 3 Mei</w:t>
+              <w:t xml:space="preserve"> </w:t>
+            </w:r>
+            <w:r>
+              <w:rPr>
+                <w:rFonts w:ascii="Times New Roman" w:hAnsi="Times New Roman" w:cs="Times New Roman"/>
+                <w:sz w:val="20"/>
+                <w:szCs w:val="20"/>
+              </w:rPr>
+              <w:t>1</w:t>
+            </w:r>
+            <w:r>
+              <w:rPr>
+                <w:rFonts w:ascii="Times New Roman" w:hAnsi="Times New Roman" w:cs="Times New Roman"/>
+                <w:sz w:val="20"/>
+                <w:szCs w:val="20"/>
+              </w:rPr>
+              <w:t xml:space="preserve"> </w:t>
+            </w:r>
+            <w:r>
+              <w:rPr>
+                <w:rFonts w:ascii="Times New Roman" w:hAnsi="Times New Roman" w:cs="Times New Roman"/>
+                <w:sz w:val="20"/>
+                <w:szCs w:val="20"/>
+              </w:rPr>
+              <w:t>Juni</w:t>
             </w:r>
           </w:p>
         </w:tc>
@@ -11506,7 +11603,7 @@
                 <w:sz w:val="20"/>
                 <w:szCs w:val="20"/>
               </w:rPr>
-              <w:t>Minggu</w:t>
+              <w:t>periode</w:t>
             </w:r>
             <w:proofErr w:type="spellEnd"/>
           </w:p>
@@ -11696,7 +11793,39 @@
                 <w:sz w:val="20"/>
                 <w:szCs w:val="20"/>
               </w:rPr>
-              <w:t xml:space="preserve"> 3 Mei </w:t>
+              <w:t xml:space="preserve"> </w:t>
+            </w:r>
+            <w:r>
+              <w:rPr>
+                <w:rFonts w:ascii="Times New Roman" w:hAnsi="Times New Roman" w:cs="Times New Roman"/>
+                <w:sz w:val="20"/>
+                <w:szCs w:val="20"/>
+              </w:rPr>
+              <w:t>1</w:t>
+            </w:r>
+            <w:r>
+              <w:rPr>
+                <w:rFonts w:ascii="Times New Roman" w:hAnsi="Times New Roman" w:cs="Times New Roman"/>
+                <w:sz w:val="20"/>
+                <w:szCs w:val="20"/>
+              </w:rPr>
+              <w:t xml:space="preserve"> </w:t>
+            </w:r>
+            <w:r>
+              <w:rPr>
+                <w:rFonts w:ascii="Times New Roman" w:hAnsi="Times New Roman" w:cs="Times New Roman"/>
+                <w:sz w:val="20"/>
+                <w:szCs w:val="20"/>
+              </w:rPr>
+              <w:t>Jun</w:t>
+            </w:r>
+            <w:r>
+              <w:rPr>
+                <w:rFonts w:ascii="Times New Roman" w:hAnsi="Times New Roman" w:cs="Times New Roman"/>
+                <w:sz w:val="20"/>
+                <w:szCs w:val="20"/>
+              </w:rPr>
+              <w:t xml:space="preserve"> </w:t>
             </w:r>
             <w:r>
               <w:rPr>
@@ -11730,7 +11859,23 @@
                 <w:sz w:val="20"/>
                 <w:szCs w:val="20"/>
               </w:rPr>
-              <w:t xml:space="preserve"> 1 Jun</w:t>
+              <w:t xml:space="preserve"> </w:t>
+            </w:r>
+            <w:r>
+              <w:rPr>
+                <w:rFonts w:ascii="Times New Roman" w:hAnsi="Times New Roman" w:cs="Times New Roman"/>
+                <w:sz w:val="20"/>
+                <w:szCs w:val="20"/>
+              </w:rPr>
+              <w:t>2</w:t>
+            </w:r>
+            <w:r>
+              <w:rPr>
+                <w:rFonts w:ascii="Times New Roman" w:hAnsi="Times New Roman" w:cs="Times New Roman"/>
+                <w:sz w:val="20"/>
+                <w:szCs w:val="20"/>
+              </w:rPr>
+              <w:t xml:space="preserve"> Jun</w:t>
             </w:r>
           </w:p>
         </w:tc>
@@ -11755,7 +11900,15 @@
                 <w:sz w:val="20"/>
                 <w:szCs w:val="20"/>
               </w:rPr>
-              <w:t xml:space="preserve">3 </w:t>
+              <w:t>2</w:t>
+            </w:r>
+            <w:r>
+              <w:rPr>
+                <w:rFonts w:ascii="Times New Roman" w:hAnsi="Times New Roman" w:cs="Times New Roman"/>
+                <w:sz w:val="20"/>
+                <w:szCs w:val="20"/>
+              </w:rPr>
+              <w:t xml:space="preserve"> </w:t>
             </w:r>
             <w:proofErr w:type="spellStart"/>
             <w:r>
@@ -11764,7 +11917,7 @@
                 <w:sz w:val="20"/>
                 <w:szCs w:val="20"/>
               </w:rPr>
-              <w:t>Minggu</w:t>
+              <w:t>periode</w:t>
             </w:r>
             <w:proofErr w:type="spellEnd"/>
           </w:p>
@@ -18696,7 +18849,23 @@
           <w:sz w:val="24"/>
           <w:szCs w:val="24"/>
         </w:rPr>
-        <w:t xml:space="preserve">, 10 </w:t>
+        <w:t xml:space="preserve">, </w:t>
+      </w:r>
+      <w:r>
+        <w:rPr>
+          <w:rFonts w:ascii="Times New Roman" w:hAnsi="Times New Roman" w:cs="Times New Roman"/>
+          <w:sz w:val="24"/>
+          <w:szCs w:val="24"/>
+        </w:rPr>
+        <w:t>8</w:t>
+      </w:r>
+      <w:r>
+        <w:rPr>
+          <w:rFonts w:ascii="Times New Roman" w:hAnsi="Times New Roman" w:cs="Times New Roman"/>
+          <w:sz w:val="24"/>
+          <w:szCs w:val="24"/>
+        </w:rPr>
+        <w:t xml:space="preserve"> </w:t>
       </w:r>
       <w:proofErr w:type="spellStart"/>
       <w:r>

--- a/SDLC_Group1.docx
+++ b/SDLC_Group1.docx
@@ -10318,6 +10318,7 @@
       <w:r>
         <w:rPr>
           <w:rFonts w:ascii="Times New Roman" w:hAnsi="Times New Roman" w:cs="Times New Roman"/>
+          <w:noProof/>
           <w:sz w:val="24"/>
           <w:szCs w:val="24"/>
         </w:rPr>
@@ -12155,7 +12156,7 @@
           <w:sz w:val="24"/>
           <w:szCs w:val="24"/>
         </w:rPr>
-        <w:t xml:space="preserve"> dan </w:t>
+        <w:t xml:space="preserve"> </w:t>
       </w:r>
       <w:proofErr w:type="spellStart"/>
       <w:r>
@@ -12164,7 +12165,7 @@
           <w:sz w:val="24"/>
           <w:szCs w:val="24"/>
         </w:rPr>
-        <w:t>finalisasi</w:t>
+        <w:t>dokumen</w:t>
       </w:r>
       <w:proofErr w:type="spellEnd"/>
       <w:r>
@@ -12173,25 +12174,15 @@
           <w:sz w:val="24"/>
           <w:szCs w:val="24"/>
         </w:rPr>
-        <w:t xml:space="preserve"> </w:t>
-      </w:r>
-      <w:proofErr w:type="spellStart"/>
+        <w:t xml:space="preserve"> SRS</w:t>
+      </w:r>
       <w:r>
         <w:rPr>
           <w:rFonts w:ascii="Times New Roman" w:eastAsia="Times New Roman" w:hAnsi="Times New Roman" w:cs="Times New Roman"/>
           <w:sz w:val="24"/>
           <w:szCs w:val="24"/>
         </w:rPr>
-        <w:t>dokumen</w:t>
-      </w:r>
-      <w:proofErr w:type="spellEnd"/>
-      <w:r>
-        <w:rPr>
-          <w:rFonts w:ascii="Times New Roman" w:eastAsia="Times New Roman" w:hAnsi="Times New Roman" w:cs="Times New Roman"/>
-          <w:sz w:val="24"/>
-          <w:szCs w:val="24"/>
-        </w:rPr>
-        <w:t xml:space="preserve"> SRS v1.0 –v1.9.</w:t>
+        <w:t>.</w:t>
       </w:r>
     </w:p>
     <w:p>
@@ -12800,7 +12791,15 @@
           <w:sz w:val="24"/>
           <w:szCs w:val="24"/>
         </w:rPr>
-        <w:t xml:space="preserve"> Class Diagram (revision final v1.5–v1.6).</w:t>
+        <w:t xml:space="preserve"> Class Diagram</w:t>
+      </w:r>
+      <w:r>
+        <w:rPr>
+          <w:rFonts w:ascii="Times New Roman" w:eastAsia="Times New Roman" w:hAnsi="Times New Roman" w:cs="Times New Roman"/>
+          <w:sz w:val="24"/>
+          <w:szCs w:val="24"/>
+        </w:rPr>
+        <w:t>.</w:t>
       </w:r>
     </w:p>
     <w:p>
@@ -17779,43 +17778,7 @@
           <w:sz w:val="24"/>
           <w:szCs w:val="24"/>
         </w:rPr>
-        <w:t xml:space="preserve"> (SRS) </w:t>
-      </w:r>
-      <w:proofErr w:type="spellStart"/>
-      <w:r>
-        <w:rPr>
-          <w:rFonts w:ascii="Times New Roman" w:hAnsi="Times New Roman" w:cs="Times New Roman"/>
-          <w:sz w:val="24"/>
-          <w:szCs w:val="24"/>
-        </w:rPr>
-        <w:t>hingga</w:t>
-      </w:r>
-      <w:proofErr w:type="spellEnd"/>
-      <w:r>
-        <w:rPr>
-          <w:rFonts w:ascii="Times New Roman" w:hAnsi="Times New Roman" w:cs="Times New Roman"/>
-          <w:sz w:val="24"/>
-          <w:szCs w:val="24"/>
-        </w:rPr>
-        <w:t xml:space="preserve"> </w:t>
-      </w:r>
-      <w:proofErr w:type="spellStart"/>
-      <w:r>
-        <w:rPr>
-          <w:rFonts w:ascii="Times New Roman" w:hAnsi="Times New Roman" w:cs="Times New Roman"/>
-          <w:sz w:val="24"/>
-          <w:szCs w:val="24"/>
-        </w:rPr>
-        <w:t>versi</w:t>
-      </w:r>
-      <w:proofErr w:type="spellEnd"/>
-      <w:r>
-        <w:rPr>
-          <w:rFonts w:ascii="Times New Roman" w:hAnsi="Times New Roman" w:cs="Times New Roman"/>
-          <w:sz w:val="24"/>
-          <w:szCs w:val="24"/>
-        </w:rPr>
-        <w:t xml:space="preserve"> 1.9, </w:t>
+        <w:t xml:space="preserve"> (SRS), </w:t>
       </w:r>
       <w:proofErr w:type="spellStart"/>
       <w:r>

--- a/SDLC_Group1.docx
+++ b/SDLC_Group1.docx
@@ -351,7 +351,7 @@
                     </pic:cNvPicPr>
                   </pic:nvPicPr>
                   <pic:blipFill>
-                    <a:blip r:embed="rId5" cstate="print">
+                    <a:blip r:embed="rId6" cstate="print">
                       <a:extLst>
                         <a:ext uri="{28A0092B-C50C-407E-A947-70E740481C1C}">
                           <a14:useLocalDpi xmlns:a14="http://schemas.microsoft.com/office/drawing/2010/main" val="0"/>
@@ -1278,21 +1278,22 @@
           <w:noProof/>
           <w:sz w:val="24"/>
           <w:szCs w:val="24"/>
+          <w14:ligatures w14:val="standardContextual"/>
         </w:rPr>
         <w:lastRenderedPageBreak/>
         <w:drawing>
-          <wp:anchor distT="0" distB="0" distL="114300" distR="114300" simplePos="0" relativeHeight="251659264" behindDoc="0" locked="0" layoutInCell="1" allowOverlap="1" wp14:anchorId="388D72E9" wp14:editId="71813FFB">
+          <wp:anchor distT="0" distB="0" distL="114300" distR="114300" simplePos="0" relativeHeight="251658240" behindDoc="0" locked="0" layoutInCell="1" allowOverlap="1" wp14:anchorId="6138FFB4" wp14:editId="75D85265">
             <wp:simplePos x="0" y="0"/>
             <wp:positionH relativeFrom="column">
-              <wp:posOffset>-228600</wp:posOffset>
+              <wp:posOffset>-428625</wp:posOffset>
             </wp:positionH>
             <wp:positionV relativeFrom="paragraph">
-              <wp:posOffset>19050</wp:posOffset>
+              <wp:posOffset>247650</wp:posOffset>
             </wp:positionV>
-            <wp:extent cx="9629775" cy="4305300"/>
-            <wp:effectExtent l="0" t="0" r="9525" b="0"/>
+            <wp:extent cx="9774715" cy="4038600"/>
+            <wp:effectExtent l="0" t="0" r="0" b="0"/>
             <wp:wrapTopAndBottom/>
-            <wp:docPr id="994926482" name="Picture 1"/>
+            <wp:docPr id="1741715895" name="Picture 1"/>
             <wp:cNvGraphicFramePr>
               <a:graphicFrameLocks xmlns:a="http://schemas.openxmlformats.org/drawingml/2006/main" noChangeAspect="1"/>
             </wp:cNvGraphicFramePr>
@@ -1300,11 +1301,11 @@
               <a:graphicData uri="http://schemas.openxmlformats.org/drawingml/2006/picture">
                 <pic:pic xmlns:pic="http://schemas.openxmlformats.org/drawingml/2006/picture">
                   <pic:nvPicPr>
-                    <pic:cNvPr id="994926482" name=""/>
+                    <pic:cNvPr id="1741715895" name="Picture 1741715895"/>
                     <pic:cNvPicPr/>
                   </pic:nvPicPr>
                   <pic:blipFill>
-                    <a:blip r:embed="rId6">
+                    <a:blip r:embed="rId7">
                       <a:extLst>
                         <a:ext uri="{28A0092B-C50C-407E-A947-70E740481C1C}">
                           <a14:useLocalDpi xmlns:a14="http://schemas.microsoft.com/office/drawing/2010/main" val="0"/>
@@ -1318,7 +1319,7 @@
                   <pic:spPr>
                     <a:xfrm>
                       <a:off x="0" y="0"/>
-                      <a:ext cx="9629775" cy="4305300"/>
+                      <a:ext cx="9774715" cy="4038600"/>
                     </a:xfrm>
                     <a:prstGeom prst="rect">
                       <a:avLst/>
@@ -1831,6 +1832,16 @@
               </w:rPr>
               <w:t>Implementation</w:t>
             </w:r>
+            <w:r>
+              <w:rPr>
+                <w:rFonts w:ascii="Times New Roman" w:hAnsi="Times New Roman" w:cs="Times New Roman"/>
+                <w:b/>
+                <w:bCs/>
+                <w:sz w:val="20"/>
+                <w:szCs w:val="20"/>
+              </w:rPr>
+              <w:t xml:space="preserve"> (coding)</w:t>
+            </w:r>
           </w:p>
         </w:tc>
         <w:tc>
@@ -5623,7 +5634,7 @@
         </w:rPr>
         <w:t xml:space="preserve">, 5(2), 147-154. </w:t>
       </w:r>
-      <w:hyperlink r:id="rId7" w:history="1">
+      <w:hyperlink r:id="rId8" w:history="1">
         <w:r>
           <w:rPr>
             <w:rStyle w:val="Hyperlink"/>
@@ -5687,7 +5698,7 @@
         </w:rPr>
         <w:t xml:space="preserve">, 14(3). </w:t>
       </w:r>
-      <w:hyperlink r:id="rId8" w:history="1">
+      <w:hyperlink r:id="rId9" w:history="1">
         <w:r>
           <w:rPr>
             <w:rStyle w:val="Hyperlink"/>
@@ -5735,7 +5746,7 @@
         </w:rPr>
         <w:t xml:space="preserve">. Dicoding. </w:t>
       </w:r>
-      <w:hyperlink r:id="rId9" w:history="1">
+      <w:hyperlink r:id="rId10" w:history="1">
         <w:r>
           <w:rPr>
             <w:rStyle w:val="Hyperlink"/>
@@ -5783,7 +5794,7 @@
         </w:rPr>
         <w:t xml:space="preserve">, 1. </w:t>
       </w:r>
-      <w:hyperlink r:id="rId10" w:history="1">
+      <w:hyperlink r:id="rId11" w:history="1">
         <w:r>
           <w:rPr>
             <w:rStyle w:val="Hyperlink"/>
@@ -8612,4 +8623,16 @@
     </a:ext>
   </a:extLst>
 </a:theme>
+</file>
+
+<file path=customXml/item1.xml><?xml version="1.0" encoding="utf-8"?>
+<b:Sources xmlns:b="http://schemas.openxmlformats.org/officeDocument/2006/bibliography" xmlns="http://schemas.openxmlformats.org/officeDocument/2006/bibliography" SelectedStyle="\IEEE2006OfficeOnline.xsl" StyleName="IEEE" Version="2006"/>
+</file>
+
+<file path=customXml/itemProps1.xml><?xml version="1.0" encoding="utf-8"?>
+<ds:datastoreItem xmlns:ds="http://schemas.openxmlformats.org/officeDocument/2006/customXml" ds:itemID="{C1766C6D-B4DF-4A5E-B03B-FE0A0CBCD182}">
+  <ds:schemaRefs>
+    <ds:schemaRef ds:uri="http://schemas.openxmlformats.org/officeDocument/2006/bibliography"/>
+  </ds:schemaRefs>
+</ds:datastoreItem>
 </file>